--- a/docs/project-profile-intake-form.docx
+++ b/docs/project-profile-intake-form.docx
@@ -23,7 +23,7 @@
           <w:sz w:val="20"/>
           <w:szCs w:val="20"/>
         </w:rPr>
-        <w:t xml:space="preserve">This form collects everything needed to turn the Falcon App template into a real client project — business details, page content, colors, and access credentials. Fill in every field you can; leave optional sections' checkbox unticked if the client doesn't want that section. Once completed, hand this document to your developer (or paste its contents into a prompt for Claude Code) to populate config/site.js and the color theme.</w:t>
+        <w:t xml:space="preserve">This form collects everything needed to turn the Falcon Web template into a real client project — business details, page content, colors, and access credentials. Fill in every field you can; leave optional sections' checkbox unticked if the client doesn't want that section. Once completed, hand this document to your developer (or paste its contents into a prompt for Claude Code) to populate config/site.js, seed initial content via the admin panel, and set the color theme.</w:t>
       </w:r>
     </w:p>
     <w:p>
@@ -621,7 +621,7 @@
                 <w:sz w:val="20"/>
                 <w:szCs w:val="20"/>
               </w:rPr>
-              <w:t xml:space="preserve">WhatsApp opening message</w:t>
+              <w:t xml:space="preserve">WhatsApp button message</w:t>
             </w:r>
           </w:p>
           <w:p>
@@ -633,7 +633,7 @@
                 <w:sz w:val="16"/>
                 <w:szCs w:val="16"/>
               </w:rPr>
-              <w:t xml:space="preserve">Pre-filled message when someone taps the WhatsApp button</w:t>
+              <w:t xml:space="preserve">Pre-filled message when someone taps the floating WhatsApp button</w:t>
             </w:r>
           </w:p>
         </w:tc>
@@ -746,6 +746,30 @@
         <w:t xml:space="preserve">Feeds directly into the theme prompt (docs/theme-prompt-template.md).</w:t>
       </w:r>
     </w:p>
+    <w:p>
+      <w:pPr>
+        <w:spacing w:after="120"/>
+      </w:pPr>
+      <w:r>
+        <w:rPr>
+          <w:sz w:val="20"/>
+          <w:szCs w:val="20"/>
+        </w:rPr>
+        <w:t xml:space="preserve">Pick a built-in theme, or describe a custom look below and Claude will build a matching palette.</w:t>
+      </w:r>
+    </w:p>
+    <w:p>
+      <w:pPr>
+        <w:spacing w:after="120"/>
+      </w:pPr>
+      <w:r>
+        <w:rPr>
+          <w:sz w:val="20"/>
+          <w:szCs w:val="20"/>
+        </w:rPr>
+        <w:t xml:space="preserve">Built-in themes:  ☐ Ocean Blue   ☐ Forest Green   ☐ Desert Orange   ☐ Royal Purple   ☐ Ferrari Red   ☐ Golden   ☐ Burgundy   ☐ Onyx Gold   ☐ Custom (describe below)</w:t>
+      </w:r>
+    </w:p>
     <w:tbl>
       <w:tblPr>
         <w:tblW w:type="dxa" w:w="9000"/>
@@ -801,7 +825,7 @@
                 <w:sz w:val="16"/>
                 <w:szCs w:val="16"/>
               </w:rPr>
-              <w:t xml:space="preserve">Hex code if known, or a description e.g. "deep teal"</w:t>
+              <w:t xml:space="preserve">Hex code if known, or a description e.g. “deep teal” — only needed if Custom</w:t>
             </w:r>
           </w:p>
         </w:tc>
@@ -1719,12 +1743,12 @@
         <w:spacing w:after="80" w:before="320"/>
       </w:pPr>
       <w:r>
-        <w:t xml:space="preserve">6. Trusted by / partner logos</w:t>
+        <w:t xml:space="preserve">6. Partners / trusted by</w:t>
       </w:r>
     </w:p>
     <w:p>
       <w:pPr>
-        <w:spacing w:after="160"/>
+        <w:spacing w:after="120"/>
       </w:pPr>
       <w:r>
         <w:rPr>
@@ -1752,7 +1776,7 @@
           <w:sz w:val="20"/>
           <w:szCs w:val="20"/>
         </w:rPr>
-        <w:t xml:space="preserve">Names of client/partner companies to display. Logo image files should be sent separately.</w:t>
+        <w:t xml:space="preserve">Add rows as needed. Logo image files should be sent separately.</w:t>
       </w:r>
     </w:p>
     <w:tbl>
@@ -1768,7 +1792,10 @@
         </w:tblBorders>
       </w:tblPr>
       <w:tblGrid>
-        <w:gridCol w:w="9000"/>
+        <w:gridCol w:w="2200"/>
+        <w:gridCol w:w="3800"/>
+        <w:gridCol w:w="1600"/>
+        <w:gridCol w:w="1400"/>
       </w:tblGrid>
       <w:tr>
         <w:trPr>
@@ -1776,7 +1803,7 @@
         </w:trPr>
         <w:tc>
           <w:tcPr>
-            <w:tcW w:type="dxa" w:w="9000"/>
+            <w:tcW w:type="dxa" w:w="2200"/>
             <w:tcBorders>
               <w:top w:val="single" w:color="D1D5DB" w:sz="4"/>
               <w:left w:val="single" w:color="D1D5DB" w:sz="4"/>
@@ -1805,111 +1832,643 @@
             </w:r>
           </w:p>
         </w:tc>
-      </w:tr>
-      <w:tr>
-        <w:tc>
-          <w:tcPr>
-            <w:tcW w:type="dxa" w:w="9000"/>
-            <w:tcBorders>
-              <w:top w:val="single" w:color="D1D5DB" w:sz="4"/>
-              <w:left w:val="single" w:color="D1D5DB" w:sz="4"/>
-              <w:bottom w:val="single" w:color="D1D5DB" w:sz="4"/>
-              <w:right w:val="single" w:color="D1D5DB" w:sz="4"/>
-            </w:tcBorders>
-            <w:tcMar>
-              <w:top w:type="dxa" w:w="80"/>
-              <w:left w:type="dxa" w:w="100"/>
-              <w:bottom w:type="dxa" w:w="80"/>
-              <w:right w:type="dxa" w:w="100"/>
-            </w:tcMar>
-            <w:vAlign w:val="center"/>
-          </w:tcPr>
-          <w:p>
-            <w:r>
-              <w:t xml:space="preserve"/>
-            </w:r>
-          </w:p>
-        </w:tc>
-      </w:tr>
-      <w:tr>
-        <w:tc>
-          <w:tcPr>
-            <w:tcW w:type="dxa" w:w="9000"/>
-            <w:tcBorders>
-              <w:top w:val="single" w:color="D1D5DB" w:sz="4"/>
-              <w:left w:val="single" w:color="D1D5DB" w:sz="4"/>
-              <w:bottom w:val="single" w:color="D1D5DB" w:sz="4"/>
-              <w:right w:val="single" w:color="D1D5DB" w:sz="4"/>
-            </w:tcBorders>
-            <w:tcMar>
-              <w:top w:type="dxa" w:w="80"/>
-              <w:left w:type="dxa" w:w="100"/>
-              <w:bottom w:type="dxa" w:w="80"/>
-              <w:right w:type="dxa" w:w="100"/>
-            </w:tcMar>
-            <w:vAlign w:val="center"/>
-          </w:tcPr>
-          <w:p>
-            <w:r>
-              <w:t xml:space="preserve"/>
-            </w:r>
-          </w:p>
-        </w:tc>
-      </w:tr>
-      <w:tr>
-        <w:tc>
-          <w:tcPr>
-            <w:tcW w:type="dxa" w:w="9000"/>
-            <w:tcBorders>
-              <w:top w:val="single" w:color="D1D5DB" w:sz="4"/>
-              <w:left w:val="single" w:color="D1D5DB" w:sz="4"/>
-              <w:bottom w:val="single" w:color="D1D5DB" w:sz="4"/>
-              <w:right w:val="single" w:color="D1D5DB" w:sz="4"/>
-            </w:tcBorders>
-            <w:tcMar>
-              <w:top w:type="dxa" w:w="80"/>
-              <w:left w:type="dxa" w:w="100"/>
-              <w:bottom w:type="dxa" w:w="80"/>
-              <w:right w:type="dxa" w:w="100"/>
-            </w:tcMar>
-            <w:vAlign w:val="center"/>
-          </w:tcPr>
-          <w:p>
-            <w:r>
-              <w:t xml:space="preserve"/>
-            </w:r>
-          </w:p>
-        </w:tc>
-      </w:tr>
-      <w:tr>
-        <w:tc>
-          <w:tcPr>
-            <w:tcW w:type="dxa" w:w="9000"/>
-            <w:tcBorders>
-              <w:top w:val="single" w:color="D1D5DB" w:sz="4"/>
-              <w:left w:val="single" w:color="D1D5DB" w:sz="4"/>
-              <w:bottom w:val="single" w:color="D1D5DB" w:sz="4"/>
-              <w:right w:val="single" w:color="D1D5DB" w:sz="4"/>
-            </w:tcBorders>
-            <w:tcMar>
-              <w:top w:type="dxa" w:w="80"/>
-              <w:left w:type="dxa" w:w="100"/>
-              <w:bottom w:type="dxa" w:w="80"/>
-              <w:right w:type="dxa" w:w="100"/>
-            </w:tcMar>
-            <w:vAlign w:val="center"/>
-          </w:tcPr>
-          <w:p>
-            <w:r>
-              <w:t xml:space="preserve"/>
-            </w:r>
-          </w:p>
-        </w:tc>
-      </w:tr>
-      <w:tr>
-        <w:tc>
-          <w:tcPr>
-            <w:tcW w:type="dxa" w:w="9000"/>
+        <w:tc>
+          <w:tcPr>
+            <w:tcW w:type="dxa" w:w="3800"/>
+            <w:tcBorders>
+              <w:top w:val="single" w:color="D1D5DB" w:sz="4"/>
+              <w:left w:val="single" w:color="D1D5DB" w:sz="4"/>
+              <w:bottom w:val="single" w:color="D1D5DB" w:sz="4"/>
+              <w:right w:val="single" w:color="D1D5DB" w:sz="4"/>
+            </w:tcBorders>
+            <w:shd w:fill="111827" w:val="clear"/>
+            <w:tcMar>
+              <w:top w:type="dxa" w:w="80"/>
+              <w:left w:type="dxa" w:w="100"/>
+              <w:bottom w:type="dxa" w:w="80"/>
+              <w:right w:type="dxa" w:w="100"/>
+            </w:tcMar>
+            <w:vAlign w:val="center"/>
+          </w:tcPr>
+          <w:p>
+            <w:r>
+              <w:rPr>
+                <w:b/>
+                <w:bCs/>
+                <w:color w:val="FFFFFF"/>
+                <w:sz w:val="18"/>
+                <w:szCs w:val="18"/>
+              </w:rPr>
+              <w:t xml:space="preserve">Description (optional)</w:t>
+            </w:r>
+          </w:p>
+        </w:tc>
+        <w:tc>
+          <w:tcPr>
+            <w:tcW w:type="dxa" w:w="1600"/>
+            <w:tcBorders>
+              <w:top w:val="single" w:color="D1D5DB" w:sz="4"/>
+              <w:left w:val="single" w:color="D1D5DB" w:sz="4"/>
+              <w:bottom w:val="single" w:color="D1D5DB" w:sz="4"/>
+              <w:right w:val="single" w:color="D1D5DB" w:sz="4"/>
+            </w:tcBorders>
+            <w:shd w:fill="111827" w:val="clear"/>
+            <w:tcMar>
+              <w:top w:type="dxa" w:w="80"/>
+              <w:left w:type="dxa" w:w="100"/>
+              <w:bottom w:type="dxa" w:w="80"/>
+              <w:right w:type="dxa" w:w="100"/>
+            </w:tcMar>
+            <w:vAlign w:val="center"/>
+          </w:tcPr>
+          <w:p>
+            <w:r>
+              <w:rPr>
+                <w:b/>
+                <w:bCs/>
+                <w:color w:val="FFFFFF"/>
+                <w:sz w:val="18"/>
+                <w:szCs w:val="18"/>
+              </w:rPr>
+              <w:t xml:space="preserve">Status</w:t>
+            </w:r>
+          </w:p>
+        </w:tc>
+        <w:tc>
+          <w:tcPr>
+            <w:tcW w:type="dxa" w:w="1400"/>
+            <w:tcBorders>
+              <w:top w:val="single" w:color="D1D5DB" w:sz="4"/>
+              <w:left w:val="single" w:color="D1D5DB" w:sz="4"/>
+              <w:bottom w:val="single" w:color="D1D5DB" w:sz="4"/>
+              <w:right w:val="single" w:color="D1D5DB" w:sz="4"/>
+            </w:tcBorders>
+            <w:shd w:fill="111827" w:val="clear"/>
+            <w:tcMar>
+              <w:top w:type="dxa" w:w="80"/>
+              <w:left w:type="dxa" w:w="100"/>
+              <w:bottom w:type="dxa" w:w="80"/>
+              <w:right w:type="dxa" w:w="100"/>
+            </w:tcMar>
+            <w:vAlign w:val="center"/>
+          </w:tcPr>
+          <w:p>
+            <w:r>
+              <w:rPr>
+                <w:b/>
+                <w:bCs/>
+                <w:color w:val="FFFFFF"/>
+                <w:sz w:val="18"/>
+                <w:szCs w:val="18"/>
+              </w:rPr>
+              <w:t xml:space="preserve">Partnered since</w:t>
+            </w:r>
+          </w:p>
+        </w:tc>
+      </w:tr>
+      <w:tr>
+        <w:tc>
+          <w:tcPr>
+            <w:tcW w:type="dxa" w:w="2200"/>
+            <w:tcBorders>
+              <w:top w:val="single" w:color="D1D5DB" w:sz="4"/>
+              <w:left w:val="single" w:color="D1D5DB" w:sz="4"/>
+              <w:bottom w:val="single" w:color="D1D5DB" w:sz="4"/>
+              <w:right w:val="single" w:color="D1D5DB" w:sz="4"/>
+            </w:tcBorders>
+            <w:tcMar>
+              <w:top w:type="dxa" w:w="80"/>
+              <w:left w:type="dxa" w:w="100"/>
+              <w:bottom w:type="dxa" w:w="80"/>
+              <w:right w:type="dxa" w:w="100"/>
+            </w:tcMar>
+            <w:vAlign w:val="center"/>
+          </w:tcPr>
+          <w:p>
+            <w:r>
+              <w:t xml:space="preserve"/>
+            </w:r>
+          </w:p>
+        </w:tc>
+        <w:tc>
+          <w:tcPr>
+            <w:tcW w:type="dxa" w:w="3800"/>
+            <w:tcBorders>
+              <w:top w:val="single" w:color="D1D5DB" w:sz="4"/>
+              <w:left w:val="single" w:color="D1D5DB" w:sz="4"/>
+              <w:bottom w:val="single" w:color="D1D5DB" w:sz="4"/>
+              <w:right w:val="single" w:color="D1D5DB" w:sz="4"/>
+            </w:tcBorders>
+            <w:tcMar>
+              <w:top w:type="dxa" w:w="80"/>
+              <w:left w:type="dxa" w:w="100"/>
+              <w:bottom w:type="dxa" w:w="80"/>
+              <w:right w:type="dxa" w:w="100"/>
+            </w:tcMar>
+            <w:vAlign w:val="center"/>
+          </w:tcPr>
+          <w:p>
+            <w:r>
+              <w:t xml:space="preserve"/>
+            </w:r>
+          </w:p>
+        </w:tc>
+        <w:tc>
+          <w:tcPr>
+            <w:tcW w:type="dxa" w:w="1600"/>
+            <w:tcBorders>
+              <w:top w:val="single" w:color="D1D5DB" w:sz="4"/>
+              <w:left w:val="single" w:color="D1D5DB" w:sz="4"/>
+              <w:bottom w:val="single" w:color="D1D5DB" w:sz="4"/>
+              <w:right w:val="single" w:color="D1D5DB" w:sz="4"/>
+            </w:tcBorders>
+            <w:tcMar>
+              <w:top w:type="dxa" w:w="80"/>
+              <w:left w:type="dxa" w:w="100"/>
+              <w:bottom w:type="dxa" w:w="80"/>
+              <w:right w:type="dxa" w:w="100"/>
+            </w:tcMar>
+            <w:vAlign w:val="center"/>
+          </w:tcPr>
+          <w:p>
+            <w:r>
+              <w:t xml:space="preserve"/>
+            </w:r>
+          </w:p>
+        </w:tc>
+        <w:tc>
+          <w:tcPr>
+            <w:tcW w:type="dxa" w:w="1400"/>
+            <w:tcBorders>
+              <w:top w:val="single" w:color="D1D5DB" w:sz="4"/>
+              <w:left w:val="single" w:color="D1D5DB" w:sz="4"/>
+              <w:bottom w:val="single" w:color="D1D5DB" w:sz="4"/>
+              <w:right w:val="single" w:color="D1D5DB" w:sz="4"/>
+            </w:tcBorders>
+            <w:tcMar>
+              <w:top w:type="dxa" w:w="80"/>
+              <w:left w:type="dxa" w:w="100"/>
+              <w:bottom w:type="dxa" w:w="80"/>
+              <w:right w:type="dxa" w:w="100"/>
+            </w:tcMar>
+            <w:vAlign w:val="center"/>
+          </w:tcPr>
+          <w:p>
+            <w:r>
+              <w:t xml:space="preserve"/>
+            </w:r>
+          </w:p>
+        </w:tc>
+      </w:tr>
+      <w:tr>
+        <w:tc>
+          <w:tcPr>
+            <w:tcW w:type="dxa" w:w="2200"/>
+            <w:tcBorders>
+              <w:top w:val="single" w:color="D1D5DB" w:sz="4"/>
+              <w:left w:val="single" w:color="D1D5DB" w:sz="4"/>
+              <w:bottom w:val="single" w:color="D1D5DB" w:sz="4"/>
+              <w:right w:val="single" w:color="D1D5DB" w:sz="4"/>
+            </w:tcBorders>
+            <w:tcMar>
+              <w:top w:type="dxa" w:w="80"/>
+              <w:left w:type="dxa" w:w="100"/>
+              <w:bottom w:type="dxa" w:w="80"/>
+              <w:right w:type="dxa" w:w="100"/>
+            </w:tcMar>
+            <w:vAlign w:val="center"/>
+          </w:tcPr>
+          <w:p>
+            <w:r>
+              <w:t xml:space="preserve"/>
+            </w:r>
+          </w:p>
+        </w:tc>
+        <w:tc>
+          <w:tcPr>
+            <w:tcW w:type="dxa" w:w="3800"/>
+            <w:tcBorders>
+              <w:top w:val="single" w:color="D1D5DB" w:sz="4"/>
+              <w:left w:val="single" w:color="D1D5DB" w:sz="4"/>
+              <w:bottom w:val="single" w:color="D1D5DB" w:sz="4"/>
+              <w:right w:val="single" w:color="D1D5DB" w:sz="4"/>
+            </w:tcBorders>
+            <w:tcMar>
+              <w:top w:type="dxa" w:w="80"/>
+              <w:left w:type="dxa" w:w="100"/>
+              <w:bottom w:type="dxa" w:w="80"/>
+              <w:right w:type="dxa" w:w="100"/>
+            </w:tcMar>
+            <w:vAlign w:val="center"/>
+          </w:tcPr>
+          <w:p>
+            <w:r>
+              <w:t xml:space="preserve"/>
+            </w:r>
+          </w:p>
+        </w:tc>
+        <w:tc>
+          <w:tcPr>
+            <w:tcW w:type="dxa" w:w="1600"/>
+            <w:tcBorders>
+              <w:top w:val="single" w:color="D1D5DB" w:sz="4"/>
+              <w:left w:val="single" w:color="D1D5DB" w:sz="4"/>
+              <w:bottom w:val="single" w:color="D1D5DB" w:sz="4"/>
+              <w:right w:val="single" w:color="D1D5DB" w:sz="4"/>
+            </w:tcBorders>
+            <w:tcMar>
+              <w:top w:type="dxa" w:w="80"/>
+              <w:left w:type="dxa" w:w="100"/>
+              <w:bottom w:type="dxa" w:w="80"/>
+              <w:right w:type="dxa" w:w="100"/>
+            </w:tcMar>
+            <w:vAlign w:val="center"/>
+          </w:tcPr>
+          <w:p>
+            <w:r>
+              <w:t xml:space="preserve"/>
+            </w:r>
+          </w:p>
+        </w:tc>
+        <w:tc>
+          <w:tcPr>
+            <w:tcW w:type="dxa" w:w="1400"/>
+            <w:tcBorders>
+              <w:top w:val="single" w:color="D1D5DB" w:sz="4"/>
+              <w:left w:val="single" w:color="D1D5DB" w:sz="4"/>
+              <w:bottom w:val="single" w:color="D1D5DB" w:sz="4"/>
+              <w:right w:val="single" w:color="D1D5DB" w:sz="4"/>
+            </w:tcBorders>
+            <w:tcMar>
+              <w:top w:type="dxa" w:w="80"/>
+              <w:left w:type="dxa" w:w="100"/>
+              <w:bottom w:type="dxa" w:w="80"/>
+              <w:right w:type="dxa" w:w="100"/>
+            </w:tcMar>
+            <w:vAlign w:val="center"/>
+          </w:tcPr>
+          <w:p>
+            <w:r>
+              <w:t xml:space="preserve"/>
+            </w:r>
+          </w:p>
+        </w:tc>
+      </w:tr>
+      <w:tr>
+        <w:tc>
+          <w:tcPr>
+            <w:tcW w:type="dxa" w:w="2200"/>
+            <w:tcBorders>
+              <w:top w:val="single" w:color="D1D5DB" w:sz="4"/>
+              <w:left w:val="single" w:color="D1D5DB" w:sz="4"/>
+              <w:bottom w:val="single" w:color="D1D5DB" w:sz="4"/>
+              <w:right w:val="single" w:color="D1D5DB" w:sz="4"/>
+            </w:tcBorders>
+            <w:tcMar>
+              <w:top w:type="dxa" w:w="80"/>
+              <w:left w:type="dxa" w:w="100"/>
+              <w:bottom w:type="dxa" w:w="80"/>
+              <w:right w:type="dxa" w:w="100"/>
+            </w:tcMar>
+            <w:vAlign w:val="center"/>
+          </w:tcPr>
+          <w:p>
+            <w:r>
+              <w:t xml:space="preserve"/>
+            </w:r>
+          </w:p>
+        </w:tc>
+        <w:tc>
+          <w:tcPr>
+            <w:tcW w:type="dxa" w:w="3800"/>
+            <w:tcBorders>
+              <w:top w:val="single" w:color="D1D5DB" w:sz="4"/>
+              <w:left w:val="single" w:color="D1D5DB" w:sz="4"/>
+              <w:bottom w:val="single" w:color="D1D5DB" w:sz="4"/>
+              <w:right w:val="single" w:color="D1D5DB" w:sz="4"/>
+            </w:tcBorders>
+            <w:tcMar>
+              <w:top w:type="dxa" w:w="80"/>
+              <w:left w:type="dxa" w:w="100"/>
+              <w:bottom w:type="dxa" w:w="80"/>
+              <w:right w:type="dxa" w:w="100"/>
+            </w:tcMar>
+            <w:vAlign w:val="center"/>
+          </w:tcPr>
+          <w:p>
+            <w:r>
+              <w:t xml:space="preserve"/>
+            </w:r>
+          </w:p>
+        </w:tc>
+        <w:tc>
+          <w:tcPr>
+            <w:tcW w:type="dxa" w:w="1600"/>
+            <w:tcBorders>
+              <w:top w:val="single" w:color="D1D5DB" w:sz="4"/>
+              <w:left w:val="single" w:color="D1D5DB" w:sz="4"/>
+              <w:bottom w:val="single" w:color="D1D5DB" w:sz="4"/>
+              <w:right w:val="single" w:color="D1D5DB" w:sz="4"/>
+            </w:tcBorders>
+            <w:tcMar>
+              <w:top w:type="dxa" w:w="80"/>
+              <w:left w:type="dxa" w:w="100"/>
+              <w:bottom w:type="dxa" w:w="80"/>
+              <w:right w:type="dxa" w:w="100"/>
+            </w:tcMar>
+            <w:vAlign w:val="center"/>
+          </w:tcPr>
+          <w:p>
+            <w:r>
+              <w:t xml:space="preserve"/>
+            </w:r>
+          </w:p>
+        </w:tc>
+        <w:tc>
+          <w:tcPr>
+            <w:tcW w:type="dxa" w:w="1400"/>
+            <w:tcBorders>
+              <w:top w:val="single" w:color="D1D5DB" w:sz="4"/>
+              <w:left w:val="single" w:color="D1D5DB" w:sz="4"/>
+              <w:bottom w:val="single" w:color="D1D5DB" w:sz="4"/>
+              <w:right w:val="single" w:color="D1D5DB" w:sz="4"/>
+            </w:tcBorders>
+            <w:tcMar>
+              <w:top w:type="dxa" w:w="80"/>
+              <w:left w:type="dxa" w:w="100"/>
+              <w:bottom w:type="dxa" w:w="80"/>
+              <w:right w:type="dxa" w:w="100"/>
+            </w:tcMar>
+            <w:vAlign w:val="center"/>
+          </w:tcPr>
+          <w:p>
+            <w:r>
+              <w:t xml:space="preserve"/>
+            </w:r>
+          </w:p>
+        </w:tc>
+      </w:tr>
+      <w:tr>
+        <w:tc>
+          <w:tcPr>
+            <w:tcW w:type="dxa" w:w="2200"/>
+            <w:tcBorders>
+              <w:top w:val="single" w:color="D1D5DB" w:sz="4"/>
+              <w:left w:val="single" w:color="D1D5DB" w:sz="4"/>
+              <w:bottom w:val="single" w:color="D1D5DB" w:sz="4"/>
+              <w:right w:val="single" w:color="D1D5DB" w:sz="4"/>
+            </w:tcBorders>
+            <w:tcMar>
+              <w:top w:type="dxa" w:w="80"/>
+              <w:left w:type="dxa" w:w="100"/>
+              <w:bottom w:type="dxa" w:w="80"/>
+              <w:right w:type="dxa" w:w="100"/>
+            </w:tcMar>
+            <w:vAlign w:val="center"/>
+          </w:tcPr>
+          <w:p>
+            <w:r>
+              <w:t xml:space="preserve"/>
+            </w:r>
+          </w:p>
+        </w:tc>
+        <w:tc>
+          <w:tcPr>
+            <w:tcW w:type="dxa" w:w="3800"/>
+            <w:tcBorders>
+              <w:top w:val="single" w:color="D1D5DB" w:sz="4"/>
+              <w:left w:val="single" w:color="D1D5DB" w:sz="4"/>
+              <w:bottom w:val="single" w:color="D1D5DB" w:sz="4"/>
+              <w:right w:val="single" w:color="D1D5DB" w:sz="4"/>
+            </w:tcBorders>
+            <w:tcMar>
+              <w:top w:type="dxa" w:w="80"/>
+              <w:left w:type="dxa" w:w="100"/>
+              <w:bottom w:type="dxa" w:w="80"/>
+              <w:right w:type="dxa" w:w="100"/>
+            </w:tcMar>
+            <w:vAlign w:val="center"/>
+          </w:tcPr>
+          <w:p>
+            <w:r>
+              <w:t xml:space="preserve"/>
+            </w:r>
+          </w:p>
+        </w:tc>
+        <w:tc>
+          <w:tcPr>
+            <w:tcW w:type="dxa" w:w="1600"/>
+            <w:tcBorders>
+              <w:top w:val="single" w:color="D1D5DB" w:sz="4"/>
+              <w:left w:val="single" w:color="D1D5DB" w:sz="4"/>
+              <w:bottom w:val="single" w:color="D1D5DB" w:sz="4"/>
+              <w:right w:val="single" w:color="D1D5DB" w:sz="4"/>
+            </w:tcBorders>
+            <w:tcMar>
+              <w:top w:type="dxa" w:w="80"/>
+              <w:left w:type="dxa" w:w="100"/>
+              <w:bottom w:type="dxa" w:w="80"/>
+              <w:right w:type="dxa" w:w="100"/>
+            </w:tcMar>
+            <w:vAlign w:val="center"/>
+          </w:tcPr>
+          <w:p>
+            <w:r>
+              <w:t xml:space="preserve"/>
+            </w:r>
+          </w:p>
+        </w:tc>
+        <w:tc>
+          <w:tcPr>
+            <w:tcW w:type="dxa" w:w="1400"/>
+            <w:tcBorders>
+              <w:top w:val="single" w:color="D1D5DB" w:sz="4"/>
+              <w:left w:val="single" w:color="D1D5DB" w:sz="4"/>
+              <w:bottom w:val="single" w:color="D1D5DB" w:sz="4"/>
+              <w:right w:val="single" w:color="D1D5DB" w:sz="4"/>
+            </w:tcBorders>
+            <w:tcMar>
+              <w:top w:type="dxa" w:w="80"/>
+              <w:left w:type="dxa" w:w="100"/>
+              <w:bottom w:type="dxa" w:w="80"/>
+              <w:right w:type="dxa" w:w="100"/>
+            </w:tcMar>
+            <w:vAlign w:val="center"/>
+          </w:tcPr>
+          <w:p>
+            <w:r>
+              <w:t xml:space="preserve"/>
+            </w:r>
+          </w:p>
+        </w:tc>
+      </w:tr>
+      <w:tr>
+        <w:tc>
+          <w:tcPr>
+            <w:tcW w:type="dxa" w:w="2200"/>
+            <w:tcBorders>
+              <w:top w:val="single" w:color="D1D5DB" w:sz="4"/>
+              <w:left w:val="single" w:color="D1D5DB" w:sz="4"/>
+              <w:bottom w:val="single" w:color="D1D5DB" w:sz="4"/>
+              <w:right w:val="single" w:color="D1D5DB" w:sz="4"/>
+            </w:tcBorders>
+            <w:tcMar>
+              <w:top w:type="dxa" w:w="80"/>
+              <w:left w:type="dxa" w:w="100"/>
+              <w:bottom w:type="dxa" w:w="80"/>
+              <w:right w:type="dxa" w:w="100"/>
+            </w:tcMar>
+            <w:vAlign w:val="center"/>
+          </w:tcPr>
+          <w:p>
+            <w:r>
+              <w:t xml:space="preserve"/>
+            </w:r>
+          </w:p>
+        </w:tc>
+        <w:tc>
+          <w:tcPr>
+            <w:tcW w:type="dxa" w:w="3800"/>
+            <w:tcBorders>
+              <w:top w:val="single" w:color="D1D5DB" w:sz="4"/>
+              <w:left w:val="single" w:color="D1D5DB" w:sz="4"/>
+              <w:bottom w:val="single" w:color="D1D5DB" w:sz="4"/>
+              <w:right w:val="single" w:color="D1D5DB" w:sz="4"/>
+            </w:tcBorders>
+            <w:tcMar>
+              <w:top w:type="dxa" w:w="80"/>
+              <w:left w:type="dxa" w:w="100"/>
+              <w:bottom w:type="dxa" w:w="80"/>
+              <w:right w:type="dxa" w:w="100"/>
+            </w:tcMar>
+            <w:vAlign w:val="center"/>
+          </w:tcPr>
+          <w:p>
+            <w:r>
+              <w:t xml:space="preserve"/>
+            </w:r>
+          </w:p>
+        </w:tc>
+        <w:tc>
+          <w:tcPr>
+            <w:tcW w:type="dxa" w:w="1600"/>
+            <w:tcBorders>
+              <w:top w:val="single" w:color="D1D5DB" w:sz="4"/>
+              <w:left w:val="single" w:color="D1D5DB" w:sz="4"/>
+              <w:bottom w:val="single" w:color="D1D5DB" w:sz="4"/>
+              <w:right w:val="single" w:color="D1D5DB" w:sz="4"/>
+            </w:tcBorders>
+            <w:tcMar>
+              <w:top w:type="dxa" w:w="80"/>
+              <w:left w:type="dxa" w:w="100"/>
+              <w:bottom w:type="dxa" w:w="80"/>
+              <w:right w:type="dxa" w:w="100"/>
+            </w:tcMar>
+            <w:vAlign w:val="center"/>
+          </w:tcPr>
+          <w:p>
+            <w:r>
+              <w:t xml:space="preserve"/>
+            </w:r>
+          </w:p>
+        </w:tc>
+        <w:tc>
+          <w:tcPr>
+            <w:tcW w:type="dxa" w:w="1400"/>
+            <w:tcBorders>
+              <w:top w:val="single" w:color="D1D5DB" w:sz="4"/>
+              <w:left w:val="single" w:color="D1D5DB" w:sz="4"/>
+              <w:bottom w:val="single" w:color="D1D5DB" w:sz="4"/>
+              <w:right w:val="single" w:color="D1D5DB" w:sz="4"/>
+            </w:tcBorders>
+            <w:tcMar>
+              <w:top w:type="dxa" w:w="80"/>
+              <w:left w:type="dxa" w:w="100"/>
+              <w:bottom w:type="dxa" w:w="80"/>
+              <w:right w:type="dxa" w:w="100"/>
+            </w:tcMar>
+            <w:vAlign w:val="center"/>
+          </w:tcPr>
+          <w:p>
+            <w:r>
+              <w:t xml:space="preserve"/>
+            </w:r>
+          </w:p>
+        </w:tc>
+      </w:tr>
+      <w:tr>
+        <w:tc>
+          <w:tcPr>
+            <w:tcW w:type="dxa" w:w="2200"/>
+            <w:tcBorders>
+              <w:top w:val="single" w:color="D1D5DB" w:sz="4"/>
+              <w:left w:val="single" w:color="D1D5DB" w:sz="4"/>
+              <w:bottom w:val="single" w:color="D1D5DB" w:sz="4"/>
+              <w:right w:val="single" w:color="D1D5DB" w:sz="4"/>
+            </w:tcBorders>
+            <w:tcMar>
+              <w:top w:type="dxa" w:w="80"/>
+              <w:left w:type="dxa" w:w="100"/>
+              <w:bottom w:type="dxa" w:w="80"/>
+              <w:right w:type="dxa" w:w="100"/>
+            </w:tcMar>
+            <w:vAlign w:val="center"/>
+          </w:tcPr>
+          <w:p>
+            <w:r>
+              <w:t xml:space="preserve"/>
+            </w:r>
+          </w:p>
+        </w:tc>
+        <w:tc>
+          <w:tcPr>
+            <w:tcW w:type="dxa" w:w="3800"/>
+            <w:tcBorders>
+              <w:top w:val="single" w:color="D1D5DB" w:sz="4"/>
+              <w:left w:val="single" w:color="D1D5DB" w:sz="4"/>
+              <w:bottom w:val="single" w:color="D1D5DB" w:sz="4"/>
+              <w:right w:val="single" w:color="D1D5DB" w:sz="4"/>
+            </w:tcBorders>
+            <w:tcMar>
+              <w:top w:type="dxa" w:w="80"/>
+              <w:left w:type="dxa" w:w="100"/>
+              <w:bottom w:type="dxa" w:w="80"/>
+              <w:right w:type="dxa" w:w="100"/>
+            </w:tcMar>
+            <w:vAlign w:val="center"/>
+          </w:tcPr>
+          <w:p>
+            <w:r>
+              <w:t xml:space="preserve"/>
+            </w:r>
+          </w:p>
+        </w:tc>
+        <w:tc>
+          <w:tcPr>
+            <w:tcW w:type="dxa" w:w="1600"/>
+            <w:tcBorders>
+              <w:top w:val="single" w:color="D1D5DB" w:sz="4"/>
+              <w:left w:val="single" w:color="D1D5DB" w:sz="4"/>
+              <w:bottom w:val="single" w:color="D1D5DB" w:sz="4"/>
+              <w:right w:val="single" w:color="D1D5DB" w:sz="4"/>
+            </w:tcBorders>
+            <w:tcMar>
+              <w:top w:type="dxa" w:w="80"/>
+              <w:left w:type="dxa" w:w="100"/>
+              <w:bottom w:type="dxa" w:w="80"/>
+              <w:right w:type="dxa" w:w="100"/>
+            </w:tcMar>
+            <w:vAlign w:val="center"/>
+          </w:tcPr>
+          <w:p>
+            <w:r>
+              <w:t xml:space="preserve"/>
+            </w:r>
+          </w:p>
+        </w:tc>
+        <w:tc>
+          <w:tcPr>
+            <w:tcW w:type="dxa" w:w="1400"/>
             <w:tcBorders>
               <w:top w:val="single" w:color="D1D5DB" w:sz="4"/>
               <w:left w:val="single" w:color="D1D5DB" w:sz="4"/>
@@ -2261,8 +2820,9 @@
         </w:tblBorders>
       </w:tblPr>
       <w:tblGrid>
-        <w:gridCol w:w="2500"/>
-        <w:gridCol w:w="4500"/>
+        <w:gridCol w:w="1800"/>
+        <w:gridCol w:w="1600"/>
+        <w:gridCol w:w="3600"/>
         <w:gridCol w:w="2000"/>
       </w:tblGrid>
       <w:tr>
@@ -2271,7 +2831,7 @@
         </w:trPr>
         <w:tc>
           <w:tcPr>
-            <w:tcW w:type="dxa" w:w="2500"/>
+            <w:tcW w:type="dxa" w:w="1800"/>
             <w:tcBorders>
               <w:top w:val="single" w:color="D1D5DB" w:sz="4"/>
               <w:left w:val="single" w:color="D1D5DB" w:sz="4"/>
@@ -2302,7 +2862,38 @@
         </w:tc>
         <w:tc>
           <w:tcPr>
-            <w:tcW w:type="dxa" w:w="4500"/>
+            <w:tcW w:type="dxa" w:w="1600"/>
+            <w:tcBorders>
+              <w:top w:val="single" w:color="D1D5DB" w:sz="4"/>
+              <w:left w:val="single" w:color="D1D5DB" w:sz="4"/>
+              <w:bottom w:val="single" w:color="D1D5DB" w:sz="4"/>
+              <w:right w:val="single" w:color="D1D5DB" w:sz="4"/>
+            </w:tcBorders>
+            <w:shd w:fill="111827" w:val="clear"/>
+            <w:tcMar>
+              <w:top w:type="dxa" w:w="80"/>
+              <w:left w:type="dxa" w:w="100"/>
+              <w:bottom w:type="dxa" w:w="80"/>
+              <w:right w:type="dxa" w:w="100"/>
+            </w:tcMar>
+            <w:vAlign w:val="center"/>
+          </w:tcPr>
+          <w:p>
+            <w:r>
+              <w:rPr>
+                <w:b/>
+                <w:bCs/>
+                <w:color w:val="FFFFFF"/>
+                <w:sz w:val="18"/>
+                <w:szCs w:val="18"/>
+              </w:rPr>
+              <w:t xml:space="preserve">Category</w:t>
+            </w:r>
+          </w:p>
+        </w:tc>
+        <w:tc>
+          <w:tcPr>
+            <w:tcW w:type="dxa" w:w="3600"/>
             <w:tcBorders>
               <w:top w:val="single" w:color="D1D5DB" w:sz="4"/>
               <w:left w:val="single" w:color="D1D5DB" w:sz="4"/>
@@ -2366,30 +2957,53 @@
       <w:tr>
         <w:tc>
           <w:tcPr>
-            <w:tcW w:type="dxa" w:w="2500"/>
-            <w:tcBorders>
-              <w:top w:val="single" w:color="D1D5DB" w:sz="4"/>
-              <w:left w:val="single" w:color="D1D5DB" w:sz="4"/>
-              <w:bottom w:val="single" w:color="D1D5DB" w:sz="4"/>
-              <w:right w:val="single" w:color="D1D5DB" w:sz="4"/>
-            </w:tcBorders>
-            <w:tcMar>
-              <w:top w:type="dxa" w:w="80"/>
-              <w:left w:type="dxa" w:w="100"/>
-              <w:bottom w:type="dxa" w:w="80"/>
-              <w:right w:type="dxa" w:w="100"/>
-            </w:tcMar>
-            <w:vAlign w:val="center"/>
-          </w:tcPr>
-          <w:p>
-            <w:r>
-              <w:t xml:space="preserve"/>
-            </w:r>
-          </w:p>
-        </w:tc>
-        <w:tc>
-          <w:tcPr>
-            <w:tcW w:type="dxa" w:w="4500"/>
+            <w:tcW w:type="dxa" w:w="1800"/>
+            <w:tcBorders>
+              <w:top w:val="single" w:color="D1D5DB" w:sz="4"/>
+              <w:left w:val="single" w:color="D1D5DB" w:sz="4"/>
+              <w:bottom w:val="single" w:color="D1D5DB" w:sz="4"/>
+              <w:right w:val="single" w:color="D1D5DB" w:sz="4"/>
+            </w:tcBorders>
+            <w:tcMar>
+              <w:top w:type="dxa" w:w="80"/>
+              <w:left w:type="dxa" w:w="100"/>
+              <w:bottom w:type="dxa" w:w="80"/>
+              <w:right w:type="dxa" w:w="100"/>
+            </w:tcMar>
+            <w:vAlign w:val="center"/>
+          </w:tcPr>
+          <w:p>
+            <w:r>
+              <w:t xml:space="preserve"/>
+            </w:r>
+          </w:p>
+        </w:tc>
+        <w:tc>
+          <w:tcPr>
+            <w:tcW w:type="dxa" w:w="1600"/>
+            <w:tcBorders>
+              <w:top w:val="single" w:color="D1D5DB" w:sz="4"/>
+              <w:left w:val="single" w:color="D1D5DB" w:sz="4"/>
+              <w:bottom w:val="single" w:color="D1D5DB" w:sz="4"/>
+              <w:right w:val="single" w:color="D1D5DB" w:sz="4"/>
+            </w:tcBorders>
+            <w:tcMar>
+              <w:top w:type="dxa" w:w="80"/>
+              <w:left w:type="dxa" w:w="100"/>
+              <w:bottom w:type="dxa" w:w="80"/>
+              <w:right w:type="dxa" w:w="100"/>
+            </w:tcMar>
+            <w:vAlign w:val="center"/>
+          </w:tcPr>
+          <w:p>
+            <w:r>
+              <w:t xml:space="preserve"/>
+            </w:r>
+          </w:p>
+        </w:tc>
+        <w:tc>
+          <w:tcPr>
+            <w:tcW w:type="dxa" w:w="3600"/>
             <w:tcBorders>
               <w:top w:val="single" w:color="D1D5DB" w:sz="4"/>
               <w:left w:val="single" w:color="D1D5DB" w:sz="4"/>
@@ -2437,30 +3051,53 @@
       <w:tr>
         <w:tc>
           <w:tcPr>
-            <w:tcW w:type="dxa" w:w="2500"/>
-            <w:tcBorders>
-              <w:top w:val="single" w:color="D1D5DB" w:sz="4"/>
-              <w:left w:val="single" w:color="D1D5DB" w:sz="4"/>
-              <w:bottom w:val="single" w:color="D1D5DB" w:sz="4"/>
-              <w:right w:val="single" w:color="D1D5DB" w:sz="4"/>
-            </w:tcBorders>
-            <w:tcMar>
-              <w:top w:type="dxa" w:w="80"/>
-              <w:left w:type="dxa" w:w="100"/>
-              <w:bottom w:type="dxa" w:w="80"/>
-              <w:right w:type="dxa" w:w="100"/>
-            </w:tcMar>
-            <w:vAlign w:val="center"/>
-          </w:tcPr>
-          <w:p>
-            <w:r>
-              <w:t xml:space="preserve"/>
-            </w:r>
-          </w:p>
-        </w:tc>
-        <w:tc>
-          <w:tcPr>
-            <w:tcW w:type="dxa" w:w="4500"/>
+            <w:tcW w:type="dxa" w:w="1800"/>
+            <w:tcBorders>
+              <w:top w:val="single" w:color="D1D5DB" w:sz="4"/>
+              <w:left w:val="single" w:color="D1D5DB" w:sz="4"/>
+              <w:bottom w:val="single" w:color="D1D5DB" w:sz="4"/>
+              <w:right w:val="single" w:color="D1D5DB" w:sz="4"/>
+            </w:tcBorders>
+            <w:tcMar>
+              <w:top w:type="dxa" w:w="80"/>
+              <w:left w:type="dxa" w:w="100"/>
+              <w:bottom w:type="dxa" w:w="80"/>
+              <w:right w:type="dxa" w:w="100"/>
+            </w:tcMar>
+            <w:vAlign w:val="center"/>
+          </w:tcPr>
+          <w:p>
+            <w:r>
+              <w:t xml:space="preserve"/>
+            </w:r>
+          </w:p>
+        </w:tc>
+        <w:tc>
+          <w:tcPr>
+            <w:tcW w:type="dxa" w:w="1600"/>
+            <w:tcBorders>
+              <w:top w:val="single" w:color="D1D5DB" w:sz="4"/>
+              <w:left w:val="single" w:color="D1D5DB" w:sz="4"/>
+              <w:bottom w:val="single" w:color="D1D5DB" w:sz="4"/>
+              <w:right w:val="single" w:color="D1D5DB" w:sz="4"/>
+            </w:tcBorders>
+            <w:tcMar>
+              <w:top w:type="dxa" w:w="80"/>
+              <w:left w:type="dxa" w:w="100"/>
+              <w:bottom w:type="dxa" w:w="80"/>
+              <w:right w:type="dxa" w:w="100"/>
+            </w:tcMar>
+            <w:vAlign w:val="center"/>
+          </w:tcPr>
+          <w:p>
+            <w:r>
+              <w:t xml:space="preserve"/>
+            </w:r>
+          </w:p>
+        </w:tc>
+        <w:tc>
+          <w:tcPr>
+            <w:tcW w:type="dxa" w:w="3600"/>
             <w:tcBorders>
               <w:top w:val="single" w:color="D1D5DB" w:sz="4"/>
               <w:left w:val="single" w:color="D1D5DB" w:sz="4"/>
@@ -2508,30 +3145,53 @@
       <w:tr>
         <w:tc>
           <w:tcPr>
-            <w:tcW w:type="dxa" w:w="2500"/>
-            <w:tcBorders>
-              <w:top w:val="single" w:color="D1D5DB" w:sz="4"/>
-              <w:left w:val="single" w:color="D1D5DB" w:sz="4"/>
-              <w:bottom w:val="single" w:color="D1D5DB" w:sz="4"/>
-              <w:right w:val="single" w:color="D1D5DB" w:sz="4"/>
-            </w:tcBorders>
-            <w:tcMar>
-              <w:top w:type="dxa" w:w="80"/>
-              <w:left w:type="dxa" w:w="100"/>
-              <w:bottom w:type="dxa" w:w="80"/>
-              <w:right w:type="dxa" w:w="100"/>
-            </w:tcMar>
-            <w:vAlign w:val="center"/>
-          </w:tcPr>
-          <w:p>
-            <w:r>
-              <w:t xml:space="preserve"/>
-            </w:r>
-          </w:p>
-        </w:tc>
-        <w:tc>
-          <w:tcPr>
-            <w:tcW w:type="dxa" w:w="4500"/>
+            <w:tcW w:type="dxa" w:w="1800"/>
+            <w:tcBorders>
+              <w:top w:val="single" w:color="D1D5DB" w:sz="4"/>
+              <w:left w:val="single" w:color="D1D5DB" w:sz="4"/>
+              <w:bottom w:val="single" w:color="D1D5DB" w:sz="4"/>
+              <w:right w:val="single" w:color="D1D5DB" w:sz="4"/>
+            </w:tcBorders>
+            <w:tcMar>
+              <w:top w:type="dxa" w:w="80"/>
+              <w:left w:type="dxa" w:w="100"/>
+              <w:bottom w:type="dxa" w:w="80"/>
+              <w:right w:type="dxa" w:w="100"/>
+            </w:tcMar>
+            <w:vAlign w:val="center"/>
+          </w:tcPr>
+          <w:p>
+            <w:r>
+              <w:t xml:space="preserve"/>
+            </w:r>
+          </w:p>
+        </w:tc>
+        <w:tc>
+          <w:tcPr>
+            <w:tcW w:type="dxa" w:w="1600"/>
+            <w:tcBorders>
+              <w:top w:val="single" w:color="D1D5DB" w:sz="4"/>
+              <w:left w:val="single" w:color="D1D5DB" w:sz="4"/>
+              <w:bottom w:val="single" w:color="D1D5DB" w:sz="4"/>
+              <w:right w:val="single" w:color="D1D5DB" w:sz="4"/>
+            </w:tcBorders>
+            <w:tcMar>
+              <w:top w:type="dxa" w:w="80"/>
+              <w:left w:type="dxa" w:w="100"/>
+              <w:bottom w:type="dxa" w:w="80"/>
+              <w:right w:type="dxa" w:w="100"/>
+            </w:tcMar>
+            <w:vAlign w:val="center"/>
+          </w:tcPr>
+          <w:p>
+            <w:r>
+              <w:t xml:space="preserve"/>
+            </w:r>
+          </w:p>
+        </w:tc>
+        <w:tc>
+          <w:tcPr>
+            <w:tcW w:type="dxa" w:w="3600"/>
             <w:tcBorders>
               <w:top w:val="single" w:color="D1D5DB" w:sz="4"/>
               <w:left w:val="single" w:color="D1D5DB" w:sz="4"/>
@@ -2579,30 +3239,53 @@
       <w:tr>
         <w:tc>
           <w:tcPr>
-            <w:tcW w:type="dxa" w:w="2500"/>
-            <w:tcBorders>
-              <w:top w:val="single" w:color="D1D5DB" w:sz="4"/>
-              <w:left w:val="single" w:color="D1D5DB" w:sz="4"/>
-              <w:bottom w:val="single" w:color="D1D5DB" w:sz="4"/>
-              <w:right w:val="single" w:color="D1D5DB" w:sz="4"/>
-            </w:tcBorders>
-            <w:tcMar>
-              <w:top w:type="dxa" w:w="80"/>
-              <w:left w:type="dxa" w:w="100"/>
-              <w:bottom w:type="dxa" w:w="80"/>
-              <w:right w:type="dxa" w:w="100"/>
-            </w:tcMar>
-            <w:vAlign w:val="center"/>
-          </w:tcPr>
-          <w:p>
-            <w:r>
-              <w:t xml:space="preserve"/>
-            </w:r>
-          </w:p>
-        </w:tc>
-        <w:tc>
-          <w:tcPr>
-            <w:tcW w:type="dxa" w:w="4500"/>
+            <w:tcW w:type="dxa" w:w="1800"/>
+            <w:tcBorders>
+              <w:top w:val="single" w:color="D1D5DB" w:sz="4"/>
+              <w:left w:val="single" w:color="D1D5DB" w:sz="4"/>
+              <w:bottom w:val="single" w:color="D1D5DB" w:sz="4"/>
+              <w:right w:val="single" w:color="D1D5DB" w:sz="4"/>
+            </w:tcBorders>
+            <w:tcMar>
+              <w:top w:type="dxa" w:w="80"/>
+              <w:left w:type="dxa" w:w="100"/>
+              <w:bottom w:type="dxa" w:w="80"/>
+              <w:right w:type="dxa" w:w="100"/>
+            </w:tcMar>
+            <w:vAlign w:val="center"/>
+          </w:tcPr>
+          <w:p>
+            <w:r>
+              <w:t xml:space="preserve"/>
+            </w:r>
+          </w:p>
+        </w:tc>
+        <w:tc>
+          <w:tcPr>
+            <w:tcW w:type="dxa" w:w="1600"/>
+            <w:tcBorders>
+              <w:top w:val="single" w:color="D1D5DB" w:sz="4"/>
+              <w:left w:val="single" w:color="D1D5DB" w:sz="4"/>
+              <w:bottom w:val="single" w:color="D1D5DB" w:sz="4"/>
+              <w:right w:val="single" w:color="D1D5DB" w:sz="4"/>
+            </w:tcBorders>
+            <w:tcMar>
+              <w:top w:type="dxa" w:w="80"/>
+              <w:left w:type="dxa" w:w="100"/>
+              <w:bottom w:type="dxa" w:w="80"/>
+              <w:right w:type="dxa" w:w="100"/>
+            </w:tcMar>
+            <w:vAlign w:val="center"/>
+          </w:tcPr>
+          <w:p>
+            <w:r>
+              <w:t xml:space="preserve"/>
+            </w:r>
+          </w:p>
+        </w:tc>
+        <w:tc>
+          <w:tcPr>
+            <w:tcW w:type="dxa" w:w="3600"/>
             <w:tcBorders>
               <w:top w:val="single" w:color="D1D5DB" w:sz="4"/>
               <w:left w:val="single" w:color="D1D5DB" w:sz="4"/>
@@ -2650,30 +3333,53 @@
       <w:tr>
         <w:tc>
           <w:tcPr>
-            <w:tcW w:type="dxa" w:w="2500"/>
-            <w:tcBorders>
-              <w:top w:val="single" w:color="D1D5DB" w:sz="4"/>
-              <w:left w:val="single" w:color="D1D5DB" w:sz="4"/>
-              <w:bottom w:val="single" w:color="D1D5DB" w:sz="4"/>
-              <w:right w:val="single" w:color="D1D5DB" w:sz="4"/>
-            </w:tcBorders>
-            <w:tcMar>
-              <w:top w:type="dxa" w:w="80"/>
-              <w:left w:type="dxa" w:w="100"/>
-              <w:bottom w:type="dxa" w:w="80"/>
-              <w:right w:type="dxa" w:w="100"/>
-            </w:tcMar>
-            <w:vAlign w:val="center"/>
-          </w:tcPr>
-          <w:p>
-            <w:r>
-              <w:t xml:space="preserve"/>
-            </w:r>
-          </w:p>
-        </w:tc>
-        <w:tc>
-          <w:tcPr>
-            <w:tcW w:type="dxa" w:w="4500"/>
+            <w:tcW w:type="dxa" w:w="1800"/>
+            <w:tcBorders>
+              <w:top w:val="single" w:color="D1D5DB" w:sz="4"/>
+              <w:left w:val="single" w:color="D1D5DB" w:sz="4"/>
+              <w:bottom w:val="single" w:color="D1D5DB" w:sz="4"/>
+              <w:right w:val="single" w:color="D1D5DB" w:sz="4"/>
+            </w:tcBorders>
+            <w:tcMar>
+              <w:top w:type="dxa" w:w="80"/>
+              <w:left w:type="dxa" w:w="100"/>
+              <w:bottom w:type="dxa" w:w="80"/>
+              <w:right w:type="dxa" w:w="100"/>
+            </w:tcMar>
+            <w:vAlign w:val="center"/>
+          </w:tcPr>
+          <w:p>
+            <w:r>
+              <w:t xml:space="preserve"/>
+            </w:r>
+          </w:p>
+        </w:tc>
+        <w:tc>
+          <w:tcPr>
+            <w:tcW w:type="dxa" w:w="1600"/>
+            <w:tcBorders>
+              <w:top w:val="single" w:color="D1D5DB" w:sz="4"/>
+              <w:left w:val="single" w:color="D1D5DB" w:sz="4"/>
+              <w:bottom w:val="single" w:color="D1D5DB" w:sz="4"/>
+              <w:right w:val="single" w:color="D1D5DB" w:sz="4"/>
+            </w:tcBorders>
+            <w:tcMar>
+              <w:top w:type="dxa" w:w="80"/>
+              <w:left w:type="dxa" w:w="100"/>
+              <w:bottom w:type="dxa" w:w="80"/>
+              <w:right w:type="dxa" w:w="100"/>
+            </w:tcMar>
+            <w:vAlign w:val="center"/>
+          </w:tcPr>
+          <w:p>
+            <w:r>
+              <w:t xml:space="preserve"/>
+            </w:r>
+          </w:p>
+        </w:tc>
+        <w:tc>
+          <w:tcPr>
+            <w:tcW w:type="dxa" w:w="3600"/>
             <w:tcBorders>
               <w:top w:val="single" w:color="D1D5DB" w:sz="4"/>
               <w:left w:val="single" w:color="D1D5DB" w:sz="4"/>
@@ -2721,30 +3427,241 @@
       <w:tr>
         <w:tc>
           <w:tcPr>
-            <w:tcW w:type="dxa" w:w="2500"/>
-            <w:tcBorders>
-              <w:top w:val="single" w:color="D1D5DB" w:sz="4"/>
-              <w:left w:val="single" w:color="D1D5DB" w:sz="4"/>
-              <w:bottom w:val="single" w:color="D1D5DB" w:sz="4"/>
-              <w:right w:val="single" w:color="D1D5DB" w:sz="4"/>
-            </w:tcBorders>
-            <w:tcMar>
-              <w:top w:type="dxa" w:w="80"/>
-              <w:left w:type="dxa" w:w="100"/>
-              <w:bottom w:type="dxa" w:w="80"/>
-              <w:right w:type="dxa" w:w="100"/>
-            </w:tcMar>
-            <w:vAlign w:val="center"/>
-          </w:tcPr>
-          <w:p>
-            <w:r>
-              <w:t xml:space="preserve"/>
-            </w:r>
-          </w:p>
-        </w:tc>
-        <w:tc>
-          <w:tcPr>
-            <w:tcW w:type="dxa" w:w="4500"/>
+            <w:tcW w:type="dxa" w:w="1800"/>
+            <w:tcBorders>
+              <w:top w:val="single" w:color="D1D5DB" w:sz="4"/>
+              <w:left w:val="single" w:color="D1D5DB" w:sz="4"/>
+              <w:bottom w:val="single" w:color="D1D5DB" w:sz="4"/>
+              <w:right w:val="single" w:color="D1D5DB" w:sz="4"/>
+            </w:tcBorders>
+            <w:tcMar>
+              <w:top w:type="dxa" w:w="80"/>
+              <w:left w:type="dxa" w:w="100"/>
+              <w:bottom w:type="dxa" w:w="80"/>
+              <w:right w:type="dxa" w:w="100"/>
+            </w:tcMar>
+            <w:vAlign w:val="center"/>
+          </w:tcPr>
+          <w:p>
+            <w:r>
+              <w:t xml:space="preserve"/>
+            </w:r>
+          </w:p>
+        </w:tc>
+        <w:tc>
+          <w:tcPr>
+            <w:tcW w:type="dxa" w:w="1600"/>
+            <w:tcBorders>
+              <w:top w:val="single" w:color="D1D5DB" w:sz="4"/>
+              <w:left w:val="single" w:color="D1D5DB" w:sz="4"/>
+              <w:bottom w:val="single" w:color="D1D5DB" w:sz="4"/>
+              <w:right w:val="single" w:color="D1D5DB" w:sz="4"/>
+            </w:tcBorders>
+            <w:tcMar>
+              <w:top w:type="dxa" w:w="80"/>
+              <w:left w:type="dxa" w:w="100"/>
+              <w:bottom w:type="dxa" w:w="80"/>
+              <w:right w:type="dxa" w:w="100"/>
+            </w:tcMar>
+            <w:vAlign w:val="center"/>
+          </w:tcPr>
+          <w:p>
+            <w:r>
+              <w:t xml:space="preserve"/>
+            </w:r>
+          </w:p>
+        </w:tc>
+        <w:tc>
+          <w:tcPr>
+            <w:tcW w:type="dxa" w:w="3600"/>
+            <w:tcBorders>
+              <w:top w:val="single" w:color="D1D5DB" w:sz="4"/>
+              <w:left w:val="single" w:color="D1D5DB" w:sz="4"/>
+              <w:bottom w:val="single" w:color="D1D5DB" w:sz="4"/>
+              <w:right w:val="single" w:color="D1D5DB" w:sz="4"/>
+            </w:tcBorders>
+            <w:tcMar>
+              <w:top w:type="dxa" w:w="80"/>
+              <w:left w:type="dxa" w:w="100"/>
+              <w:bottom w:type="dxa" w:w="80"/>
+              <w:right w:type="dxa" w:w="100"/>
+            </w:tcMar>
+            <w:vAlign w:val="center"/>
+          </w:tcPr>
+          <w:p>
+            <w:r>
+              <w:t xml:space="preserve"/>
+            </w:r>
+          </w:p>
+        </w:tc>
+        <w:tc>
+          <w:tcPr>
+            <w:tcW w:type="dxa" w:w="2000"/>
+            <w:tcBorders>
+              <w:top w:val="single" w:color="D1D5DB" w:sz="4"/>
+              <w:left w:val="single" w:color="D1D5DB" w:sz="4"/>
+              <w:bottom w:val="single" w:color="D1D5DB" w:sz="4"/>
+              <w:right w:val="single" w:color="D1D5DB" w:sz="4"/>
+            </w:tcBorders>
+            <w:tcMar>
+              <w:top w:type="dxa" w:w="80"/>
+              <w:left w:type="dxa" w:w="100"/>
+              <w:bottom w:type="dxa" w:w="80"/>
+              <w:right w:type="dxa" w:w="100"/>
+            </w:tcMar>
+            <w:vAlign w:val="center"/>
+          </w:tcPr>
+          <w:p>
+            <w:r>
+              <w:t xml:space="preserve"/>
+            </w:r>
+          </w:p>
+        </w:tc>
+      </w:tr>
+      <w:tr>
+        <w:tc>
+          <w:tcPr>
+            <w:tcW w:type="dxa" w:w="1800"/>
+            <w:tcBorders>
+              <w:top w:val="single" w:color="D1D5DB" w:sz="4"/>
+              <w:left w:val="single" w:color="D1D5DB" w:sz="4"/>
+              <w:bottom w:val="single" w:color="D1D5DB" w:sz="4"/>
+              <w:right w:val="single" w:color="D1D5DB" w:sz="4"/>
+            </w:tcBorders>
+            <w:tcMar>
+              <w:top w:type="dxa" w:w="80"/>
+              <w:left w:type="dxa" w:w="100"/>
+              <w:bottom w:type="dxa" w:w="80"/>
+              <w:right w:type="dxa" w:w="100"/>
+            </w:tcMar>
+            <w:vAlign w:val="center"/>
+          </w:tcPr>
+          <w:p>
+            <w:r>
+              <w:t xml:space="preserve"/>
+            </w:r>
+          </w:p>
+        </w:tc>
+        <w:tc>
+          <w:tcPr>
+            <w:tcW w:type="dxa" w:w="1600"/>
+            <w:tcBorders>
+              <w:top w:val="single" w:color="D1D5DB" w:sz="4"/>
+              <w:left w:val="single" w:color="D1D5DB" w:sz="4"/>
+              <w:bottom w:val="single" w:color="D1D5DB" w:sz="4"/>
+              <w:right w:val="single" w:color="D1D5DB" w:sz="4"/>
+            </w:tcBorders>
+            <w:tcMar>
+              <w:top w:type="dxa" w:w="80"/>
+              <w:left w:type="dxa" w:w="100"/>
+              <w:bottom w:type="dxa" w:w="80"/>
+              <w:right w:type="dxa" w:w="100"/>
+            </w:tcMar>
+            <w:vAlign w:val="center"/>
+          </w:tcPr>
+          <w:p>
+            <w:r>
+              <w:t xml:space="preserve"/>
+            </w:r>
+          </w:p>
+        </w:tc>
+        <w:tc>
+          <w:tcPr>
+            <w:tcW w:type="dxa" w:w="3600"/>
+            <w:tcBorders>
+              <w:top w:val="single" w:color="D1D5DB" w:sz="4"/>
+              <w:left w:val="single" w:color="D1D5DB" w:sz="4"/>
+              <w:bottom w:val="single" w:color="D1D5DB" w:sz="4"/>
+              <w:right w:val="single" w:color="D1D5DB" w:sz="4"/>
+            </w:tcBorders>
+            <w:tcMar>
+              <w:top w:type="dxa" w:w="80"/>
+              <w:left w:type="dxa" w:w="100"/>
+              <w:bottom w:type="dxa" w:w="80"/>
+              <w:right w:type="dxa" w:w="100"/>
+            </w:tcMar>
+            <w:vAlign w:val="center"/>
+          </w:tcPr>
+          <w:p>
+            <w:r>
+              <w:t xml:space="preserve"/>
+            </w:r>
+          </w:p>
+        </w:tc>
+        <w:tc>
+          <w:tcPr>
+            <w:tcW w:type="dxa" w:w="2000"/>
+            <w:tcBorders>
+              <w:top w:val="single" w:color="D1D5DB" w:sz="4"/>
+              <w:left w:val="single" w:color="D1D5DB" w:sz="4"/>
+              <w:bottom w:val="single" w:color="D1D5DB" w:sz="4"/>
+              <w:right w:val="single" w:color="D1D5DB" w:sz="4"/>
+            </w:tcBorders>
+            <w:tcMar>
+              <w:top w:type="dxa" w:w="80"/>
+              <w:left w:type="dxa" w:w="100"/>
+              <w:bottom w:type="dxa" w:w="80"/>
+              <w:right w:type="dxa" w:w="100"/>
+            </w:tcMar>
+            <w:vAlign w:val="center"/>
+          </w:tcPr>
+          <w:p>
+            <w:r>
+              <w:t xml:space="preserve"/>
+            </w:r>
+          </w:p>
+        </w:tc>
+      </w:tr>
+      <w:tr>
+        <w:tc>
+          <w:tcPr>
+            <w:tcW w:type="dxa" w:w="1800"/>
+            <w:tcBorders>
+              <w:top w:val="single" w:color="D1D5DB" w:sz="4"/>
+              <w:left w:val="single" w:color="D1D5DB" w:sz="4"/>
+              <w:bottom w:val="single" w:color="D1D5DB" w:sz="4"/>
+              <w:right w:val="single" w:color="D1D5DB" w:sz="4"/>
+            </w:tcBorders>
+            <w:tcMar>
+              <w:top w:type="dxa" w:w="80"/>
+              <w:left w:type="dxa" w:w="100"/>
+              <w:bottom w:type="dxa" w:w="80"/>
+              <w:right w:type="dxa" w:w="100"/>
+            </w:tcMar>
+            <w:vAlign w:val="center"/>
+          </w:tcPr>
+          <w:p>
+            <w:r>
+              <w:t xml:space="preserve"/>
+            </w:r>
+          </w:p>
+        </w:tc>
+        <w:tc>
+          <w:tcPr>
+            <w:tcW w:type="dxa" w:w="1600"/>
+            <w:tcBorders>
+              <w:top w:val="single" w:color="D1D5DB" w:sz="4"/>
+              <w:left w:val="single" w:color="D1D5DB" w:sz="4"/>
+              <w:bottom w:val="single" w:color="D1D5DB" w:sz="4"/>
+              <w:right w:val="single" w:color="D1D5DB" w:sz="4"/>
+            </w:tcBorders>
+            <w:tcMar>
+              <w:top w:type="dxa" w:w="80"/>
+              <w:left w:type="dxa" w:w="100"/>
+              <w:bottom w:type="dxa" w:w="80"/>
+              <w:right w:type="dxa" w:w="100"/>
+            </w:tcMar>
+            <w:vAlign w:val="center"/>
+          </w:tcPr>
+          <w:p>
+            <w:r>
+              <w:t xml:space="preserve"/>
+            </w:r>
+          </w:p>
+        </w:tc>
+        <w:tc>
+          <w:tcPr>
+            <w:tcW w:type="dxa" w:w="3600"/>
             <w:tcBorders>
               <w:top w:val="single" w:color="D1D5DB" w:sz="4"/>
               <w:left w:val="single" w:color="D1D5DB" w:sz="4"/>
@@ -3000,12 +3917,12 @@
         <w:spacing w:after="80" w:before="320"/>
       </w:pPr>
       <w:r>
-        <w:t xml:space="preserve">10. Reviews &amp; ratings</w:t>
+        <w:t xml:space="preserve">10. Blog / articles</w:t>
       </w:r>
     </w:p>
     <w:p>
       <w:pPr>
-        <w:spacing w:after="160"/>
+        <w:spacing w:after="120"/>
       </w:pPr>
       <w:r>
         <w:rPr>
@@ -3024,6 +3941,18 @@
         <w:t xml:space="preserve">☐ Yes    ☐ No</w:t>
       </w:r>
     </w:p>
+    <w:p>
+      <w:pPr>
+        <w:spacing w:after="120"/>
+      </w:pPr>
+      <w:r>
+        <w:rPr>
+          <w:sz w:val="20"/>
+          <w:szCs w:val="20"/>
+        </w:rPr>
+        <w:t xml:space="preserve">Initial posts to publish at launch. More can be added anytime from the admin panel. Cover images sent separately.</w:t>
+      </w:r>
+    </w:p>
     <w:tbl>
       <w:tblPr>
         <w:tblW w:type="dxa" w:w="9000"/>
@@ -3038,9 +3967,8 @@
       </w:tblPr>
       <w:tblGrid>
         <w:gridCol w:w="2200"/>
-        <w:gridCol w:w="1400"/>
-        <w:gridCol w:w="2200"/>
-        <w:gridCol w:w="3200"/>
+        <w:gridCol w:w="4200"/>
+        <w:gridCol w:w="2600"/>
       </w:tblGrid>
       <w:tr>
         <w:trPr>
@@ -3073,13 +4001,13 @@
                 <w:sz w:val="18"/>
                 <w:szCs w:val="18"/>
               </w:rPr>
-              <w:t xml:space="preserve">Platform</w:t>
-            </w:r>
-          </w:p>
-        </w:tc>
-        <w:tc>
-          <w:tcPr>
-            <w:tcW w:type="dxa" w:w="1400"/>
+              <w:t xml:space="preserve">Title</w:t>
+            </w:r>
+          </w:p>
+        </w:tc>
+        <w:tc>
+          <w:tcPr>
+            <w:tcW w:type="dxa" w:w="4200"/>
             <w:tcBorders>
               <w:top w:val="single" w:color="D1D5DB" w:sz="4"/>
               <w:left w:val="single" w:color="D1D5DB" w:sz="4"/>
@@ -3104,13 +4032,13 @@
                 <w:sz w:val="18"/>
                 <w:szCs w:val="18"/>
               </w:rPr>
-              <w:t xml:space="preserve">Rating</w:t>
-            </w:r>
-          </w:p>
-        </w:tc>
-        <w:tc>
-          <w:tcPr>
-            <w:tcW w:type="dxa" w:w="2200"/>
+              <w:t xml:space="preserve">Excerpt (short summary)</w:t>
+            </w:r>
+          </w:p>
+        </w:tc>
+        <w:tc>
+          <w:tcPr>
+            <w:tcW w:type="dxa" w:w="2600"/>
             <w:tcBorders>
               <w:top w:val="single" w:color="D1D5DB" w:sz="4"/>
               <w:left w:val="single" w:color="D1D5DB" w:sz="4"/>
@@ -3135,38 +4063,7 @@
                 <w:sz w:val="18"/>
                 <w:szCs w:val="18"/>
               </w:rPr>
-              <w:t xml:space="preserve">Review count</w:t>
-            </w:r>
-          </w:p>
-        </w:tc>
-        <w:tc>
-          <w:tcPr>
-            <w:tcW w:type="dxa" w:w="3200"/>
-            <w:tcBorders>
-              <w:top w:val="single" w:color="D1D5DB" w:sz="4"/>
-              <w:left w:val="single" w:color="D1D5DB" w:sz="4"/>
-              <w:bottom w:val="single" w:color="D1D5DB" w:sz="4"/>
-              <w:right w:val="single" w:color="D1D5DB" w:sz="4"/>
-            </w:tcBorders>
-            <w:shd w:fill="111827" w:val="clear"/>
-            <w:tcMar>
-              <w:top w:type="dxa" w:w="80"/>
-              <w:left w:type="dxa" w:w="100"/>
-              <w:bottom w:type="dxa" w:w="80"/>
-              <w:right w:type="dxa" w:w="100"/>
-            </w:tcMar>
-            <w:vAlign w:val="center"/>
-          </w:tcPr>
-          <w:p>
-            <w:r>
-              <w:rPr>
-                <w:b/>
-                <w:bCs/>
-                <w:color w:val="FFFFFF"/>
-                <w:sz w:val="18"/>
-                <w:szCs w:val="18"/>
-              </w:rPr>
-              <w:t xml:space="preserve">Profile URL</w:t>
+              <w:t xml:space="preserve">Body text (or attach separately)</w:t>
             </w:r>
           </w:p>
         </w:tc>
@@ -3197,27 +4094,52 @@
         </w:tc>
         <w:tc>
           <w:tcPr>
-            <w:tcW w:type="dxa" w:w="1400"/>
-            <w:tcBorders>
-              <w:top w:val="single" w:color="D1D5DB" w:sz="4"/>
-              <w:left w:val="single" w:color="D1D5DB" w:sz="4"/>
-              <w:bottom w:val="single" w:color="D1D5DB" w:sz="4"/>
-              <w:right w:val="single" w:color="D1D5DB" w:sz="4"/>
-            </w:tcBorders>
-            <w:tcMar>
-              <w:top w:type="dxa" w:w="80"/>
-              <w:left w:type="dxa" w:w="100"/>
-              <w:bottom w:type="dxa" w:w="80"/>
-              <w:right w:type="dxa" w:w="100"/>
-            </w:tcMar>
-            <w:vAlign w:val="center"/>
-          </w:tcPr>
-          <w:p>
-            <w:r>
-              <w:t xml:space="preserve"/>
-            </w:r>
-          </w:p>
-        </w:tc>
+            <w:tcW w:type="dxa" w:w="4200"/>
+            <w:tcBorders>
+              <w:top w:val="single" w:color="D1D5DB" w:sz="4"/>
+              <w:left w:val="single" w:color="D1D5DB" w:sz="4"/>
+              <w:bottom w:val="single" w:color="D1D5DB" w:sz="4"/>
+              <w:right w:val="single" w:color="D1D5DB" w:sz="4"/>
+            </w:tcBorders>
+            <w:tcMar>
+              <w:top w:type="dxa" w:w="80"/>
+              <w:left w:type="dxa" w:w="100"/>
+              <w:bottom w:type="dxa" w:w="80"/>
+              <w:right w:type="dxa" w:w="100"/>
+            </w:tcMar>
+            <w:vAlign w:val="center"/>
+          </w:tcPr>
+          <w:p>
+            <w:r>
+              <w:t xml:space="preserve"/>
+            </w:r>
+          </w:p>
+        </w:tc>
+        <w:tc>
+          <w:tcPr>
+            <w:tcW w:type="dxa" w:w="2600"/>
+            <w:tcBorders>
+              <w:top w:val="single" w:color="D1D5DB" w:sz="4"/>
+              <w:left w:val="single" w:color="D1D5DB" w:sz="4"/>
+              <w:bottom w:val="single" w:color="D1D5DB" w:sz="4"/>
+              <w:right w:val="single" w:color="D1D5DB" w:sz="4"/>
+            </w:tcBorders>
+            <w:tcMar>
+              <w:top w:type="dxa" w:w="80"/>
+              <w:left w:type="dxa" w:w="100"/>
+              <w:bottom w:type="dxa" w:w="80"/>
+              <w:right w:type="dxa" w:w="100"/>
+            </w:tcMar>
+            <w:vAlign w:val="center"/>
+          </w:tcPr>
+          <w:p>
+            <w:r>
+              <w:t xml:space="preserve"/>
+            </w:r>
+          </w:p>
+        </w:tc>
+      </w:tr>
+      <w:tr>
         <w:tc>
           <w:tcPr>
             <w:tcW w:type="dxa" w:w="2200"/>
@@ -3243,7 +4165,30 @@
         </w:tc>
         <w:tc>
           <w:tcPr>
-            <w:tcW w:type="dxa" w:w="3200"/>
+            <w:tcW w:type="dxa" w:w="4200"/>
+            <w:tcBorders>
+              <w:top w:val="single" w:color="D1D5DB" w:sz="4"/>
+              <w:left w:val="single" w:color="D1D5DB" w:sz="4"/>
+              <w:bottom w:val="single" w:color="D1D5DB" w:sz="4"/>
+              <w:right w:val="single" w:color="D1D5DB" w:sz="4"/>
+            </w:tcBorders>
+            <w:tcMar>
+              <w:top w:type="dxa" w:w="80"/>
+              <w:left w:type="dxa" w:w="100"/>
+              <w:bottom w:type="dxa" w:w="80"/>
+              <w:right w:type="dxa" w:w="100"/>
+            </w:tcMar>
+            <w:vAlign w:val="center"/>
+          </w:tcPr>
+          <w:p>
+            <w:r>
+              <w:t xml:space="preserve"/>
+            </w:r>
+          </w:p>
+        </w:tc>
+        <w:tc>
+          <w:tcPr>
+            <w:tcW w:type="dxa" w:w="2600"/>
             <w:tcBorders>
               <w:top w:val="single" w:color="D1D5DB" w:sz="4"/>
               <w:left w:val="single" w:color="D1D5DB" w:sz="4"/>
@@ -3291,27 +4236,52 @@
         </w:tc>
         <w:tc>
           <w:tcPr>
-            <w:tcW w:type="dxa" w:w="1400"/>
-            <w:tcBorders>
-              <w:top w:val="single" w:color="D1D5DB" w:sz="4"/>
-              <w:left w:val="single" w:color="D1D5DB" w:sz="4"/>
-              <w:bottom w:val="single" w:color="D1D5DB" w:sz="4"/>
-              <w:right w:val="single" w:color="D1D5DB" w:sz="4"/>
-            </w:tcBorders>
-            <w:tcMar>
-              <w:top w:type="dxa" w:w="80"/>
-              <w:left w:type="dxa" w:w="100"/>
-              <w:bottom w:type="dxa" w:w="80"/>
-              <w:right w:type="dxa" w:w="100"/>
-            </w:tcMar>
-            <w:vAlign w:val="center"/>
-          </w:tcPr>
-          <w:p>
-            <w:r>
-              <w:t xml:space="preserve"/>
-            </w:r>
-          </w:p>
-        </w:tc>
+            <w:tcW w:type="dxa" w:w="4200"/>
+            <w:tcBorders>
+              <w:top w:val="single" w:color="D1D5DB" w:sz="4"/>
+              <w:left w:val="single" w:color="D1D5DB" w:sz="4"/>
+              <w:bottom w:val="single" w:color="D1D5DB" w:sz="4"/>
+              <w:right w:val="single" w:color="D1D5DB" w:sz="4"/>
+            </w:tcBorders>
+            <w:tcMar>
+              <w:top w:type="dxa" w:w="80"/>
+              <w:left w:type="dxa" w:w="100"/>
+              <w:bottom w:type="dxa" w:w="80"/>
+              <w:right w:type="dxa" w:w="100"/>
+            </w:tcMar>
+            <w:vAlign w:val="center"/>
+          </w:tcPr>
+          <w:p>
+            <w:r>
+              <w:t xml:space="preserve"/>
+            </w:r>
+          </w:p>
+        </w:tc>
+        <w:tc>
+          <w:tcPr>
+            <w:tcW w:type="dxa" w:w="2600"/>
+            <w:tcBorders>
+              <w:top w:val="single" w:color="D1D5DB" w:sz="4"/>
+              <w:left w:val="single" w:color="D1D5DB" w:sz="4"/>
+              <w:bottom w:val="single" w:color="D1D5DB" w:sz="4"/>
+              <w:right w:val="single" w:color="D1D5DB" w:sz="4"/>
+            </w:tcBorders>
+            <w:tcMar>
+              <w:top w:type="dxa" w:w="80"/>
+              <w:left w:type="dxa" w:w="100"/>
+              <w:bottom w:type="dxa" w:w="80"/>
+              <w:right w:type="dxa" w:w="100"/>
+            </w:tcMar>
+            <w:vAlign w:val="center"/>
+          </w:tcPr>
+          <w:p>
+            <w:r>
+              <w:t xml:space="preserve"/>
+            </w:r>
+          </w:p>
+        </w:tc>
+      </w:tr>
+      <w:tr>
         <w:tc>
           <w:tcPr>
             <w:tcW w:type="dxa" w:w="2200"/>
@@ -3337,101 +4307,30 @@
         </w:tc>
         <w:tc>
           <w:tcPr>
-            <w:tcW w:type="dxa" w:w="3200"/>
-            <w:tcBorders>
-              <w:top w:val="single" w:color="D1D5DB" w:sz="4"/>
-              <w:left w:val="single" w:color="D1D5DB" w:sz="4"/>
-              <w:bottom w:val="single" w:color="D1D5DB" w:sz="4"/>
-              <w:right w:val="single" w:color="D1D5DB" w:sz="4"/>
-            </w:tcBorders>
-            <w:tcMar>
-              <w:top w:type="dxa" w:w="80"/>
-              <w:left w:type="dxa" w:w="100"/>
-              <w:bottom w:type="dxa" w:w="80"/>
-              <w:right w:type="dxa" w:w="100"/>
-            </w:tcMar>
-            <w:vAlign w:val="center"/>
-          </w:tcPr>
-          <w:p>
-            <w:r>
-              <w:t xml:space="preserve"/>
-            </w:r>
-          </w:p>
-        </w:tc>
-      </w:tr>
-      <w:tr>
-        <w:tc>
-          <w:tcPr>
-            <w:tcW w:type="dxa" w:w="2200"/>
-            <w:tcBorders>
-              <w:top w:val="single" w:color="D1D5DB" w:sz="4"/>
-              <w:left w:val="single" w:color="D1D5DB" w:sz="4"/>
-              <w:bottom w:val="single" w:color="D1D5DB" w:sz="4"/>
-              <w:right w:val="single" w:color="D1D5DB" w:sz="4"/>
-            </w:tcBorders>
-            <w:tcMar>
-              <w:top w:type="dxa" w:w="80"/>
-              <w:left w:type="dxa" w:w="100"/>
-              <w:bottom w:type="dxa" w:w="80"/>
-              <w:right w:type="dxa" w:w="100"/>
-            </w:tcMar>
-            <w:vAlign w:val="center"/>
-          </w:tcPr>
-          <w:p>
-            <w:r>
-              <w:t xml:space="preserve"/>
-            </w:r>
-          </w:p>
-        </w:tc>
-        <w:tc>
-          <w:tcPr>
-            <w:tcW w:type="dxa" w:w="1400"/>
-            <w:tcBorders>
-              <w:top w:val="single" w:color="D1D5DB" w:sz="4"/>
-              <w:left w:val="single" w:color="D1D5DB" w:sz="4"/>
-              <w:bottom w:val="single" w:color="D1D5DB" w:sz="4"/>
-              <w:right w:val="single" w:color="D1D5DB" w:sz="4"/>
-            </w:tcBorders>
-            <w:tcMar>
-              <w:top w:type="dxa" w:w="80"/>
-              <w:left w:type="dxa" w:w="100"/>
-              <w:bottom w:type="dxa" w:w="80"/>
-              <w:right w:type="dxa" w:w="100"/>
-            </w:tcMar>
-            <w:vAlign w:val="center"/>
-          </w:tcPr>
-          <w:p>
-            <w:r>
-              <w:t xml:space="preserve"/>
-            </w:r>
-          </w:p>
-        </w:tc>
-        <w:tc>
-          <w:tcPr>
-            <w:tcW w:type="dxa" w:w="2200"/>
-            <w:tcBorders>
-              <w:top w:val="single" w:color="D1D5DB" w:sz="4"/>
-              <w:left w:val="single" w:color="D1D5DB" w:sz="4"/>
-              <w:bottom w:val="single" w:color="D1D5DB" w:sz="4"/>
-              <w:right w:val="single" w:color="D1D5DB" w:sz="4"/>
-            </w:tcBorders>
-            <w:tcMar>
-              <w:top w:type="dxa" w:w="80"/>
-              <w:left w:type="dxa" w:w="100"/>
-              <w:bottom w:type="dxa" w:w="80"/>
-              <w:right w:type="dxa" w:w="100"/>
-            </w:tcMar>
-            <w:vAlign w:val="center"/>
-          </w:tcPr>
-          <w:p>
-            <w:r>
-              <w:t xml:space="preserve"/>
-            </w:r>
-          </w:p>
-        </w:tc>
-        <w:tc>
-          <w:tcPr>
-            <w:tcW w:type="dxa" w:w="3200"/>
+            <w:tcW w:type="dxa" w:w="4200"/>
+            <w:tcBorders>
+              <w:top w:val="single" w:color="D1D5DB" w:sz="4"/>
+              <w:left w:val="single" w:color="D1D5DB" w:sz="4"/>
+              <w:bottom w:val="single" w:color="D1D5DB" w:sz="4"/>
+              <w:right w:val="single" w:color="D1D5DB" w:sz="4"/>
+            </w:tcBorders>
+            <w:tcMar>
+              <w:top w:type="dxa" w:w="80"/>
+              <w:left w:type="dxa" w:w="100"/>
+              <w:bottom w:type="dxa" w:w="80"/>
+              <w:right w:type="dxa" w:w="100"/>
+            </w:tcMar>
+            <w:vAlign w:val="center"/>
+          </w:tcPr>
+          <w:p>
+            <w:r>
+              <w:t xml:space="preserve"/>
+            </w:r>
+          </w:p>
+        </w:tc>
+        <w:tc>
+          <w:tcPr>
+            <w:tcW w:type="dxa" w:w="2600"/>
             <w:tcBorders>
               <w:top w:val="single" w:color="D1D5DB" w:sz="4"/>
               <w:left w:val="single" w:color="D1D5DB" w:sz="4"/>
@@ -3465,7 +4364,1880 @@
         <w:spacing w:after="80" w:before="320"/>
       </w:pPr>
       <w:r>
-        <w:t xml:space="preserve">11. About us</w:t>
+        <w:t xml:space="preserve">11. News &amp; events</w:t>
+      </w:r>
+    </w:p>
+    <w:p>
+      <w:pPr>
+        <w:spacing w:after="120"/>
+      </w:pPr>
+      <w:r>
+        <w:rPr>
+          <w:b/>
+          <w:bCs/>
+          <w:sz w:val="20"/>
+          <w:szCs w:val="20"/>
+        </w:rPr>
+        <w:t xml:space="preserve">Include this section on the site?  </w:t>
+      </w:r>
+      <w:r>
+        <w:rPr>
+          <w:sz w:val="20"/>
+          <w:szCs w:val="20"/>
+        </w:rPr>
+        <w:t xml:space="preserve">☐ Yes    ☐ No</w:t>
+      </w:r>
+    </w:p>
+    <w:p>
+      <w:pPr>
+        <w:spacing w:after="120"/>
+      </w:pPr>
+      <w:r>
+        <w:rPr>
+          <w:sz w:val="20"/>
+          <w:szCs w:val="20"/>
+        </w:rPr>
+        <w:t xml:space="preserve">Mix of announcements (News) and dated happenings (Events). Images sent separately.</w:t>
+      </w:r>
+    </w:p>
+    <w:tbl>
+      <w:tblPr>
+        <w:tblW w:type="dxa" w:w="9000"/>
+        <w:tblBorders>
+          <w:top w:val="single" w:color="auto" w:sz="4"/>
+          <w:left w:val="single" w:color="auto" w:sz="4"/>
+          <w:bottom w:val="single" w:color="auto" w:sz="4"/>
+          <w:right w:val="single" w:color="auto" w:sz="4"/>
+          <w:insideH w:val="single" w:color="auto" w:sz="4"/>
+          <w:insideV w:val="single" w:color="auto" w:sz="4"/>
+        </w:tblBorders>
+      </w:tblPr>
+      <w:tblGrid>
+        <w:gridCol w:w="1400"/>
+        <w:gridCol w:w="2000"/>
+        <w:gridCol w:w="2800"/>
+        <w:gridCol w:w="1400"/>
+        <w:gridCol w:w="1400"/>
+      </w:tblGrid>
+      <w:tr>
+        <w:trPr>
+          <w:tblHeader/>
+        </w:trPr>
+        <w:tc>
+          <w:tcPr>
+            <w:tcW w:type="dxa" w:w="1400"/>
+            <w:tcBorders>
+              <w:top w:val="single" w:color="D1D5DB" w:sz="4"/>
+              <w:left w:val="single" w:color="D1D5DB" w:sz="4"/>
+              <w:bottom w:val="single" w:color="D1D5DB" w:sz="4"/>
+              <w:right w:val="single" w:color="D1D5DB" w:sz="4"/>
+            </w:tcBorders>
+            <w:shd w:fill="111827" w:val="clear"/>
+            <w:tcMar>
+              <w:top w:type="dxa" w:w="80"/>
+              <w:left w:type="dxa" w:w="100"/>
+              <w:bottom w:type="dxa" w:w="80"/>
+              <w:right w:type="dxa" w:w="100"/>
+            </w:tcMar>
+            <w:vAlign w:val="center"/>
+          </w:tcPr>
+          <w:p>
+            <w:r>
+              <w:rPr>
+                <w:b/>
+                <w:bCs/>
+                <w:color w:val="FFFFFF"/>
+                <w:sz w:val="18"/>
+                <w:szCs w:val="18"/>
+              </w:rPr>
+              <w:t xml:space="preserve">Type</w:t>
+            </w:r>
+          </w:p>
+        </w:tc>
+        <w:tc>
+          <w:tcPr>
+            <w:tcW w:type="dxa" w:w="2000"/>
+            <w:tcBorders>
+              <w:top w:val="single" w:color="D1D5DB" w:sz="4"/>
+              <w:left w:val="single" w:color="D1D5DB" w:sz="4"/>
+              <w:bottom w:val="single" w:color="D1D5DB" w:sz="4"/>
+              <w:right w:val="single" w:color="D1D5DB" w:sz="4"/>
+            </w:tcBorders>
+            <w:shd w:fill="111827" w:val="clear"/>
+            <w:tcMar>
+              <w:top w:type="dxa" w:w="80"/>
+              <w:left w:type="dxa" w:w="100"/>
+              <w:bottom w:type="dxa" w:w="80"/>
+              <w:right w:type="dxa" w:w="100"/>
+            </w:tcMar>
+            <w:vAlign w:val="center"/>
+          </w:tcPr>
+          <w:p>
+            <w:r>
+              <w:rPr>
+                <w:b/>
+                <w:bCs/>
+                <w:color w:val="FFFFFF"/>
+                <w:sz w:val="18"/>
+                <w:szCs w:val="18"/>
+              </w:rPr>
+              <w:t xml:space="preserve">Title</w:t>
+            </w:r>
+          </w:p>
+        </w:tc>
+        <w:tc>
+          <w:tcPr>
+            <w:tcW w:type="dxa" w:w="2800"/>
+            <w:tcBorders>
+              <w:top w:val="single" w:color="D1D5DB" w:sz="4"/>
+              <w:left w:val="single" w:color="D1D5DB" w:sz="4"/>
+              <w:bottom w:val="single" w:color="D1D5DB" w:sz="4"/>
+              <w:right w:val="single" w:color="D1D5DB" w:sz="4"/>
+            </w:tcBorders>
+            <w:shd w:fill="111827" w:val="clear"/>
+            <w:tcMar>
+              <w:top w:type="dxa" w:w="80"/>
+              <w:left w:type="dxa" w:w="100"/>
+              <w:bottom w:type="dxa" w:w="80"/>
+              <w:right w:type="dxa" w:w="100"/>
+            </w:tcMar>
+            <w:vAlign w:val="center"/>
+          </w:tcPr>
+          <w:p>
+            <w:r>
+              <w:rPr>
+                <w:b/>
+                <w:bCs/>
+                <w:color w:val="FFFFFF"/>
+                <w:sz w:val="18"/>
+                <w:szCs w:val="18"/>
+              </w:rPr>
+              <w:t xml:space="preserve">Summary</w:t>
+            </w:r>
+          </w:p>
+        </w:tc>
+        <w:tc>
+          <w:tcPr>
+            <w:tcW w:type="dxa" w:w="1400"/>
+            <w:tcBorders>
+              <w:top w:val="single" w:color="D1D5DB" w:sz="4"/>
+              <w:left w:val="single" w:color="D1D5DB" w:sz="4"/>
+              <w:bottom w:val="single" w:color="D1D5DB" w:sz="4"/>
+              <w:right w:val="single" w:color="D1D5DB" w:sz="4"/>
+            </w:tcBorders>
+            <w:shd w:fill="111827" w:val="clear"/>
+            <w:tcMar>
+              <w:top w:type="dxa" w:w="80"/>
+              <w:left w:type="dxa" w:w="100"/>
+              <w:bottom w:type="dxa" w:w="80"/>
+              <w:right w:type="dxa" w:w="100"/>
+            </w:tcMar>
+            <w:vAlign w:val="center"/>
+          </w:tcPr>
+          <w:p>
+            <w:r>
+              <w:rPr>
+                <w:b/>
+                <w:bCs/>
+                <w:color w:val="FFFFFF"/>
+                <w:sz w:val="18"/>
+                <w:szCs w:val="18"/>
+              </w:rPr>
+              <w:t xml:space="preserve">Date</w:t>
+            </w:r>
+          </w:p>
+        </w:tc>
+        <w:tc>
+          <w:tcPr>
+            <w:tcW w:type="dxa" w:w="1400"/>
+            <w:tcBorders>
+              <w:top w:val="single" w:color="D1D5DB" w:sz="4"/>
+              <w:left w:val="single" w:color="D1D5DB" w:sz="4"/>
+              <w:bottom w:val="single" w:color="D1D5DB" w:sz="4"/>
+              <w:right w:val="single" w:color="D1D5DB" w:sz="4"/>
+            </w:tcBorders>
+            <w:shd w:fill="111827" w:val="clear"/>
+            <w:tcMar>
+              <w:top w:type="dxa" w:w="80"/>
+              <w:left w:type="dxa" w:w="100"/>
+              <w:bottom w:type="dxa" w:w="80"/>
+              <w:right w:type="dxa" w:w="100"/>
+            </w:tcMar>
+            <w:vAlign w:val="center"/>
+          </w:tcPr>
+          <w:p>
+            <w:r>
+              <w:rPr>
+                <w:b/>
+                <w:bCs/>
+                <w:color w:val="FFFFFF"/>
+                <w:sz w:val="18"/>
+                <w:szCs w:val="18"/>
+              </w:rPr>
+              <w:t xml:space="preserve">Location (events only)</w:t>
+            </w:r>
+          </w:p>
+        </w:tc>
+      </w:tr>
+      <w:tr>
+        <w:tc>
+          <w:tcPr>
+            <w:tcW w:type="dxa" w:w="1400"/>
+            <w:tcBorders>
+              <w:top w:val="single" w:color="D1D5DB" w:sz="4"/>
+              <w:left w:val="single" w:color="D1D5DB" w:sz="4"/>
+              <w:bottom w:val="single" w:color="D1D5DB" w:sz="4"/>
+              <w:right w:val="single" w:color="D1D5DB" w:sz="4"/>
+            </w:tcBorders>
+            <w:tcMar>
+              <w:top w:type="dxa" w:w="80"/>
+              <w:left w:type="dxa" w:w="100"/>
+              <w:bottom w:type="dxa" w:w="80"/>
+              <w:right w:type="dxa" w:w="100"/>
+            </w:tcMar>
+            <w:vAlign w:val="center"/>
+          </w:tcPr>
+          <w:p>
+            <w:r>
+              <w:t xml:space="preserve"/>
+            </w:r>
+          </w:p>
+        </w:tc>
+        <w:tc>
+          <w:tcPr>
+            <w:tcW w:type="dxa" w:w="2000"/>
+            <w:tcBorders>
+              <w:top w:val="single" w:color="D1D5DB" w:sz="4"/>
+              <w:left w:val="single" w:color="D1D5DB" w:sz="4"/>
+              <w:bottom w:val="single" w:color="D1D5DB" w:sz="4"/>
+              <w:right w:val="single" w:color="D1D5DB" w:sz="4"/>
+            </w:tcBorders>
+            <w:tcMar>
+              <w:top w:type="dxa" w:w="80"/>
+              <w:left w:type="dxa" w:w="100"/>
+              <w:bottom w:type="dxa" w:w="80"/>
+              <w:right w:type="dxa" w:w="100"/>
+            </w:tcMar>
+            <w:vAlign w:val="center"/>
+          </w:tcPr>
+          <w:p>
+            <w:r>
+              <w:t xml:space="preserve"/>
+            </w:r>
+          </w:p>
+        </w:tc>
+        <w:tc>
+          <w:tcPr>
+            <w:tcW w:type="dxa" w:w="2800"/>
+            <w:tcBorders>
+              <w:top w:val="single" w:color="D1D5DB" w:sz="4"/>
+              <w:left w:val="single" w:color="D1D5DB" w:sz="4"/>
+              <w:bottom w:val="single" w:color="D1D5DB" w:sz="4"/>
+              <w:right w:val="single" w:color="D1D5DB" w:sz="4"/>
+            </w:tcBorders>
+            <w:tcMar>
+              <w:top w:type="dxa" w:w="80"/>
+              <w:left w:type="dxa" w:w="100"/>
+              <w:bottom w:type="dxa" w:w="80"/>
+              <w:right w:type="dxa" w:w="100"/>
+            </w:tcMar>
+            <w:vAlign w:val="center"/>
+          </w:tcPr>
+          <w:p>
+            <w:r>
+              <w:t xml:space="preserve"/>
+            </w:r>
+          </w:p>
+        </w:tc>
+        <w:tc>
+          <w:tcPr>
+            <w:tcW w:type="dxa" w:w="1400"/>
+            <w:tcBorders>
+              <w:top w:val="single" w:color="D1D5DB" w:sz="4"/>
+              <w:left w:val="single" w:color="D1D5DB" w:sz="4"/>
+              <w:bottom w:val="single" w:color="D1D5DB" w:sz="4"/>
+              <w:right w:val="single" w:color="D1D5DB" w:sz="4"/>
+            </w:tcBorders>
+            <w:tcMar>
+              <w:top w:type="dxa" w:w="80"/>
+              <w:left w:type="dxa" w:w="100"/>
+              <w:bottom w:type="dxa" w:w="80"/>
+              <w:right w:type="dxa" w:w="100"/>
+            </w:tcMar>
+            <w:vAlign w:val="center"/>
+          </w:tcPr>
+          <w:p>
+            <w:r>
+              <w:t xml:space="preserve"/>
+            </w:r>
+          </w:p>
+        </w:tc>
+        <w:tc>
+          <w:tcPr>
+            <w:tcW w:type="dxa" w:w="1400"/>
+            <w:tcBorders>
+              <w:top w:val="single" w:color="D1D5DB" w:sz="4"/>
+              <w:left w:val="single" w:color="D1D5DB" w:sz="4"/>
+              <w:bottom w:val="single" w:color="D1D5DB" w:sz="4"/>
+              <w:right w:val="single" w:color="D1D5DB" w:sz="4"/>
+            </w:tcBorders>
+            <w:tcMar>
+              <w:top w:type="dxa" w:w="80"/>
+              <w:left w:type="dxa" w:w="100"/>
+              <w:bottom w:type="dxa" w:w="80"/>
+              <w:right w:type="dxa" w:w="100"/>
+            </w:tcMar>
+            <w:vAlign w:val="center"/>
+          </w:tcPr>
+          <w:p>
+            <w:r>
+              <w:t xml:space="preserve"/>
+            </w:r>
+          </w:p>
+        </w:tc>
+      </w:tr>
+      <w:tr>
+        <w:tc>
+          <w:tcPr>
+            <w:tcW w:type="dxa" w:w="1400"/>
+            <w:tcBorders>
+              <w:top w:val="single" w:color="D1D5DB" w:sz="4"/>
+              <w:left w:val="single" w:color="D1D5DB" w:sz="4"/>
+              <w:bottom w:val="single" w:color="D1D5DB" w:sz="4"/>
+              <w:right w:val="single" w:color="D1D5DB" w:sz="4"/>
+            </w:tcBorders>
+            <w:tcMar>
+              <w:top w:type="dxa" w:w="80"/>
+              <w:left w:type="dxa" w:w="100"/>
+              <w:bottom w:type="dxa" w:w="80"/>
+              <w:right w:type="dxa" w:w="100"/>
+            </w:tcMar>
+            <w:vAlign w:val="center"/>
+          </w:tcPr>
+          <w:p>
+            <w:r>
+              <w:t xml:space="preserve"/>
+            </w:r>
+          </w:p>
+        </w:tc>
+        <w:tc>
+          <w:tcPr>
+            <w:tcW w:type="dxa" w:w="2000"/>
+            <w:tcBorders>
+              <w:top w:val="single" w:color="D1D5DB" w:sz="4"/>
+              <w:left w:val="single" w:color="D1D5DB" w:sz="4"/>
+              <w:bottom w:val="single" w:color="D1D5DB" w:sz="4"/>
+              <w:right w:val="single" w:color="D1D5DB" w:sz="4"/>
+            </w:tcBorders>
+            <w:tcMar>
+              <w:top w:type="dxa" w:w="80"/>
+              <w:left w:type="dxa" w:w="100"/>
+              <w:bottom w:type="dxa" w:w="80"/>
+              <w:right w:type="dxa" w:w="100"/>
+            </w:tcMar>
+            <w:vAlign w:val="center"/>
+          </w:tcPr>
+          <w:p>
+            <w:r>
+              <w:t xml:space="preserve"/>
+            </w:r>
+          </w:p>
+        </w:tc>
+        <w:tc>
+          <w:tcPr>
+            <w:tcW w:type="dxa" w:w="2800"/>
+            <w:tcBorders>
+              <w:top w:val="single" w:color="D1D5DB" w:sz="4"/>
+              <w:left w:val="single" w:color="D1D5DB" w:sz="4"/>
+              <w:bottom w:val="single" w:color="D1D5DB" w:sz="4"/>
+              <w:right w:val="single" w:color="D1D5DB" w:sz="4"/>
+            </w:tcBorders>
+            <w:tcMar>
+              <w:top w:type="dxa" w:w="80"/>
+              <w:left w:type="dxa" w:w="100"/>
+              <w:bottom w:type="dxa" w:w="80"/>
+              <w:right w:type="dxa" w:w="100"/>
+            </w:tcMar>
+            <w:vAlign w:val="center"/>
+          </w:tcPr>
+          <w:p>
+            <w:r>
+              <w:t xml:space="preserve"/>
+            </w:r>
+          </w:p>
+        </w:tc>
+        <w:tc>
+          <w:tcPr>
+            <w:tcW w:type="dxa" w:w="1400"/>
+            <w:tcBorders>
+              <w:top w:val="single" w:color="D1D5DB" w:sz="4"/>
+              <w:left w:val="single" w:color="D1D5DB" w:sz="4"/>
+              <w:bottom w:val="single" w:color="D1D5DB" w:sz="4"/>
+              <w:right w:val="single" w:color="D1D5DB" w:sz="4"/>
+            </w:tcBorders>
+            <w:tcMar>
+              <w:top w:type="dxa" w:w="80"/>
+              <w:left w:type="dxa" w:w="100"/>
+              <w:bottom w:type="dxa" w:w="80"/>
+              <w:right w:type="dxa" w:w="100"/>
+            </w:tcMar>
+            <w:vAlign w:val="center"/>
+          </w:tcPr>
+          <w:p>
+            <w:r>
+              <w:t xml:space="preserve"/>
+            </w:r>
+          </w:p>
+        </w:tc>
+        <w:tc>
+          <w:tcPr>
+            <w:tcW w:type="dxa" w:w="1400"/>
+            <w:tcBorders>
+              <w:top w:val="single" w:color="D1D5DB" w:sz="4"/>
+              <w:left w:val="single" w:color="D1D5DB" w:sz="4"/>
+              <w:bottom w:val="single" w:color="D1D5DB" w:sz="4"/>
+              <w:right w:val="single" w:color="D1D5DB" w:sz="4"/>
+            </w:tcBorders>
+            <w:tcMar>
+              <w:top w:type="dxa" w:w="80"/>
+              <w:left w:type="dxa" w:w="100"/>
+              <w:bottom w:type="dxa" w:w="80"/>
+              <w:right w:type="dxa" w:w="100"/>
+            </w:tcMar>
+            <w:vAlign w:val="center"/>
+          </w:tcPr>
+          <w:p>
+            <w:r>
+              <w:t xml:space="preserve"/>
+            </w:r>
+          </w:p>
+        </w:tc>
+      </w:tr>
+      <w:tr>
+        <w:tc>
+          <w:tcPr>
+            <w:tcW w:type="dxa" w:w="1400"/>
+            <w:tcBorders>
+              <w:top w:val="single" w:color="D1D5DB" w:sz="4"/>
+              <w:left w:val="single" w:color="D1D5DB" w:sz="4"/>
+              <w:bottom w:val="single" w:color="D1D5DB" w:sz="4"/>
+              <w:right w:val="single" w:color="D1D5DB" w:sz="4"/>
+            </w:tcBorders>
+            <w:tcMar>
+              <w:top w:type="dxa" w:w="80"/>
+              <w:left w:type="dxa" w:w="100"/>
+              <w:bottom w:type="dxa" w:w="80"/>
+              <w:right w:type="dxa" w:w="100"/>
+            </w:tcMar>
+            <w:vAlign w:val="center"/>
+          </w:tcPr>
+          <w:p>
+            <w:r>
+              <w:t xml:space="preserve"/>
+            </w:r>
+          </w:p>
+        </w:tc>
+        <w:tc>
+          <w:tcPr>
+            <w:tcW w:type="dxa" w:w="2000"/>
+            <w:tcBorders>
+              <w:top w:val="single" w:color="D1D5DB" w:sz="4"/>
+              <w:left w:val="single" w:color="D1D5DB" w:sz="4"/>
+              <w:bottom w:val="single" w:color="D1D5DB" w:sz="4"/>
+              <w:right w:val="single" w:color="D1D5DB" w:sz="4"/>
+            </w:tcBorders>
+            <w:tcMar>
+              <w:top w:type="dxa" w:w="80"/>
+              <w:left w:type="dxa" w:w="100"/>
+              <w:bottom w:type="dxa" w:w="80"/>
+              <w:right w:type="dxa" w:w="100"/>
+            </w:tcMar>
+            <w:vAlign w:val="center"/>
+          </w:tcPr>
+          <w:p>
+            <w:r>
+              <w:t xml:space="preserve"/>
+            </w:r>
+          </w:p>
+        </w:tc>
+        <w:tc>
+          <w:tcPr>
+            <w:tcW w:type="dxa" w:w="2800"/>
+            <w:tcBorders>
+              <w:top w:val="single" w:color="D1D5DB" w:sz="4"/>
+              <w:left w:val="single" w:color="D1D5DB" w:sz="4"/>
+              <w:bottom w:val="single" w:color="D1D5DB" w:sz="4"/>
+              <w:right w:val="single" w:color="D1D5DB" w:sz="4"/>
+            </w:tcBorders>
+            <w:tcMar>
+              <w:top w:type="dxa" w:w="80"/>
+              <w:left w:type="dxa" w:w="100"/>
+              <w:bottom w:type="dxa" w:w="80"/>
+              <w:right w:type="dxa" w:w="100"/>
+            </w:tcMar>
+            <w:vAlign w:val="center"/>
+          </w:tcPr>
+          <w:p>
+            <w:r>
+              <w:t xml:space="preserve"/>
+            </w:r>
+          </w:p>
+        </w:tc>
+        <w:tc>
+          <w:tcPr>
+            <w:tcW w:type="dxa" w:w="1400"/>
+            <w:tcBorders>
+              <w:top w:val="single" w:color="D1D5DB" w:sz="4"/>
+              <w:left w:val="single" w:color="D1D5DB" w:sz="4"/>
+              <w:bottom w:val="single" w:color="D1D5DB" w:sz="4"/>
+              <w:right w:val="single" w:color="D1D5DB" w:sz="4"/>
+            </w:tcBorders>
+            <w:tcMar>
+              <w:top w:type="dxa" w:w="80"/>
+              <w:left w:type="dxa" w:w="100"/>
+              <w:bottom w:type="dxa" w:w="80"/>
+              <w:right w:type="dxa" w:w="100"/>
+            </w:tcMar>
+            <w:vAlign w:val="center"/>
+          </w:tcPr>
+          <w:p>
+            <w:r>
+              <w:t xml:space="preserve"/>
+            </w:r>
+          </w:p>
+        </w:tc>
+        <w:tc>
+          <w:tcPr>
+            <w:tcW w:type="dxa" w:w="1400"/>
+            <w:tcBorders>
+              <w:top w:val="single" w:color="D1D5DB" w:sz="4"/>
+              <w:left w:val="single" w:color="D1D5DB" w:sz="4"/>
+              <w:bottom w:val="single" w:color="D1D5DB" w:sz="4"/>
+              <w:right w:val="single" w:color="D1D5DB" w:sz="4"/>
+            </w:tcBorders>
+            <w:tcMar>
+              <w:top w:type="dxa" w:w="80"/>
+              <w:left w:type="dxa" w:w="100"/>
+              <w:bottom w:type="dxa" w:w="80"/>
+              <w:right w:type="dxa" w:w="100"/>
+            </w:tcMar>
+            <w:vAlign w:val="center"/>
+          </w:tcPr>
+          <w:p>
+            <w:r>
+              <w:t xml:space="preserve"/>
+            </w:r>
+          </w:p>
+        </w:tc>
+      </w:tr>
+      <w:tr>
+        <w:tc>
+          <w:tcPr>
+            <w:tcW w:type="dxa" w:w="1400"/>
+            <w:tcBorders>
+              <w:top w:val="single" w:color="D1D5DB" w:sz="4"/>
+              <w:left w:val="single" w:color="D1D5DB" w:sz="4"/>
+              <w:bottom w:val="single" w:color="D1D5DB" w:sz="4"/>
+              <w:right w:val="single" w:color="D1D5DB" w:sz="4"/>
+            </w:tcBorders>
+            <w:tcMar>
+              <w:top w:type="dxa" w:w="80"/>
+              <w:left w:type="dxa" w:w="100"/>
+              <w:bottom w:type="dxa" w:w="80"/>
+              <w:right w:type="dxa" w:w="100"/>
+            </w:tcMar>
+            <w:vAlign w:val="center"/>
+          </w:tcPr>
+          <w:p>
+            <w:r>
+              <w:t xml:space="preserve"/>
+            </w:r>
+          </w:p>
+        </w:tc>
+        <w:tc>
+          <w:tcPr>
+            <w:tcW w:type="dxa" w:w="2000"/>
+            <w:tcBorders>
+              <w:top w:val="single" w:color="D1D5DB" w:sz="4"/>
+              <w:left w:val="single" w:color="D1D5DB" w:sz="4"/>
+              <w:bottom w:val="single" w:color="D1D5DB" w:sz="4"/>
+              <w:right w:val="single" w:color="D1D5DB" w:sz="4"/>
+            </w:tcBorders>
+            <w:tcMar>
+              <w:top w:type="dxa" w:w="80"/>
+              <w:left w:type="dxa" w:w="100"/>
+              <w:bottom w:type="dxa" w:w="80"/>
+              <w:right w:type="dxa" w:w="100"/>
+            </w:tcMar>
+            <w:vAlign w:val="center"/>
+          </w:tcPr>
+          <w:p>
+            <w:r>
+              <w:t xml:space="preserve"/>
+            </w:r>
+          </w:p>
+        </w:tc>
+        <w:tc>
+          <w:tcPr>
+            <w:tcW w:type="dxa" w:w="2800"/>
+            <w:tcBorders>
+              <w:top w:val="single" w:color="D1D5DB" w:sz="4"/>
+              <w:left w:val="single" w:color="D1D5DB" w:sz="4"/>
+              <w:bottom w:val="single" w:color="D1D5DB" w:sz="4"/>
+              <w:right w:val="single" w:color="D1D5DB" w:sz="4"/>
+            </w:tcBorders>
+            <w:tcMar>
+              <w:top w:type="dxa" w:w="80"/>
+              <w:left w:type="dxa" w:w="100"/>
+              <w:bottom w:type="dxa" w:w="80"/>
+              <w:right w:type="dxa" w:w="100"/>
+            </w:tcMar>
+            <w:vAlign w:val="center"/>
+          </w:tcPr>
+          <w:p>
+            <w:r>
+              <w:t xml:space="preserve"/>
+            </w:r>
+          </w:p>
+        </w:tc>
+        <w:tc>
+          <w:tcPr>
+            <w:tcW w:type="dxa" w:w="1400"/>
+            <w:tcBorders>
+              <w:top w:val="single" w:color="D1D5DB" w:sz="4"/>
+              <w:left w:val="single" w:color="D1D5DB" w:sz="4"/>
+              <w:bottom w:val="single" w:color="D1D5DB" w:sz="4"/>
+              <w:right w:val="single" w:color="D1D5DB" w:sz="4"/>
+            </w:tcBorders>
+            <w:tcMar>
+              <w:top w:type="dxa" w:w="80"/>
+              <w:left w:type="dxa" w:w="100"/>
+              <w:bottom w:type="dxa" w:w="80"/>
+              <w:right w:type="dxa" w:w="100"/>
+            </w:tcMar>
+            <w:vAlign w:val="center"/>
+          </w:tcPr>
+          <w:p>
+            <w:r>
+              <w:t xml:space="preserve"/>
+            </w:r>
+          </w:p>
+        </w:tc>
+        <w:tc>
+          <w:tcPr>
+            <w:tcW w:type="dxa" w:w="1400"/>
+            <w:tcBorders>
+              <w:top w:val="single" w:color="D1D5DB" w:sz="4"/>
+              <w:left w:val="single" w:color="D1D5DB" w:sz="4"/>
+              <w:bottom w:val="single" w:color="D1D5DB" w:sz="4"/>
+              <w:right w:val="single" w:color="D1D5DB" w:sz="4"/>
+            </w:tcBorders>
+            <w:tcMar>
+              <w:top w:type="dxa" w:w="80"/>
+              <w:left w:type="dxa" w:w="100"/>
+              <w:bottom w:type="dxa" w:w="80"/>
+              <w:right w:type="dxa" w:w="100"/>
+            </w:tcMar>
+            <w:vAlign w:val="center"/>
+          </w:tcPr>
+          <w:p>
+            <w:r>
+              <w:t xml:space="preserve"/>
+            </w:r>
+          </w:p>
+        </w:tc>
+      </w:tr>
+    </w:tbl>
+    <w:p>
+      <w:pPr>
+        <w:spacing w:after="160"/>
+      </w:pPr>
+    </w:p>
+    <w:p>
+      <w:pPr>
+        <w:pStyle w:val="Heading1"/>
+        <w:spacing w:after="80" w:before="320"/>
+      </w:pPr>
+      <w:r>
+        <w:t xml:space="preserve">12. Gallery</w:t>
+      </w:r>
+    </w:p>
+    <w:p>
+      <w:pPr>
+        <w:spacing w:after="120"/>
+      </w:pPr>
+      <w:r>
+        <w:rPr>
+          <w:b/>
+          <w:bCs/>
+          <w:sz w:val="20"/>
+          <w:szCs w:val="20"/>
+        </w:rPr>
+        <w:t xml:space="preserve">Include this section on the site?  </w:t>
+      </w:r>
+      <w:r>
+        <w:rPr>
+          <w:sz w:val="20"/>
+          <w:szCs w:val="20"/>
+        </w:rPr>
+        <w:t xml:space="preserve">☐ Yes    ☐ No</w:t>
+      </w:r>
+    </w:p>
+    <w:p>
+      <w:pPr>
+        <w:spacing w:after="120"/>
+      </w:pPr>
+      <w:r>
+        <w:rPr>
+          <w:sz w:val="20"/>
+          <w:szCs w:val="20"/>
+        </w:rPr>
+        <w:t xml:space="preserve">Photos to display in the gallery, with an optional caption for each. Send image files separately, named to match the captions below.</w:t>
+      </w:r>
+    </w:p>
+    <w:tbl>
+      <w:tblPr>
+        <w:tblW w:type="dxa" w:w="9000"/>
+        <w:tblBorders>
+          <w:top w:val="single" w:color="auto" w:sz="4"/>
+          <w:left w:val="single" w:color="auto" w:sz="4"/>
+          <w:bottom w:val="single" w:color="auto" w:sz="4"/>
+          <w:right w:val="single" w:color="auto" w:sz="4"/>
+          <w:insideH w:val="single" w:color="auto" w:sz="4"/>
+          <w:insideV w:val="single" w:color="auto" w:sz="4"/>
+        </w:tblBorders>
+      </w:tblPr>
+      <w:tblGrid>
+        <w:gridCol w:w="3000"/>
+        <w:gridCol w:w="6000"/>
+      </w:tblGrid>
+      <w:tr>
+        <w:trPr>
+          <w:tblHeader/>
+        </w:trPr>
+        <w:tc>
+          <w:tcPr>
+            <w:tcW w:type="dxa" w:w="3000"/>
+            <w:tcBorders>
+              <w:top w:val="single" w:color="D1D5DB" w:sz="4"/>
+              <w:left w:val="single" w:color="D1D5DB" w:sz="4"/>
+              <w:bottom w:val="single" w:color="D1D5DB" w:sz="4"/>
+              <w:right w:val="single" w:color="D1D5DB" w:sz="4"/>
+            </w:tcBorders>
+            <w:shd w:fill="111827" w:val="clear"/>
+            <w:tcMar>
+              <w:top w:type="dxa" w:w="80"/>
+              <w:left w:type="dxa" w:w="100"/>
+              <w:bottom w:type="dxa" w:w="80"/>
+              <w:right w:type="dxa" w:w="100"/>
+            </w:tcMar>
+            <w:vAlign w:val="center"/>
+          </w:tcPr>
+          <w:p>
+            <w:r>
+              <w:rPr>
+                <w:b/>
+                <w:bCs/>
+                <w:color w:val="FFFFFF"/>
+                <w:sz w:val="18"/>
+                <w:szCs w:val="18"/>
+              </w:rPr>
+              <w:t xml:space="preserve">Photo filename</w:t>
+            </w:r>
+          </w:p>
+        </w:tc>
+        <w:tc>
+          <w:tcPr>
+            <w:tcW w:type="dxa" w:w="6000"/>
+            <w:tcBorders>
+              <w:top w:val="single" w:color="D1D5DB" w:sz="4"/>
+              <w:left w:val="single" w:color="D1D5DB" w:sz="4"/>
+              <w:bottom w:val="single" w:color="D1D5DB" w:sz="4"/>
+              <w:right w:val="single" w:color="D1D5DB" w:sz="4"/>
+            </w:tcBorders>
+            <w:shd w:fill="111827" w:val="clear"/>
+            <w:tcMar>
+              <w:top w:type="dxa" w:w="80"/>
+              <w:left w:type="dxa" w:w="100"/>
+              <w:bottom w:type="dxa" w:w="80"/>
+              <w:right w:type="dxa" w:w="100"/>
+            </w:tcMar>
+            <w:vAlign w:val="center"/>
+          </w:tcPr>
+          <w:p>
+            <w:r>
+              <w:rPr>
+                <w:b/>
+                <w:bCs/>
+                <w:color w:val="FFFFFF"/>
+                <w:sz w:val="18"/>
+                <w:szCs w:val="18"/>
+              </w:rPr>
+              <w:t xml:space="preserve">Caption (optional)</w:t>
+            </w:r>
+          </w:p>
+        </w:tc>
+      </w:tr>
+      <w:tr>
+        <w:tc>
+          <w:tcPr>
+            <w:tcW w:type="dxa" w:w="3000"/>
+            <w:tcBorders>
+              <w:top w:val="single" w:color="D1D5DB" w:sz="4"/>
+              <w:left w:val="single" w:color="D1D5DB" w:sz="4"/>
+              <w:bottom w:val="single" w:color="D1D5DB" w:sz="4"/>
+              <w:right w:val="single" w:color="D1D5DB" w:sz="4"/>
+            </w:tcBorders>
+            <w:tcMar>
+              <w:top w:type="dxa" w:w="80"/>
+              <w:left w:type="dxa" w:w="100"/>
+              <w:bottom w:type="dxa" w:w="80"/>
+              <w:right w:type="dxa" w:w="100"/>
+            </w:tcMar>
+            <w:vAlign w:val="center"/>
+          </w:tcPr>
+          <w:p>
+            <w:r>
+              <w:t xml:space="preserve"/>
+            </w:r>
+          </w:p>
+        </w:tc>
+        <w:tc>
+          <w:tcPr>
+            <w:tcW w:type="dxa" w:w="6000"/>
+            <w:tcBorders>
+              <w:top w:val="single" w:color="D1D5DB" w:sz="4"/>
+              <w:left w:val="single" w:color="D1D5DB" w:sz="4"/>
+              <w:bottom w:val="single" w:color="D1D5DB" w:sz="4"/>
+              <w:right w:val="single" w:color="D1D5DB" w:sz="4"/>
+            </w:tcBorders>
+            <w:tcMar>
+              <w:top w:type="dxa" w:w="80"/>
+              <w:left w:type="dxa" w:w="100"/>
+              <w:bottom w:type="dxa" w:w="80"/>
+              <w:right w:type="dxa" w:w="100"/>
+            </w:tcMar>
+            <w:vAlign w:val="center"/>
+          </w:tcPr>
+          <w:p>
+            <w:r>
+              <w:t xml:space="preserve"/>
+            </w:r>
+          </w:p>
+        </w:tc>
+      </w:tr>
+      <w:tr>
+        <w:tc>
+          <w:tcPr>
+            <w:tcW w:type="dxa" w:w="3000"/>
+            <w:tcBorders>
+              <w:top w:val="single" w:color="D1D5DB" w:sz="4"/>
+              <w:left w:val="single" w:color="D1D5DB" w:sz="4"/>
+              <w:bottom w:val="single" w:color="D1D5DB" w:sz="4"/>
+              <w:right w:val="single" w:color="D1D5DB" w:sz="4"/>
+            </w:tcBorders>
+            <w:tcMar>
+              <w:top w:type="dxa" w:w="80"/>
+              <w:left w:type="dxa" w:w="100"/>
+              <w:bottom w:type="dxa" w:w="80"/>
+              <w:right w:type="dxa" w:w="100"/>
+            </w:tcMar>
+            <w:vAlign w:val="center"/>
+          </w:tcPr>
+          <w:p>
+            <w:r>
+              <w:t xml:space="preserve"/>
+            </w:r>
+          </w:p>
+        </w:tc>
+        <w:tc>
+          <w:tcPr>
+            <w:tcW w:type="dxa" w:w="6000"/>
+            <w:tcBorders>
+              <w:top w:val="single" w:color="D1D5DB" w:sz="4"/>
+              <w:left w:val="single" w:color="D1D5DB" w:sz="4"/>
+              <w:bottom w:val="single" w:color="D1D5DB" w:sz="4"/>
+              <w:right w:val="single" w:color="D1D5DB" w:sz="4"/>
+            </w:tcBorders>
+            <w:tcMar>
+              <w:top w:type="dxa" w:w="80"/>
+              <w:left w:type="dxa" w:w="100"/>
+              <w:bottom w:type="dxa" w:w="80"/>
+              <w:right w:type="dxa" w:w="100"/>
+            </w:tcMar>
+            <w:vAlign w:val="center"/>
+          </w:tcPr>
+          <w:p>
+            <w:r>
+              <w:t xml:space="preserve"/>
+            </w:r>
+          </w:p>
+        </w:tc>
+      </w:tr>
+      <w:tr>
+        <w:tc>
+          <w:tcPr>
+            <w:tcW w:type="dxa" w:w="3000"/>
+            <w:tcBorders>
+              <w:top w:val="single" w:color="D1D5DB" w:sz="4"/>
+              <w:left w:val="single" w:color="D1D5DB" w:sz="4"/>
+              <w:bottom w:val="single" w:color="D1D5DB" w:sz="4"/>
+              <w:right w:val="single" w:color="D1D5DB" w:sz="4"/>
+            </w:tcBorders>
+            <w:tcMar>
+              <w:top w:type="dxa" w:w="80"/>
+              <w:left w:type="dxa" w:w="100"/>
+              <w:bottom w:type="dxa" w:w="80"/>
+              <w:right w:type="dxa" w:w="100"/>
+            </w:tcMar>
+            <w:vAlign w:val="center"/>
+          </w:tcPr>
+          <w:p>
+            <w:r>
+              <w:t xml:space="preserve"/>
+            </w:r>
+          </w:p>
+        </w:tc>
+        <w:tc>
+          <w:tcPr>
+            <w:tcW w:type="dxa" w:w="6000"/>
+            <w:tcBorders>
+              <w:top w:val="single" w:color="D1D5DB" w:sz="4"/>
+              <w:left w:val="single" w:color="D1D5DB" w:sz="4"/>
+              <w:bottom w:val="single" w:color="D1D5DB" w:sz="4"/>
+              <w:right w:val="single" w:color="D1D5DB" w:sz="4"/>
+            </w:tcBorders>
+            <w:tcMar>
+              <w:top w:type="dxa" w:w="80"/>
+              <w:left w:type="dxa" w:w="100"/>
+              <w:bottom w:type="dxa" w:w="80"/>
+              <w:right w:type="dxa" w:w="100"/>
+            </w:tcMar>
+            <w:vAlign w:val="center"/>
+          </w:tcPr>
+          <w:p>
+            <w:r>
+              <w:t xml:space="preserve"/>
+            </w:r>
+          </w:p>
+        </w:tc>
+      </w:tr>
+      <w:tr>
+        <w:tc>
+          <w:tcPr>
+            <w:tcW w:type="dxa" w:w="3000"/>
+            <w:tcBorders>
+              <w:top w:val="single" w:color="D1D5DB" w:sz="4"/>
+              <w:left w:val="single" w:color="D1D5DB" w:sz="4"/>
+              <w:bottom w:val="single" w:color="D1D5DB" w:sz="4"/>
+              <w:right w:val="single" w:color="D1D5DB" w:sz="4"/>
+            </w:tcBorders>
+            <w:tcMar>
+              <w:top w:type="dxa" w:w="80"/>
+              <w:left w:type="dxa" w:w="100"/>
+              <w:bottom w:type="dxa" w:w="80"/>
+              <w:right w:type="dxa" w:w="100"/>
+            </w:tcMar>
+            <w:vAlign w:val="center"/>
+          </w:tcPr>
+          <w:p>
+            <w:r>
+              <w:t xml:space="preserve"/>
+            </w:r>
+          </w:p>
+        </w:tc>
+        <w:tc>
+          <w:tcPr>
+            <w:tcW w:type="dxa" w:w="6000"/>
+            <w:tcBorders>
+              <w:top w:val="single" w:color="D1D5DB" w:sz="4"/>
+              <w:left w:val="single" w:color="D1D5DB" w:sz="4"/>
+              <w:bottom w:val="single" w:color="D1D5DB" w:sz="4"/>
+              <w:right w:val="single" w:color="D1D5DB" w:sz="4"/>
+            </w:tcBorders>
+            <w:tcMar>
+              <w:top w:type="dxa" w:w="80"/>
+              <w:left w:type="dxa" w:w="100"/>
+              <w:bottom w:type="dxa" w:w="80"/>
+              <w:right w:type="dxa" w:w="100"/>
+            </w:tcMar>
+            <w:vAlign w:val="center"/>
+          </w:tcPr>
+          <w:p>
+            <w:r>
+              <w:t xml:space="preserve"/>
+            </w:r>
+          </w:p>
+        </w:tc>
+      </w:tr>
+      <w:tr>
+        <w:tc>
+          <w:tcPr>
+            <w:tcW w:type="dxa" w:w="3000"/>
+            <w:tcBorders>
+              <w:top w:val="single" w:color="D1D5DB" w:sz="4"/>
+              <w:left w:val="single" w:color="D1D5DB" w:sz="4"/>
+              <w:bottom w:val="single" w:color="D1D5DB" w:sz="4"/>
+              <w:right w:val="single" w:color="D1D5DB" w:sz="4"/>
+            </w:tcBorders>
+            <w:tcMar>
+              <w:top w:type="dxa" w:w="80"/>
+              <w:left w:type="dxa" w:w="100"/>
+              <w:bottom w:type="dxa" w:w="80"/>
+              <w:right w:type="dxa" w:w="100"/>
+            </w:tcMar>
+            <w:vAlign w:val="center"/>
+          </w:tcPr>
+          <w:p>
+            <w:r>
+              <w:t xml:space="preserve"/>
+            </w:r>
+          </w:p>
+        </w:tc>
+        <w:tc>
+          <w:tcPr>
+            <w:tcW w:type="dxa" w:w="6000"/>
+            <w:tcBorders>
+              <w:top w:val="single" w:color="D1D5DB" w:sz="4"/>
+              <w:left w:val="single" w:color="D1D5DB" w:sz="4"/>
+              <w:bottom w:val="single" w:color="D1D5DB" w:sz="4"/>
+              <w:right w:val="single" w:color="D1D5DB" w:sz="4"/>
+            </w:tcBorders>
+            <w:tcMar>
+              <w:top w:type="dxa" w:w="80"/>
+              <w:left w:type="dxa" w:w="100"/>
+              <w:bottom w:type="dxa" w:w="80"/>
+              <w:right w:type="dxa" w:w="100"/>
+            </w:tcMar>
+            <w:vAlign w:val="center"/>
+          </w:tcPr>
+          <w:p>
+            <w:r>
+              <w:t xml:space="preserve"/>
+            </w:r>
+          </w:p>
+        </w:tc>
+      </w:tr>
+      <w:tr>
+        <w:tc>
+          <w:tcPr>
+            <w:tcW w:type="dxa" w:w="3000"/>
+            <w:tcBorders>
+              <w:top w:val="single" w:color="D1D5DB" w:sz="4"/>
+              <w:left w:val="single" w:color="D1D5DB" w:sz="4"/>
+              <w:bottom w:val="single" w:color="D1D5DB" w:sz="4"/>
+              <w:right w:val="single" w:color="D1D5DB" w:sz="4"/>
+            </w:tcBorders>
+            <w:tcMar>
+              <w:top w:type="dxa" w:w="80"/>
+              <w:left w:type="dxa" w:w="100"/>
+              <w:bottom w:type="dxa" w:w="80"/>
+              <w:right w:type="dxa" w:w="100"/>
+            </w:tcMar>
+            <w:vAlign w:val="center"/>
+          </w:tcPr>
+          <w:p>
+            <w:r>
+              <w:t xml:space="preserve"/>
+            </w:r>
+          </w:p>
+        </w:tc>
+        <w:tc>
+          <w:tcPr>
+            <w:tcW w:type="dxa" w:w="6000"/>
+            <w:tcBorders>
+              <w:top w:val="single" w:color="D1D5DB" w:sz="4"/>
+              <w:left w:val="single" w:color="D1D5DB" w:sz="4"/>
+              <w:bottom w:val="single" w:color="D1D5DB" w:sz="4"/>
+              <w:right w:val="single" w:color="D1D5DB" w:sz="4"/>
+            </w:tcBorders>
+            <w:tcMar>
+              <w:top w:type="dxa" w:w="80"/>
+              <w:left w:type="dxa" w:w="100"/>
+              <w:bottom w:type="dxa" w:w="80"/>
+              <w:right w:type="dxa" w:w="100"/>
+            </w:tcMar>
+            <w:vAlign w:val="center"/>
+          </w:tcPr>
+          <w:p>
+            <w:r>
+              <w:t xml:space="preserve"/>
+            </w:r>
+          </w:p>
+        </w:tc>
+      </w:tr>
+    </w:tbl>
+    <w:p>
+      <w:pPr>
+        <w:spacing w:after="160"/>
+      </w:pPr>
+    </w:p>
+    <w:p>
+      <w:pPr>
+        <w:pStyle w:val="Heading1"/>
+        <w:spacing w:after="80" w:before="320"/>
+      </w:pPr>
+      <w:r>
+        <w:t xml:space="preserve">13. Reviews &amp; ratings</w:t>
+      </w:r>
+    </w:p>
+    <w:p>
+      <w:pPr>
+        <w:spacing w:after="120"/>
+      </w:pPr>
+      <w:r>
+        <w:rPr>
+          <w:b/>
+          <w:bCs/>
+          <w:sz w:val="20"/>
+          <w:szCs w:val="20"/>
+        </w:rPr>
+        <w:t xml:space="preserve">Include this section on the site?  </w:t>
+      </w:r>
+      <w:r>
+        <w:rPr>
+          <w:sz w:val="20"/>
+          <w:szCs w:val="20"/>
+        </w:rPr>
+        <w:t xml:space="preserve">☐ Yes    ☐ No</w:t>
+      </w:r>
+    </w:p>
+    <w:p>
+      <w:pPr>
+        <w:spacing w:after="120"/>
+      </w:pPr>
+      <w:r>
+        <w:rPr>
+          <w:sz w:val="20"/>
+          <w:szCs w:val="20"/>
+        </w:rPr>
+        <w:t xml:space="preserve">Logo image files (per platform, optional) should be sent separately.</w:t>
+      </w:r>
+    </w:p>
+    <w:tbl>
+      <w:tblPr>
+        <w:tblW w:type="dxa" w:w="9000"/>
+        <w:tblBorders>
+          <w:top w:val="single" w:color="auto" w:sz="4"/>
+          <w:left w:val="single" w:color="auto" w:sz="4"/>
+          <w:bottom w:val="single" w:color="auto" w:sz="4"/>
+          <w:right w:val="single" w:color="auto" w:sz="4"/>
+          <w:insideH w:val="single" w:color="auto" w:sz="4"/>
+          <w:insideV w:val="single" w:color="auto" w:sz="4"/>
+        </w:tblBorders>
+      </w:tblPr>
+      <w:tblGrid>
+        <w:gridCol w:w="1800"/>
+        <w:gridCol w:w="1400"/>
+        <w:gridCol w:w="1800"/>
+        <w:gridCol w:w="4000"/>
+      </w:tblGrid>
+      <w:tr>
+        <w:trPr>
+          <w:tblHeader/>
+        </w:trPr>
+        <w:tc>
+          <w:tcPr>
+            <w:tcW w:type="dxa" w:w="1800"/>
+            <w:tcBorders>
+              <w:top w:val="single" w:color="D1D5DB" w:sz="4"/>
+              <w:left w:val="single" w:color="D1D5DB" w:sz="4"/>
+              <w:bottom w:val="single" w:color="D1D5DB" w:sz="4"/>
+              <w:right w:val="single" w:color="D1D5DB" w:sz="4"/>
+            </w:tcBorders>
+            <w:shd w:fill="111827" w:val="clear"/>
+            <w:tcMar>
+              <w:top w:type="dxa" w:w="80"/>
+              <w:left w:type="dxa" w:w="100"/>
+              <w:bottom w:type="dxa" w:w="80"/>
+              <w:right w:type="dxa" w:w="100"/>
+            </w:tcMar>
+            <w:vAlign w:val="center"/>
+          </w:tcPr>
+          <w:p>
+            <w:r>
+              <w:rPr>
+                <w:b/>
+                <w:bCs/>
+                <w:color w:val="FFFFFF"/>
+                <w:sz w:val="18"/>
+                <w:szCs w:val="18"/>
+              </w:rPr>
+              <w:t xml:space="preserve">Platform</w:t>
+            </w:r>
+          </w:p>
+        </w:tc>
+        <w:tc>
+          <w:tcPr>
+            <w:tcW w:type="dxa" w:w="1400"/>
+            <w:tcBorders>
+              <w:top w:val="single" w:color="D1D5DB" w:sz="4"/>
+              <w:left w:val="single" w:color="D1D5DB" w:sz="4"/>
+              <w:bottom w:val="single" w:color="D1D5DB" w:sz="4"/>
+              <w:right w:val="single" w:color="D1D5DB" w:sz="4"/>
+            </w:tcBorders>
+            <w:shd w:fill="111827" w:val="clear"/>
+            <w:tcMar>
+              <w:top w:type="dxa" w:w="80"/>
+              <w:left w:type="dxa" w:w="100"/>
+              <w:bottom w:type="dxa" w:w="80"/>
+              <w:right w:type="dxa" w:w="100"/>
+            </w:tcMar>
+            <w:vAlign w:val="center"/>
+          </w:tcPr>
+          <w:p>
+            <w:r>
+              <w:rPr>
+                <w:b/>
+                <w:bCs/>
+                <w:color w:val="FFFFFF"/>
+                <w:sz w:val="18"/>
+                <w:szCs w:val="18"/>
+              </w:rPr>
+              <w:t xml:space="preserve">Rating</w:t>
+            </w:r>
+          </w:p>
+        </w:tc>
+        <w:tc>
+          <w:tcPr>
+            <w:tcW w:type="dxa" w:w="1800"/>
+            <w:tcBorders>
+              <w:top w:val="single" w:color="D1D5DB" w:sz="4"/>
+              <w:left w:val="single" w:color="D1D5DB" w:sz="4"/>
+              <w:bottom w:val="single" w:color="D1D5DB" w:sz="4"/>
+              <w:right w:val="single" w:color="D1D5DB" w:sz="4"/>
+            </w:tcBorders>
+            <w:shd w:fill="111827" w:val="clear"/>
+            <w:tcMar>
+              <w:top w:type="dxa" w:w="80"/>
+              <w:left w:type="dxa" w:w="100"/>
+              <w:bottom w:type="dxa" w:w="80"/>
+              <w:right w:type="dxa" w:w="100"/>
+            </w:tcMar>
+            <w:vAlign w:val="center"/>
+          </w:tcPr>
+          <w:p>
+            <w:r>
+              <w:rPr>
+                <w:b/>
+                <w:bCs/>
+                <w:color w:val="FFFFFF"/>
+                <w:sz w:val="18"/>
+                <w:szCs w:val="18"/>
+              </w:rPr>
+              <w:t xml:space="preserve">Review count</w:t>
+            </w:r>
+          </w:p>
+        </w:tc>
+        <w:tc>
+          <w:tcPr>
+            <w:tcW w:type="dxa" w:w="4000"/>
+            <w:tcBorders>
+              <w:top w:val="single" w:color="D1D5DB" w:sz="4"/>
+              <w:left w:val="single" w:color="D1D5DB" w:sz="4"/>
+              <w:bottom w:val="single" w:color="D1D5DB" w:sz="4"/>
+              <w:right w:val="single" w:color="D1D5DB" w:sz="4"/>
+            </w:tcBorders>
+            <w:shd w:fill="111827" w:val="clear"/>
+            <w:tcMar>
+              <w:top w:type="dxa" w:w="80"/>
+              <w:left w:type="dxa" w:w="100"/>
+              <w:bottom w:type="dxa" w:w="80"/>
+              <w:right w:type="dxa" w:w="100"/>
+            </w:tcMar>
+            <w:vAlign w:val="center"/>
+          </w:tcPr>
+          <w:p>
+            <w:r>
+              <w:rPr>
+                <w:b/>
+                <w:bCs/>
+                <w:color w:val="FFFFFF"/>
+                <w:sz w:val="18"/>
+                <w:szCs w:val="18"/>
+              </w:rPr>
+              <w:t xml:space="preserve">Profile URL</w:t>
+            </w:r>
+          </w:p>
+        </w:tc>
+      </w:tr>
+      <w:tr>
+        <w:tc>
+          <w:tcPr>
+            <w:tcW w:type="dxa" w:w="1800"/>
+            <w:tcBorders>
+              <w:top w:val="single" w:color="D1D5DB" w:sz="4"/>
+              <w:left w:val="single" w:color="D1D5DB" w:sz="4"/>
+              <w:bottom w:val="single" w:color="D1D5DB" w:sz="4"/>
+              <w:right w:val="single" w:color="D1D5DB" w:sz="4"/>
+            </w:tcBorders>
+            <w:tcMar>
+              <w:top w:type="dxa" w:w="80"/>
+              <w:left w:type="dxa" w:w="100"/>
+              <w:bottom w:type="dxa" w:w="80"/>
+              <w:right w:type="dxa" w:w="100"/>
+            </w:tcMar>
+            <w:vAlign w:val="center"/>
+          </w:tcPr>
+          <w:p>
+            <w:r>
+              <w:t xml:space="preserve"/>
+            </w:r>
+          </w:p>
+        </w:tc>
+        <w:tc>
+          <w:tcPr>
+            <w:tcW w:type="dxa" w:w="1400"/>
+            <w:tcBorders>
+              <w:top w:val="single" w:color="D1D5DB" w:sz="4"/>
+              <w:left w:val="single" w:color="D1D5DB" w:sz="4"/>
+              <w:bottom w:val="single" w:color="D1D5DB" w:sz="4"/>
+              <w:right w:val="single" w:color="D1D5DB" w:sz="4"/>
+            </w:tcBorders>
+            <w:tcMar>
+              <w:top w:type="dxa" w:w="80"/>
+              <w:left w:type="dxa" w:w="100"/>
+              <w:bottom w:type="dxa" w:w="80"/>
+              <w:right w:type="dxa" w:w="100"/>
+            </w:tcMar>
+            <w:vAlign w:val="center"/>
+          </w:tcPr>
+          <w:p>
+            <w:r>
+              <w:t xml:space="preserve"/>
+            </w:r>
+          </w:p>
+        </w:tc>
+        <w:tc>
+          <w:tcPr>
+            <w:tcW w:type="dxa" w:w="1800"/>
+            <w:tcBorders>
+              <w:top w:val="single" w:color="D1D5DB" w:sz="4"/>
+              <w:left w:val="single" w:color="D1D5DB" w:sz="4"/>
+              <w:bottom w:val="single" w:color="D1D5DB" w:sz="4"/>
+              <w:right w:val="single" w:color="D1D5DB" w:sz="4"/>
+            </w:tcBorders>
+            <w:tcMar>
+              <w:top w:type="dxa" w:w="80"/>
+              <w:left w:type="dxa" w:w="100"/>
+              <w:bottom w:type="dxa" w:w="80"/>
+              <w:right w:type="dxa" w:w="100"/>
+            </w:tcMar>
+            <w:vAlign w:val="center"/>
+          </w:tcPr>
+          <w:p>
+            <w:r>
+              <w:t xml:space="preserve"/>
+            </w:r>
+          </w:p>
+        </w:tc>
+        <w:tc>
+          <w:tcPr>
+            <w:tcW w:type="dxa" w:w="4000"/>
+            <w:tcBorders>
+              <w:top w:val="single" w:color="D1D5DB" w:sz="4"/>
+              <w:left w:val="single" w:color="D1D5DB" w:sz="4"/>
+              <w:bottom w:val="single" w:color="D1D5DB" w:sz="4"/>
+              <w:right w:val="single" w:color="D1D5DB" w:sz="4"/>
+            </w:tcBorders>
+            <w:tcMar>
+              <w:top w:type="dxa" w:w="80"/>
+              <w:left w:type="dxa" w:w="100"/>
+              <w:bottom w:type="dxa" w:w="80"/>
+              <w:right w:type="dxa" w:w="100"/>
+            </w:tcMar>
+            <w:vAlign w:val="center"/>
+          </w:tcPr>
+          <w:p>
+            <w:r>
+              <w:t xml:space="preserve"/>
+            </w:r>
+          </w:p>
+        </w:tc>
+      </w:tr>
+      <w:tr>
+        <w:tc>
+          <w:tcPr>
+            <w:tcW w:type="dxa" w:w="1800"/>
+            <w:tcBorders>
+              <w:top w:val="single" w:color="D1D5DB" w:sz="4"/>
+              <w:left w:val="single" w:color="D1D5DB" w:sz="4"/>
+              <w:bottom w:val="single" w:color="D1D5DB" w:sz="4"/>
+              <w:right w:val="single" w:color="D1D5DB" w:sz="4"/>
+            </w:tcBorders>
+            <w:tcMar>
+              <w:top w:type="dxa" w:w="80"/>
+              <w:left w:type="dxa" w:w="100"/>
+              <w:bottom w:type="dxa" w:w="80"/>
+              <w:right w:type="dxa" w:w="100"/>
+            </w:tcMar>
+            <w:vAlign w:val="center"/>
+          </w:tcPr>
+          <w:p>
+            <w:r>
+              <w:t xml:space="preserve"/>
+            </w:r>
+          </w:p>
+        </w:tc>
+        <w:tc>
+          <w:tcPr>
+            <w:tcW w:type="dxa" w:w="1400"/>
+            <w:tcBorders>
+              <w:top w:val="single" w:color="D1D5DB" w:sz="4"/>
+              <w:left w:val="single" w:color="D1D5DB" w:sz="4"/>
+              <w:bottom w:val="single" w:color="D1D5DB" w:sz="4"/>
+              <w:right w:val="single" w:color="D1D5DB" w:sz="4"/>
+            </w:tcBorders>
+            <w:tcMar>
+              <w:top w:type="dxa" w:w="80"/>
+              <w:left w:type="dxa" w:w="100"/>
+              <w:bottom w:type="dxa" w:w="80"/>
+              <w:right w:type="dxa" w:w="100"/>
+            </w:tcMar>
+            <w:vAlign w:val="center"/>
+          </w:tcPr>
+          <w:p>
+            <w:r>
+              <w:t xml:space="preserve"/>
+            </w:r>
+          </w:p>
+        </w:tc>
+        <w:tc>
+          <w:tcPr>
+            <w:tcW w:type="dxa" w:w="1800"/>
+            <w:tcBorders>
+              <w:top w:val="single" w:color="D1D5DB" w:sz="4"/>
+              <w:left w:val="single" w:color="D1D5DB" w:sz="4"/>
+              <w:bottom w:val="single" w:color="D1D5DB" w:sz="4"/>
+              <w:right w:val="single" w:color="D1D5DB" w:sz="4"/>
+            </w:tcBorders>
+            <w:tcMar>
+              <w:top w:type="dxa" w:w="80"/>
+              <w:left w:type="dxa" w:w="100"/>
+              <w:bottom w:type="dxa" w:w="80"/>
+              <w:right w:type="dxa" w:w="100"/>
+            </w:tcMar>
+            <w:vAlign w:val="center"/>
+          </w:tcPr>
+          <w:p>
+            <w:r>
+              <w:t xml:space="preserve"/>
+            </w:r>
+          </w:p>
+        </w:tc>
+        <w:tc>
+          <w:tcPr>
+            <w:tcW w:type="dxa" w:w="4000"/>
+            <w:tcBorders>
+              <w:top w:val="single" w:color="D1D5DB" w:sz="4"/>
+              <w:left w:val="single" w:color="D1D5DB" w:sz="4"/>
+              <w:bottom w:val="single" w:color="D1D5DB" w:sz="4"/>
+              <w:right w:val="single" w:color="D1D5DB" w:sz="4"/>
+            </w:tcBorders>
+            <w:tcMar>
+              <w:top w:type="dxa" w:w="80"/>
+              <w:left w:type="dxa" w:w="100"/>
+              <w:bottom w:type="dxa" w:w="80"/>
+              <w:right w:type="dxa" w:w="100"/>
+            </w:tcMar>
+            <w:vAlign w:val="center"/>
+          </w:tcPr>
+          <w:p>
+            <w:r>
+              <w:t xml:space="preserve"/>
+            </w:r>
+          </w:p>
+        </w:tc>
+      </w:tr>
+      <w:tr>
+        <w:tc>
+          <w:tcPr>
+            <w:tcW w:type="dxa" w:w="1800"/>
+            <w:tcBorders>
+              <w:top w:val="single" w:color="D1D5DB" w:sz="4"/>
+              <w:left w:val="single" w:color="D1D5DB" w:sz="4"/>
+              <w:bottom w:val="single" w:color="D1D5DB" w:sz="4"/>
+              <w:right w:val="single" w:color="D1D5DB" w:sz="4"/>
+            </w:tcBorders>
+            <w:tcMar>
+              <w:top w:type="dxa" w:w="80"/>
+              <w:left w:type="dxa" w:w="100"/>
+              <w:bottom w:type="dxa" w:w="80"/>
+              <w:right w:type="dxa" w:w="100"/>
+            </w:tcMar>
+            <w:vAlign w:val="center"/>
+          </w:tcPr>
+          <w:p>
+            <w:r>
+              <w:t xml:space="preserve"/>
+            </w:r>
+          </w:p>
+        </w:tc>
+        <w:tc>
+          <w:tcPr>
+            <w:tcW w:type="dxa" w:w="1400"/>
+            <w:tcBorders>
+              <w:top w:val="single" w:color="D1D5DB" w:sz="4"/>
+              <w:left w:val="single" w:color="D1D5DB" w:sz="4"/>
+              <w:bottom w:val="single" w:color="D1D5DB" w:sz="4"/>
+              <w:right w:val="single" w:color="D1D5DB" w:sz="4"/>
+            </w:tcBorders>
+            <w:tcMar>
+              <w:top w:type="dxa" w:w="80"/>
+              <w:left w:type="dxa" w:w="100"/>
+              <w:bottom w:type="dxa" w:w="80"/>
+              <w:right w:type="dxa" w:w="100"/>
+            </w:tcMar>
+            <w:vAlign w:val="center"/>
+          </w:tcPr>
+          <w:p>
+            <w:r>
+              <w:t xml:space="preserve"/>
+            </w:r>
+          </w:p>
+        </w:tc>
+        <w:tc>
+          <w:tcPr>
+            <w:tcW w:type="dxa" w:w="1800"/>
+            <w:tcBorders>
+              <w:top w:val="single" w:color="D1D5DB" w:sz="4"/>
+              <w:left w:val="single" w:color="D1D5DB" w:sz="4"/>
+              <w:bottom w:val="single" w:color="D1D5DB" w:sz="4"/>
+              <w:right w:val="single" w:color="D1D5DB" w:sz="4"/>
+            </w:tcBorders>
+            <w:tcMar>
+              <w:top w:type="dxa" w:w="80"/>
+              <w:left w:type="dxa" w:w="100"/>
+              <w:bottom w:type="dxa" w:w="80"/>
+              <w:right w:type="dxa" w:w="100"/>
+            </w:tcMar>
+            <w:vAlign w:val="center"/>
+          </w:tcPr>
+          <w:p>
+            <w:r>
+              <w:t xml:space="preserve"/>
+            </w:r>
+          </w:p>
+        </w:tc>
+        <w:tc>
+          <w:tcPr>
+            <w:tcW w:type="dxa" w:w="4000"/>
+            <w:tcBorders>
+              <w:top w:val="single" w:color="D1D5DB" w:sz="4"/>
+              <w:left w:val="single" w:color="D1D5DB" w:sz="4"/>
+              <w:bottom w:val="single" w:color="D1D5DB" w:sz="4"/>
+              <w:right w:val="single" w:color="D1D5DB" w:sz="4"/>
+            </w:tcBorders>
+            <w:tcMar>
+              <w:top w:type="dxa" w:w="80"/>
+              <w:left w:type="dxa" w:w="100"/>
+              <w:bottom w:type="dxa" w:w="80"/>
+              <w:right w:type="dxa" w:w="100"/>
+            </w:tcMar>
+            <w:vAlign w:val="center"/>
+          </w:tcPr>
+          <w:p>
+            <w:r>
+              <w:t xml:space="preserve"/>
+            </w:r>
+          </w:p>
+        </w:tc>
+      </w:tr>
+      <w:tr>
+        <w:tc>
+          <w:tcPr>
+            <w:tcW w:type="dxa" w:w="1800"/>
+            <w:tcBorders>
+              <w:top w:val="single" w:color="D1D5DB" w:sz="4"/>
+              <w:left w:val="single" w:color="D1D5DB" w:sz="4"/>
+              <w:bottom w:val="single" w:color="D1D5DB" w:sz="4"/>
+              <w:right w:val="single" w:color="D1D5DB" w:sz="4"/>
+            </w:tcBorders>
+            <w:tcMar>
+              <w:top w:type="dxa" w:w="80"/>
+              <w:left w:type="dxa" w:w="100"/>
+              <w:bottom w:type="dxa" w:w="80"/>
+              <w:right w:type="dxa" w:w="100"/>
+            </w:tcMar>
+            <w:vAlign w:val="center"/>
+          </w:tcPr>
+          <w:p>
+            <w:r>
+              <w:t xml:space="preserve"/>
+            </w:r>
+          </w:p>
+        </w:tc>
+        <w:tc>
+          <w:tcPr>
+            <w:tcW w:type="dxa" w:w="1400"/>
+            <w:tcBorders>
+              <w:top w:val="single" w:color="D1D5DB" w:sz="4"/>
+              <w:left w:val="single" w:color="D1D5DB" w:sz="4"/>
+              <w:bottom w:val="single" w:color="D1D5DB" w:sz="4"/>
+              <w:right w:val="single" w:color="D1D5DB" w:sz="4"/>
+            </w:tcBorders>
+            <w:tcMar>
+              <w:top w:type="dxa" w:w="80"/>
+              <w:left w:type="dxa" w:w="100"/>
+              <w:bottom w:type="dxa" w:w="80"/>
+              <w:right w:type="dxa" w:w="100"/>
+            </w:tcMar>
+            <w:vAlign w:val="center"/>
+          </w:tcPr>
+          <w:p>
+            <w:r>
+              <w:t xml:space="preserve"/>
+            </w:r>
+          </w:p>
+        </w:tc>
+        <w:tc>
+          <w:tcPr>
+            <w:tcW w:type="dxa" w:w="1800"/>
+            <w:tcBorders>
+              <w:top w:val="single" w:color="D1D5DB" w:sz="4"/>
+              <w:left w:val="single" w:color="D1D5DB" w:sz="4"/>
+              <w:bottom w:val="single" w:color="D1D5DB" w:sz="4"/>
+              <w:right w:val="single" w:color="D1D5DB" w:sz="4"/>
+            </w:tcBorders>
+            <w:tcMar>
+              <w:top w:type="dxa" w:w="80"/>
+              <w:left w:type="dxa" w:w="100"/>
+              <w:bottom w:type="dxa" w:w="80"/>
+              <w:right w:type="dxa" w:w="100"/>
+            </w:tcMar>
+            <w:vAlign w:val="center"/>
+          </w:tcPr>
+          <w:p>
+            <w:r>
+              <w:t xml:space="preserve"/>
+            </w:r>
+          </w:p>
+        </w:tc>
+        <w:tc>
+          <w:tcPr>
+            <w:tcW w:type="dxa" w:w="4000"/>
+            <w:tcBorders>
+              <w:top w:val="single" w:color="D1D5DB" w:sz="4"/>
+              <w:left w:val="single" w:color="D1D5DB" w:sz="4"/>
+              <w:bottom w:val="single" w:color="D1D5DB" w:sz="4"/>
+              <w:right w:val="single" w:color="D1D5DB" w:sz="4"/>
+            </w:tcBorders>
+            <w:tcMar>
+              <w:top w:type="dxa" w:w="80"/>
+              <w:left w:type="dxa" w:w="100"/>
+              <w:bottom w:type="dxa" w:w="80"/>
+              <w:right w:type="dxa" w:w="100"/>
+            </w:tcMar>
+            <w:vAlign w:val="center"/>
+          </w:tcPr>
+          <w:p>
+            <w:r>
+              <w:t xml:space="preserve"/>
+            </w:r>
+          </w:p>
+        </w:tc>
+      </w:tr>
+      <w:tr>
+        <w:tc>
+          <w:tcPr>
+            <w:tcW w:type="dxa" w:w="1800"/>
+            <w:tcBorders>
+              <w:top w:val="single" w:color="D1D5DB" w:sz="4"/>
+              <w:left w:val="single" w:color="D1D5DB" w:sz="4"/>
+              <w:bottom w:val="single" w:color="D1D5DB" w:sz="4"/>
+              <w:right w:val="single" w:color="D1D5DB" w:sz="4"/>
+            </w:tcBorders>
+            <w:tcMar>
+              <w:top w:type="dxa" w:w="80"/>
+              <w:left w:type="dxa" w:w="100"/>
+              <w:bottom w:type="dxa" w:w="80"/>
+              <w:right w:type="dxa" w:w="100"/>
+            </w:tcMar>
+            <w:vAlign w:val="center"/>
+          </w:tcPr>
+          <w:p>
+            <w:r>
+              <w:t xml:space="preserve"/>
+            </w:r>
+          </w:p>
+        </w:tc>
+        <w:tc>
+          <w:tcPr>
+            <w:tcW w:type="dxa" w:w="1400"/>
+            <w:tcBorders>
+              <w:top w:val="single" w:color="D1D5DB" w:sz="4"/>
+              <w:left w:val="single" w:color="D1D5DB" w:sz="4"/>
+              <w:bottom w:val="single" w:color="D1D5DB" w:sz="4"/>
+              <w:right w:val="single" w:color="D1D5DB" w:sz="4"/>
+            </w:tcBorders>
+            <w:tcMar>
+              <w:top w:type="dxa" w:w="80"/>
+              <w:left w:type="dxa" w:w="100"/>
+              <w:bottom w:type="dxa" w:w="80"/>
+              <w:right w:type="dxa" w:w="100"/>
+            </w:tcMar>
+            <w:vAlign w:val="center"/>
+          </w:tcPr>
+          <w:p>
+            <w:r>
+              <w:t xml:space="preserve"/>
+            </w:r>
+          </w:p>
+        </w:tc>
+        <w:tc>
+          <w:tcPr>
+            <w:tcW w:type="dxa" w:w="1800"/>
+            <w:tcBorders>
+              <w:top w:val="single" w:color="D1D5DB" w:sz="4"/>
+              <w:left w:val="single" w:color="D1D5DB" w:sz="4"/>
+              <w:bottom w:val="single" w:color="D1D5DB" w:sz="4"/>
+              <w:right w:val="single" w:color="D1D5DB" w:sz="4"/>
+            </w:tcBorders>
+            <w:tcMar>
+              <w:top w:type="dxa" w:w="80"/>
+              <w:left w:type="dxa" w:w="100"/>
+              <w:bottom w:type="dxa" w:w="80"/>
+              <w:right w:type="dxa" w:w="100"/>
+            </w:tcMar>
+            <w:vAlign w:val="center"/>
+          </w:tcPr>
+          <w:p>
+            <w:r>
+              <w:t xml:space="preserve"/>
+            </w:r>
+          </w:p>
+        </w:tc>
+        <w:tc>
+          <w:tcPr>
+            <w:tcW w:type="dxa" w:w="4000"/>
+            <w:tcBorders>
+              <w:top w:val="single" w:color="D1D5DB" w:sz="4"/>
+              <w:left w:val="single" w:color="D1D5DB" w:sz="4"/>
+              <w:bottom w:val="single" w:color="D1D5DB" w:sz="4"/>
+              <w:right w:val="single" w:color="D1D5DB" w:sz="4"/>
+            </w:tcBorders>
+            <w:tcMar>
+              <w:top w:type="dxa" w:w="80"/>
+              <w:left w:type="dxa" w:w="100"/>
+              <w:bottom w:type="dxa" w:w="80"/>
+              <w:right w:type="dxa" w:w="100"/>
+            </w:tcMar>
+            <w:vAlign w:val="center"/>
+          </w:tcPr>
+          <w:p>
+            <w:r>
+              <w:t xml:space="preserve"/>
+            </w:r>
+          </w:p>
+        </w:tc>
+      </w:tr>
+      <w:tr>
+        <w:tc>
+          <w:tcPr>
+            <w:tcW w:type="dxa" w:w="1800"/>
+            <w:tcBorders>
+              <w:top w:val="single" w:color="D1D5DB" w:sz="4"/>
+              <w:left w:val="single" w:color="D1D5DB" w:sz="4"/>
+              <w:bottom w:val="single" w:color="D1D5DB" w:sz="4"/>
+              <w:right w:val="single" w:color="D1D5DB" w:sz="4"/>
+            </w:tcBorders>
+            <w:tcMar>
+              <w:top w:type="dxa" w:w="80"/>
+              <w:left w:type="dxa" w:w="100"/>
+              <w:bottom w:type="dxa" w:w="80"/>
+              <w:right w:type="dxa" w:w="100"/>
+            </w:tcMar>
+            <w:vAlign w:val="center"/>
+          </w:tcPr>
+          <w:p>
+            <w:r>
+              <w:t xml:space="preserve"/>
+            </w:r>
+          </w:p>
+        </w:tc>
+        <w:tc>
+          <w:tcPr>
+            <w:tcW w:type="dxa" w:w="1400"/>
+            <w:tcBorders>
+              <w:top w:val="single" w:color="D1D5DB" w:sz="4"/>
+              <w:left w:val="single" w:color="D1D5DB" w:sz="4"/>
+              <w:bottom w:val="single" w:color="D1D5DB" w:sz="4"/>
+              <w:right w:val="single" w:color="D1D5DB" w:sz="4"/>
+            </w:tcBorders>
+            <w:tcMar>
+              <w:top w:type="dxa" w:w="80"/>
+              <w:left w:type="dxa" w:w="100"/>
+              <w:bottom w:type="dxa" w:w="80"/>
+              <w:right w:type="dxa" w:w="100"/>
+            </w:tcMar>
+            <w:vAlign w:val="center"/>
+          </w:tcPr>
+          <w:p>
+            <w:r>
+              <w:t xml:space="preserve"/>
+            </w:r>
+          </w:p>
+        </w:tc>
+        <w:tc>
+          <w:tcPr>
+            <w:tcW w:type="dxa" w:w="1800"/>
+            <w:tcBorders>
+              <w:top w:val="single" w:color="D1D5DB" w:sz="4"/>
+              <w:left w:val="single" w:color="D1D5DB" w:sz="4"/>
+              <w:bottom w:val="single" w:color="D1D5DB" w:sz="4"/>
+              <w:right w:val="single" w:color="D1D5DB" w:sz="4"/>
+            </w:tcBorders>
+            <w:tcMar>
+              <w:top w:type="dxa" w:w="80"/>
+              <w:left w:type="dxa" w:w="100"/>
+              <w:bottom w:type="dxa" w:w="80"/>
+              <w:right w:type="dxa" w:w="100"/>
+            </w:tcMar>
+            <w:vAlign w:val="center"/>
+          </w:tcPr>
+          <w:p>
+            <w:r>
+              <w:t xml:space="preserve"/>
+            </w:r>
+          </w:p>
+        </w:tc>
+        <w:tc>
+          <w:tcPr>
+            <w:tcW w:type="dxa" w:w="4000"/>
+            <w:tcBorders>
+              <w:top w:val="single" w:color="D1D5DB" w:sz="4"/>
+              <w:left w:val="single" w:color="D1D5DB" w:sz="4"/>
+              <w:bottom w:val="single" w:color="D1D5DB" w:sz="4"/>
+              <w:right w:val="single" w:color="D1D5DB" w:sz="4"/>
+            </w:tcBorders>
+            <w:tcMar>
+              <w:top w:type="dxa" w:w="80"/>
+              <w:left w:type="dxa" w:w="100"/>
+              <w:bottom w:type="dxa" w:w="80"/>
+              <w:right w:type="dxa" w:w="100"/>
+            </w:tcMar>
+            <w:vAlign w:val="center"/>
+          </w:tcPr>
+          <w:p>
+            <w:r>
+              <w:t xml:space="preserve"/>
+            </w:r>
+          </w:p>
+        </w:tc>
+      </w:tr>
+    </w:tbl>
+    <w:p>
+      <w:pPr>
+        <w:spacing w:after="160"/>
+      </w:pPr>
+    </w:p>
+    <w:p>
+      <w:pPr>
+        <w:pStyle w:val="Heading1"/>
+        <w:spacing w:after="80" w:before="320"/>
+      </w:pPr>
+      <w:r>
+        <w:t xml:space="preserve">14. About us</w:t>
       </w:r>
     </w:p>
     <w:p>
@@ -3645,7 +6417,915 @@
         <w:spacing w:after="80" w:before="320"/>
       </w:pPr>
       <w:r>
-        <w:t xml:space="preserve">12. Certifications / awards</w:t>
+        <w:t xml:space="preserve">15. Team</w:t>
+      </w:r>
+    </w:p>
+    <w:p>
+      <w:pPr>
+        <w:spacing w:after="120"/>
+      </w:pPr>
+      <w:r>
+        <w:rPr>
+          <w:b/>
+          <w:bCs/>
+          <w:sz w:val="20"/>
+          <w:szCs w:val="20"/>
+        </w:rPr>
+        <w:t xml:space="preserve">Include this section on the site?  </w:t>
+      </w:r>
+      <w:r>
+        <w:rPr>
+          <w:sz w:val="20"/>
+          <w:szCs w:val="20"/>
+        </w:rPr>
+        <w:t xml:space="preserve">☐ Yes    ☐ No</w:t>
+      </w:r>
+    </w:p>
+    <w:p>
+      <w:pPr>
+        <w:spacing w:after="120"/>
+      </w:pPr>
+      <w:r>
+        <w:rPr>
+          <w:sz w:val="20"/>
+          <w:szCs w:val="20"/>
+        </w:rPr>
+        <w:t xml:space="preserve">List each team (e.g. “Leadership”, “Support”) and its members. Photos sent separately.</w:t>
+      </w:r>
+    </w:p>
+    <w:tbl>
+      <w:tblPr>
+        <w:tblW w:type="dxa" w:w="9000"/>
+        <w:tblBorders>
+          <w:top w:val="single" w:color="auto" w:sz="4"/>
+          <w:left w:val="single" w:color="auto" w:sz="4"/>
+          <w:bottom w:val="single" w:color="auto" w:sz="4"/>
+          <w:right w:val="single" w:color="auto" w:sz="4"/>
+          <w:insideH w:val="single" w:color="auto" w:sz="4"/>
+          <w:insideV w:val="single" w:color="auto" w:sz="4"/>
+        </w:tblBorders>
+      </w:tblPr>
+      <w:tblGrid>
+        <w:gridCol w:w="3000"/>
+        <w:gridCol w:w="6000"/>
+      </w:tblGrid>
+      <w:tr>
+        <w:tc>
+          <w:tcPr>
+            <w:tcW w:type="dxa" w:w="3000"/>
+            <w:tcBorders>
+              <w:top w:val="single" w:color="D1D5DB" w:sz="4"/>
+              <w:left w:val="single" w:color="D1D5DB" w:sz="4"/>
+              <w:bottom w:val="single" w:color="D1D5DB" w:sz="4"/>
+              <w:right w:val="single" w:color="D1D5DB" w:sz="4"/>
+            </w:tcBorders>
+            <w:shd w:fill="F3F4F6" w:val="clear"/>
+            <w:tcMar>
+              <w:top w:type="dxa" w:w="100"/>
+              <w:left w:type="dxa" w:w="120"/>
+              <w:bottom w:type="dxa" w:w="100"/>
+              <w:right w:type="dxa" w:w="120"/>
+            </w:tcMar>
+            <w:vAlign w:val="center"/>
+          </w:tcPr>
+          <w:p>
+            <w:r>
+              <w:rPr>
+                <w:b/>
+                <w:bCs/>
+                <w:sz w:val="20"/>
+                <w:szCs w:val="20"/>
+              </w:rPr>
+              <w:t xml:space="preserve">Team name(s)</w:t>
+            </w:r>
+          </w:p>
+          <w:p>
+            <w:r>
+              <w:rPr>
+                <w:i/>
+                <w:iCs/>
+                <w:color w:val="6B7280"/>
+                <w:sz w:val="16"/>
+                <w:szCs w:val="16"/>
+              </w:rPr>
+              <w:t xml:space="preserve">One or more, e.g. “Leadership Team”</w:t>
+            </w:r>
+          </w:p>
+        </w:tc>
+        <w:tc>
+          <w:tcPr>
+            <w:tcW w:type="dxa" w:w="6000"/>
+            <w:tcBorders>
+              <w:top w:val="single" w:color="D1D5DB" w:sz="4"/>
+              <w:left w:val="single" w:color="D1D5DB" w:sz="4"/>
+              <w:bottom w:val="single" w:color="D1D5DB" w:sz="4"/>
+              <w:right w:val="single" w:color="D1D5DB" w:sz="4"/>
+            </w:tcBorders>
+            <w:tcMar>
+              <w:top w:type="dxa" w:w="100"/>
+              <w:left w:type="dxa" w:w="120"/>
+              <w:bottom w:type="dxa" w:w="100"/>
+              <w:right w:type="dxa" w:w="120"/>
+            </w:tcMar>
+            <w:vAlign w:val="center"/>
+          </w:tcPr>
+          <w:p>
+            <w:r>
+              <w:t xml:space="preserve"/>
+            </w:r>
+          </w:p>
+        </w:tc>
+      </w:tr>
+    </w:tbl>
+    <w:p>
+      <w:pPr>
+        <w:spacing w:after="120"/>
+      </w:pPr>
+      <w:r>
+        <w:rPr>
+          <w:sz w:val="20"/>
+          <w:szCs w:val="20"/>
+        </w:rPr>
+        <w:t xml:space="preserve">Team members — add rows as needed. “Show on home” picks a few to feature on the homepage.</w:t>
+      </w:r>
+    </w:p>
+    <w:tbl>
+      <w:tblPr>
+        <w:tblW w:type="dxa" w:w="9000"/>
+        <w:tblBorders>
+          <w:top w:val="single" w:color="auto" w:sz="4"/>
+          <w:left w:val="single" w:color="auto" w:sz="4"/>
+          <w:bottom w:val="single" w:color="auto" w:sz="4"/>
+          <w:right w:val="single" w:color="auto" w:sz="4"/>
+          <w:insideH w:val="single" w:color="auto" w:sz="4"/>
+          <w:insideV w:val="single" w:color="auto" w:sz="4"/>
+        </w:tblBorders>
+      </w:tblPr>
+      <w:tblGrid>
+        <w:gridCol w:w="1800"/>
+        <w:gridCol w:w="1800"/>
+        <w:gridCol w:w="2200"/>
+        <w:gridCol w:w="1400"/>
+        <w:gridCol w:w="1800"/>
+      </w:tblGrid>
+      <w:tr>
+        <w:trPr>
+          <w:tblHeader/>
+        </w:trPr>
+        <w:tc>
+          <w:tcPr>
+            <w:tcW w:type="dxa" w:w="1800"/>
+            <w:tcBorders>
+              <w:top w:val="single" w:color="D1D5DB" w:sz="4"/>
+              <w:left w:val="single" w:color="D1D5DB" w:sz="4"/>
+              <w:bottom w:val="single" w:color="D1D5DB" w:sz="4"/>
+              <w:right w:val="single" w:color="D1D5DB" w:sz="4"/>
+            </w:tcBorders>
+            <w:shd w:fill="111827" w:val="clear"/>
+            <w:tcMar>
+              <w:top w:type="dxa" w:w="80"/>
+              <w:left w:type="dxa" w:w="100"/>
+              <w:bottom w:type="dxa" w:w="80"/>
+              <w:right w:type="dxa" w:w="100"/>
+            </w:tcMar>
+            <w:vAlign w:val="center"/>
+          </w:tcPr>
+          <w:p>
+            <w:r>
+              <w:rPr>
+                <w:b/>
+                <w:bCs/>
+                <w:color w:val="FFFFFF"/>
+                <w:sz w:val="18"/>
+                <w:szCs w:val="18"/>
+              </w:rPr>
+              <w:t xml:space="preserve">Name</w:t>
+            </w:r>
+          </w:p>
+        </w:tc>
+        <w:tc>
+          <w:tcPr>
+            <w:tcW w:type="dxa" w:w="1800"/>
+            <w:tcBorders>
+              <w:top w:val="single" w:color="D1D5DB" w:sz="4"/>
+              <w:left w:val="single" w:color="D1D5DB" w:sz="4"/>
+              <w:bottom w:val="single" w:color="D1D5DB" w:sz="4"/>
+              <w:right w:val="single" w:color="D1D5DB" w:sz="4"/>
+            </w:tcBorders>
+            <w:shd w:fill="111827" w:val="clear"/>
+            <w:tcMar>
+              <w:top w:type="dxa" w:w="80"/>
+              <w:left w:type="dxa" w:w="100"/>
+              <w:bottom w:type="dxa" w:w="80"/>
+              <w:right w:type="dxa" w:w="100"/>
+            </w:tcMar>
+            <w:vAlign w:val="center"/>
+          </w:tcPr>
+          <w:p>
+            <w:r>
+              <w:rPr>
+                <w:b/>
+                <w:bCs/>
+                <w:color w:val="FFFFFF"/>
+                <w:sz w:val="18"/>
+                <w:szCs w:val="18"/>
+              </w:rPr>
+              <w:t xml:space="preserve">Title / role</w:t>
+            </w:r>
+          </w:p>
+        </w:tc>
+        <w:tc>
+          <w:tcPr>
+            <w:tcW w:type="dxa" w:w="2200"/>
+            <w:tcBorders>
+              <w:top w:val="single" w:color="D1D5DB" w:sz="4"/>
+              <w:left w:val="single" w:color="D1D5DB" w:sz="4"/>
+              <w:bottom w:val="single" w:color="D1D5DB" w:sz="4"/>
+              <w:right w:val="single" w:color="D1D5DB" w:sz="4"/>
+            </w:tcBorders>
+            <w:shd w:fill="111827" w:val="clear"/>
+            <w:tcMar>
+              <w:top w:type="dxa" w:w="80"/>
+              <w:left w:type="dxa" w:w="100"/>
+              <w:bottom w:type="dxa" w:w="80"/>
+              <w:right w:type="dxa" w:w="100"/>
+            </w:tcMar>
+            <w:vAlign w:val="center"/>
+          </w:tcPr>
+          <w:p>
+            <w:r>
+              <w:rPr>
+                <w:b/>
+                <w:bCs/>
+                <w:color w:val="FFFFFF"/>
+                <w:sz w:val="18"/>
+                <w:szCs w:val="18"/>
+              </w:rPr>
+              <w:t xml:space="preserve">Contact (phone/email)</w:t>
+            </w:r>
+          </w:p>
+        </w:tc>
+        <w:tc>
+          <w:tcPr>
+            <w:tcW w:type="dxa" w:w="1400"/>
+            <w:tcBorders>
+              <w:top w:val="single" w:color="D1D5DB" w:sz="4"/>
+              <w:left w:val="single" w:color="D1D5DB" w:sz="4"/>
+              <w:bottom w:val="single" w:color="D1D5DB" w:sz="4"/>
+              <w:right w:val="single" w:color="D1D5DB" w:sz="4"/>
+            </w:tcBorders>
+            <w:shd w:fill="111827" w:val="clear"/>
+            <w:tcMar>
+              <w:top w:type="dxa" w:w="80"/>
+              <w:left w:type="dxa" w:w="100"/>
+              <w:bottom w:type="dxa" w:w="80"/>
+              <w:right w:type="dxa" w:w="100"/>
+            </w:tcMar>
+            <w:vAlign w:val="center"/>
+          </w:tcPr>
+          <w:p>
+            <w:r>
+              <w:rPr>
+                <w:b/>
+                <w:bCs/>
+                <w:color w:val="FFFFFF"/>
+                <w:sz w:val="18"/>
+                <w:szCs w:val="18"/>
+              </w:rPr>
+              <w:t xml:space="preserve">Active</w:t>
+            </w:r>
+          </w:p>
+        </w:tc>
+        <w:tc>
+          <w:tcPr>
+            <w:tcW w:type="dxa" w:w="1800"/>
+            <w:tcBorders>
+              <w:top w:val="single" w:color="D1D5DB" w:sz="4"/>
+              <w:left w:val="single" w:color="D1D5DB" w:sz="4"/>
+              <w:bottom w:val="single" w:color="D1D5DB" w:sz="4"/>
+              <w:right w:val="single" w:color="D1D5DB" w:sz="4"/>
+            </w:tcBorders>
+            <w:shd w:fill="111827" w:val="clear"/>
+            <w:tcMar>
+              <w:top w:type="dxa" w:w="80"/>
+              <w:left w:type="dxa" w:w="100"/>
+              <w:bottom w:type="dxa" w:w="80"/>
+              <w:right w:type="dxa" w:w="100"/>
+            </w:tcMar>
+            <w:vAlign w:val="center"/>
+          </w:tcPr>
+          <w:p>
+            <w:r>
+              <w:rPr>
+                <w:b/>
+                <w:bCs/>
+                <w:color w:val="FFFFFF"/>
+                <w:sz w:val="18"/>
+                <w:szCs w:val="18"/>
+              </w:rPr>
+              <w:t xml:space="preserve">Show on home</w:t>
+            </w:r>
+          </w:p>
+        </w:tc>
+      </w:tr>
+      <w:tr>
+        <w:tc>
+          <w:tcPr>
+            <w:tcW w:type="dxa" w:w="1800"/>
+            <w:tcBorders>
+              <w:top w:val="single" w:color="D1D5DB" w:sz="4"/>
+              <w:left w:val="single" w:color="D1D5DB" w:sz="4"/>
+              <w:bottom w:val="single" w:color="D1D5DB" w:sz="4"/>
+              <w:right w:val="single" w:color="D1D5DB" w:sz="4"/>
+            </w:tcBorders>
+            <w:tcMar>
+              <w:top w:type="dxa" w:w="80"/>
+              <w:left w:type="dxa" w:w="100"/>
+              <w:bottom w:type="dxa" w:w="80"/>
+              <w:right w:type="dxa" w:w="100"/>
+            </w:tcMar>
+            <w:vAlign w:val="center"/>
+          </w:tcPr>
+          <w:p>
+            <w:r>
+              <w:t xml:space="preserve"/>
+            </w:r>
+          </w:p>
+        </w:tc>
+        <w:tc>
+          <w:tcPr>
+            <w:tcW w:type="dxa" w:w="1800"/>
+            <w:tcBorders>
+              <w:top w:val="single" w:color="D1D5DB" w:sz="4"/>
+              <w:left w:val="single" w:color="D1D5DB" w:sz="4"/>
+              <w:bottom w:val="single" w:color="D1D5DB" w:sz="4"/>
+              <w:right w:val="single" w:color="D1D5DB" w:sz="4"/>
+            </w:tcBorders>
+            <w:tcMar>
+              <w:top w:type="dxa" w:w="80"/>
+              <w:left w:type="dxa" w:w="100"/>
+              <w:bottom w:type="dxa" w:w="80"/>
+              <w:right w:type="dxa" w:w="100"/>
+            </w:tcMar>
+            <w:vAlign w:val="center"/>
+          </w:tcPr>
+          <w:p>
+            <w:r>
+              <w:t xml:space="preserve"/>
+            </w:r>
+          </w:p>
+        </w:tc>
+        <w:tc>
+          <w:tcPr>
+            <w:tcW w:type="dxa" w:w="2200"/>
+            <w:tcBorders>
+              <w:top w:val="single" w:color="D1D5DB" w:sz="4"/>
+              <w:left w:val="single" w:color="D1D5DB" w:sz="4"/>
+              <w:bottom w:val="single" w:color="D1D5DB" w:sz="4"/>
+              <w:right w:val="single" w:color="D1D5DB" w:sz="4"/>
+            </w:tcBorders>
+            <w:tcMar>
+              <w:top w:type="dxa" w:w="80"/>
+              <w:left w:type="dxa" w:w="100"/>
+              <w:bottom w:type="dxa" w:w="80"/>
+              <w:right w:type="dxa" w:w="100"/>
+            </w:tcMar>
+            <w:vAlign w:val="center"/>
+          </w:tcPr>
+          <w:p>
+            <w:r>
+              <w:t xml:space="preserve"/>
+            </w:r>
+          </w:p>
+        </w:tc>
+        <w:tc>
+          <w:tcPr>
+            <w:tcW w:type="dxa" w:w="1400"/>
+            <w:tcBorders>
+              <w:top w:val="single" w:color="D1D5DB" w:sz="4"/>
+              <w:left w:val="single" w:color="D1D5DB" w:sz="4"/>
+              <w:bottom w:val="single" w:color="D1D5DB" w:sz="4"/>
+              <w:right w:val="single" w:color="D1D5DB" w:sz="4"/>
+            </w:tcBorders>
+            <w:tcMar>
+              <w:top w:type="dxa" w:w="80"/>
+              <w:left w:type="dxa" w:w="100"/>
+              <w:bottom w:type="dxa" w:w="80"/>
+              <w:right w:type="dxa" w:w="100"/>
+            </w:tcMar>
+            <w:vAlign w:val="center"/>
+          </w:tcPr>
+          <w:p>
+            <w:r>
+              <w:t xml:space="preserve"/>
+            </w:r>
+          </w:p>
+        </w:tc>
+        <w:tc>
+          <w:tcPr>
+            <w:tcW w:type="dxa" w:w="1800"/>
+            <w:tcBorders>
+              <w:top w:val="single" w:color="D1D5DB" w:sz="4"/>
+              <w:left w:val="single" w:color="D1D5DB" w:sz="4"/>
+              <w:bottom w:val="single" w:color="D1D5DB" w:sz="4"/>
+              <w:right w:val="single" w:color="D1D5DB" w:sz="4"/>
+            </w:tcBorders>
+            <w:tcMar>
+              <w:top w:type="dxa" w:w="80"/>
+              <w:left w:type="dxa" w:w="100"/>
+              <w:bottom w:type="dxa" w:w="80"/>
+              <w:right w:type="dxa" w:w="100"/>
+            </w:tcMar>
+            <w:vAlign w:val="center"/>
+          </w:tcPr>
+          <w:p>
+            <w:r>
+              <w:t xml:space="preserve"/>
+            </w:r>
+          </w:p>
+        </w:tc>
+      </w:tr>
+      <w:tr>
+        <w:tc>
+          <w:tcPr>
+            <w:tcW w:type="dxa" w:w="1800"/>
+            <w:tcBorders>
+              <w:top w:val="single" w:color="D1D5DB" w:sz="4"/>
+              <w:left w:val="single" w:color="D1D5DB" w:sz="4"/>
+              <w:bottom w:val="single" w:color="D1D5DB" w:sz="4"/>
+              <w:right w:val="single" w:color="D1D5DB" w:sz="4"/>
+            </w:tcBorders>
+            <w:tcMar>
+              <w:top w:type="dxa" w:w="80"/>
+              <w:left w:type="dxa" w:w="100"/>
+              <w:bottom w:type="dxa" w:w="80"/>
+              <w:right w:type="dxa" w:w="100"/>
+            </w:tcMar>
+            <w:vAlign w:val="center"/>
+          </w:tcPr>
+          <w:p>
+            <w:r>
+              <w:t xml:space="preserve"/>
+            </w:r>
+          </w:p>
+        </w:tc>
+        <w:tc>
+          <w:tcPr>
+            <w:tcW w:type="dxa" w:w="1800"/>
+            <w:tcBorders>
+              <w:top w:val="single" w:color="D1D5DB" w:sz="4"/>
+              <w:left w:val="single" w:color="D1D5DB" w:sz="4"/>
+              <w:bottom w:val="single" w:color="D1D5DB" w:sz="4"/>
+              <w:right w:val="single" w:color="D1D5DB" w:sz="4"/>
+            </w:tcBorders>
+            <w:tcMar>
+              <w:top w:type="dxa" w:w="80"/>
+              <w:left w:type="dxa" w:w="100"/>
+              <w:bottom w:type="dxa" w:w="80"/>
+              <w:right w:type="dxa" w:w="100"/>
+            </w:tcMar>
+            <w:vAlign w:val="center"/>
+          </w:tcPr>
+          <w:p>
+            <w:r>
+              <w:t xml:space="preserve"/>
+            </w:r>
+          </w:p>
+        </w:tc>
+        <w:tc>
+          <w:tcPr>
+            <w:tcW w:type="dxa" w:w="2200"/>
+            <w:tcBorders>
+              <w:top w:val="single" w:color="D1D5DB" w:sz="4"/>
+              <w:left w:val="single" w:color="D1D5DB" w:sz="4"/>
+              <w:bottom w:val="single" w:color="D1D5DB" w:sz="4"/>
+              <w:right w:val="single" w:color="D1D5DB" w:sz="4"/>
+            </w:tcBorders>
+            <w:tcMar>
+              <w:top w:type="dxa" w:w="80"/>
+              <w:left w:type="dxa" w:w="100"/>
+              <w:bottom w:type="dxa" w:w="80"/>
+              <w:right w:type="dxa" w:w="100"/>
+            </w:tcMar>
+            <w:vAlign w:val="center"/>
+          </w:tcPr>
+          <w:p>
+            <w:r>
+              <w:t xml:space="preserve"/>
+            </w:r>
+          </w:p>
+        </w:tc>
+        <w:tc>
+          <w:tcPr>
+            <w:tcW w:type="dxa" w:w="1400"/>
+            <w:tcBorders>
+              <w:top w:val="single" w:color="D1D5DB" w:sz="4"/>
+              <w:left w:val="single" w:color="D1D5DB" w:sz="4"/>
+              <w:bottom w:val="single" w:color="D1D5DB" w:sz="4"/>
+              <w:right w:val="single" w:color="D1D5DB" w:sz="4"/>
+            </w:tcBorders>
+            <w:tcMar>
+              <w:top w:type="dxa" w:w="80"/>
+              <w:left w:type="dxa" w:w="100"/>
+              <w:bottom w:type="dxa" w:w="80"/>
+              <w:right w:type="dxa" w:w="100"/>
+            </w:tcMar>
+            <w:vAlign w:val="center"/>
+          </w:tcPr>
+          <w:p>
+            <w:r>
+              <w:t xml:space="preserve"/>
+            </w:r>
+          </w:p>
+        </w:tc>
+        <w:tc>
+          <w:tcPr>
+            <w:tcW w:type="dxa" w:w="1800"/>
+            <w:tcBorders>
+              <w:top w:val="single" w:color="D1D5DB" w:sz="4"/>
+              <w:left w:val="single" w:color="D1D5DB" w:sz="4"/>
+              <w:bottom w:val="single" w:color="D1D5DB" w:sz="4"/>
+              <w:right w:val="single" w:color="D1D5DB" w:sz="4"/>
+            </w:tcBorders>
+            <w:tcMar>
+              <w:top w:type="dxa" w:w="80"/>
+              <w:left w:type="dxa" w:w="100"/>
+              <w:bottom w:type="dxa" w:w="80"/>
+              <w:right w:type="dxa" w:w="100"/>
+            </w:tcMar>
+            <w:vAlign w:val="center"/>
+          </w:tcPr>
+          <w:p>
+            <w:r>
+              <w:t xml:space="preserve"/>
+            </w:r>
+          </w:p>
+        </w:tc>
+      </w:tr>
+      <w:tr>
+        <w:tc>
+          <w:tcPr>
+            <w:tcW w:type="dxa" w:w="1800"/>
+            <w:tcBorders>
+              <w:top w:val="single" w:color="D1D5DB" w:sz="4"/>
+              <w:left w:val="single" w:color="D1D5DB" w:sz="4"/>
+              <w:bottom w:val="single" w:color="D1D5DB" w:sz="4"/>
+              <w:right w:val="single" w:color="D1D5DB" w:sz="4"/>
+            </w:tcBorders>
+            <w:tcMar>
+              <w:top w:type="dxa" w:w="80"/>
+              <w:left w:type="dxa" w:w="100"/>
+              <w:bottom w:type="dxa" w:w="80"/>
+              <w:right w:type="dxa" w:w="100"/>
+            </w:tcMar>
+            <w:vAlign w:val="center"/>
+          </w:tcPr>
+          <w:p>
+            <w:r>
+              <w:t xml:space="preserve"/>
+            </w:r>
+          </w:p>
+        </w:tc>
+        <w:tc>
+          <w:tcPr>
+            <w:tcW w:type="dxa" w:w="1800"/>
+            <w:tcBorders>
+              <w:top w:val="single" w:color="D1D5DB" w:sz="4"/>
+              <w:left w:val="single" w:color="D1D5DB" w:sz="4"/>
+              <w:bottom w:val="single" w:color="D1D5DB" w:sz="4"/>
+              <w:right w:val="single" w:color="D1D5DB" w:sz="4"/>
+            </w:tcBorders>
+            <w:tcMar>
+              <w:top w:type="dxa" w:w="80"/>
+              <w:left w:type="dxa" w:w="100"/>
+              <w:bottom w:type="dxa" w:w="80"/>
+              <w:right w:type="dxa" w:w="100"/>
+            </w:tcMar>
+            <w:vAlign w:val="center"/>
+          </w:tcPr>
+          <w:p>
+            <w:r>
+              <w:t xml:space="preserve"/>
+            </w:r>
+          </w:p>
+        </w:tc>
+        <w:tc>
+          <w:tcPr>
+            <w:tcW w:type="dxa" w:w="2200"/>
+            <w:tcBorders>
+              <w:top w:val="single" w:color="D1D5DB" w:sz="4"/>
+              <w:left w:val="single" w:color="D1D5DB" w:sz="4"/>
+              <w:bottom w:val="single" w:color="D1D5DB" w:sz="4"/>
+              <w:right w:val="single" w:color="D1D5DB" w:sz="4"/>
+            </w:tcBorders>
+            <w:tcMar>
+              <w:top w:type="dxa" w:w="80"/>
+              <w:left w:type="dxa" w:w="100"/>
+              <w:bottom w:type="dxa" w:w="80"/>
+              <w:right w:type="dxa" w:w="100"/>
+            </w:tcMar>
+            <w:vAlign w:val="center"/>
+          </w:tcPr>
+          <w:p>
+            <w:r>
+              <w:t xml:space="preserve"/>
+            </w:r>
+          </w:p>
+        </w:tc>
+        <w:tc>
+          <w:tcPr>
+            <w:tcW w:type="dxa" w:w="1400"/>
+            <w:tcBorders>
+              <w:top w:val="single" w:color="D1D5DB" w:sz="4"/>
+              <w:left w:val="single" w:color="D1D5DB" w:sz="4"/>
+              <w:bottom w:val="single" w:color="D1D5DB" w:sz="4"/>
+              <w:right w:val="single" w:color="D1D5DB" w:sz="4"/>
+            </w:tcBorders>
+            <w:tcMar>
+              <w:top w:type="dxa" w:w="80"/>
+              <w:left w:type="dxa" w:w="100"/>
+              <w:bottom w:type="dxa" w:w="80"/>
+              <w:right w:type="dxa" w:w="100"/>
+            </w:tcMar>
+            <w:vAlign w:val="center"/>
+          </w:tcPr>
+          <w:p>
+            <w:r>
+              <w:t xml:space="preserve"/>
+            </w:r>
+          </w:p>
+        </w:tc>
+        <w:tc>
+          <w:tcPr>
+            <w:tcW w:type="dxa" w:w="1800"/>
+            <w:tcBorders>
+              <w:top w:val="single" w:color="D1D5DB" w:sz="4"/>
+              <w:left w:val="single" w:color="D1D5DB" w:sz="4"/>
+              <w:bottom w:val="single" w:color="D1D5DB" w:sz="4"/>
+              <w:right w:val="single" w:color="D1D5DB" w:sz="4"/>
+            </w:tcBorders>
+            <w:tcMar>
+              <w:top w:type="dxa" w:w="80"/>
+              <w:left w:type="dxa" w:w="100"/>
+              <w:bottom w:type="dxa" w:w="80"/>
+              <w:right w:type="dxa" w:w="100"/>
+            </w:tcMar>
+            <w:vAlign w:val="center"/>
+          </w:tcPr>
+          <w:p>
+            <w:r>
+              <w:t xml:space="preserve"/>
+            </w:r>
+          </w:p>
+        </w:tc>
+      </w:tr>
+      <w:tr>
+        <w:tc>
+          <w:tcPr>
+            <w:tcW w:type="dxa" w:w="1800"/>
+            <w:tcBorders>
+              <w:top w:val="single" w:color="D1D5DB" w:sz="4"/>
+              <w:left w:val="single" w:color="D1D5DB" w:sz="4"/>
+              <w:bottom w:val="single" w:color="D1D5DB" w:sz="4"/>
+              <w:right w:val="single" w:color="D1D5DB" w:sz="4"/>
+            </w:tcBorders>
+            <w:tcMar>
+              <w:top w:type="dxa" w:w="80"/>
+              <w:left w:type="dxa" w:w="100"/>
+              <w:bottom w:type="dxa" w:w="80"/>
+              <w:right w:type="dxa" w:w="100"/>
+            </w:tcMar>
+            <w:vAlign w:val="center"/>
+          </w:tcPr>
+          <w:p>
+            <w:r>
+              <w:t xml:space="preserve"/>
+            </w:r>
+          </w:p>
+        </w:tc>
+        <w:tc>
+          <w:tcPr>
+            <w:tcW w:type="dxa" w:w="1800"/>
+            <w:tcBorders>
+              <w:top w:val="single" w:color="D1D5DB" w:sz="4"/>
+              <w:left w:val="single" w:color="D1D5DB" w:sz="4"/>
+              <w:bottom w:val="single" w:color="D1D5DB" w:sz="4"/>
+              <w:right w:val="single" w:color="D1D5DB" w:sz="4"/>
+            </w:tcBorders>
+            <w:tcMar>
+              <w:top w:type="dxa" w:w="80"/>
+              <w:left w:type="dxa" w:w="100"/>
+              <w:bottom w:type="dxa" w:w="80"/>
+              <w:right w:type="dxa" w:w="100"/>
+            </w:tcMar>
+            <w:vAlign w:val="center"/>
+          </w:tcPr>
+          <w:p>
+            <w:r>
+              <w:t xml:space="preserve"/>
+            </w:r>
+          </w:p>
+        </w:tc>
+        <w:tc>
+          <w:tcPr>
+            <w:tcW w:type="dxa" w:w="2200"/>
+            <w:tcBorders>
+              <w:top w:val="single" w:color="D1D5DB" w:sz="4"/>
+              <w:left w:val="single" w:color="D1D5DB" w:sz="4"/>
+              <w:bottom w:val="single" w:color="D1D5DB" w:sz="4"/>
+              <w:right w:val="single" w:color="D1D5DB" w:sz="4"/>
+            </w:tcBorders>
+            <w:tcMar>
+              <w:top w:type="dxa" w:w="80"/>
+              <w:left w:type="dxa" w:w="100"/>
+              <w:bottom w:type="dxa" w:w="80"/>
+              <w:right w:type="dxa" w:w="100"/>
+            </w:tcMar>
+            <w:vAlign w:val="center"/>
+          </w:tcPr>
+          <w:p>
+            <w:r>
+              <w:t xml:space="preserve"/>
+            </w:r>
+          </w:p>
+        </w:tc>
+        <w:tc>
+          <w:tcPr>
+            <w:tcW w:type="dxa" w:w="1400"/>
+            <w:tcBorders>
+              <w:top w:val="single" w:color="D1D5DB" w:sz="4"/>
+              <w:left w:val="single" w:color="D1D5DB" w:sz="4"/>
+              <w:bottom w:val="single" w:color="D1D5DB" w:sz="4"/>
+              <w:right w:val="single" w:color="D1D5DB" w:sz="4"/>
+            </w:tcBorders>
+            <w:tcMar>
+              <w:top w:type="dxa" w:w="80"/>
+              <w:left w:type="dxa" w:w="100"/>
+              <w:bottom w:type="dxa" w:w="80"/>
+              <w:right w:type="dxa" w:w="100"/>
+            </w:tcMar>
+            <w:vAlign w:val="center"/>
+          </w:tcPr>
+          <w:p>
+            <w:r>
+              <w:t xml:space="preserve"/>
+            </w:r>
+          </w:p>
+        </w:tc>
+        <w:tc>
+          <w:tcPr>
+            <w:tcW w:type="dxa" w:w="1800"/>
+            <w:tcBorders>
+              <w:top w:val="single" w:color="D1D5DB" w:sz="4"/>
+              <w:left w:val="single" w:color="D1D5DB" w:sz="4"/>
+              <w:bottom w:val="single" w:color="D1D5DB" w:sz="4"/>
+              <w:right w:val="single" w:color="D1D5DB" w:sz="4"/>
+            </w:tcBorders>
+            <w:tcMar>
+              <w:top w:type="dxa" w:w="80"/>
+              <w:left w:type="dxa" w:w="100"/>
+              <w:bottom w:type="dxa" w:w="80"/>
+              <w:right w:type="dxa" w:w="100"/>
+            </w:tcMar>
+            <w:vAlign w:val="center"/>
+          </w:tcPr>
+          <w:p>
+            <w:r>
+              <w:t xml:space="preserve"/>
+            </w:r>
+          </w:p>
+        </w:tc>
+      </w:tr>
+      <w:tr>
+        <w:tc>
+          <w:tcPr>
+            <w:tcW w:type="dxa" w:w="1800"/>
+            <w:tcBorders>
+              <w:top w:val="single" w:color="D1D5DB" w:sz="4"/>
+              <w:left w:val="single" w:color="D1D5DB" w:sz="4"/>
+              <w:bottom w:val="single" w:color="D1D5DB" w:sz="4"/>
+              <w:right w:val="single" w:color="D1D5DB" w:sz="4"/>
+            </w:tcBorders>
+            <w:tcMar>
+              <w:top w:type="dxa" w:w="80"/>
+              <w:left w:type="dxa" w:w="100"/>
+              <w:bottom w:type="dxa" w:w="80"/>
+              <w:right w:type="dxa" w:w="100"/>
+            </w:tcMar>
+            <w:vAlign w:val="center"/>
+          </w:tcPr>
+          <w:p>
+            <w:r>
+              <w:t xml:space="preserve"/>
+            </w:r>
+          </w:p>
+        </w:tc>
+        <w:tc>
+          <w:tcPr>
+            <w:tcW w:type="dxa" w:w="1800"/>
+            <w:tcBorders>
+              <w:top w:val="single" w:color="D1D5DB" w:sz="4"/>
+              <w:left w:val="single" w:color="D1D5DB" w:sz="4"/>
+              <w:bottom w:val="single" w:color="D1D5DB" w:sz="4"/>
+              <w:right w:val="single" w:color="D1D5DB" w:sz="4"/>
+            </w:tcBorders>
+            <w:tcMar>
+              <w:top w:type="dxa" w:w="80"/>
+              <w:left w:type="dxa" w:w="100"/>
+              <w:bottom w:type="dxa" w:w="80"/>
+              <w:right w:type="dxa" w:w="100"/>
+            </w:tcMar>
+            <w:vAlign w:val="center"/>
+          </w:tcPr>
+          <w:p>
+            <w:r>
+              <w:t xml:space="preserve"/>
+            </w:r>
+          </w:p>
+        </w:tc>
+        <w:tc>
+          <w:tcPr>
+            <w:tcW w:type="dxa" w:w="2200"/>
+            <w:tcBorders>
+              <w:top w:val="single" w:color="D1D5DB" w:sz="4"/>
+              <w:left w:val="single" w:color="D1D5DB" w:sz="4"/>
+              <w:bottom w:val="single" w:color="D1D5DB" w:sz="4"/>
+              <w:right w:val="single" w:color="D1D5DB" w:sz="4"/>
+            </w:tcBorders>
+            <w:tcMar>
+              <w:top w:type="dxa" w:w="80"/>
+              <w:left w:type="dxa" w:w="100"/>
+              <w:bottom w:type="dxa" w:w="80"/>
+              <w:right w:type="dxa" w:w="100"/>
+            </w:tcMar>
+            <w:vAlign w:val="center"/>
+          </w:tcPr>
+          <w:p>
+            <w:r>
+              <w:t xml:space="preserve"/>
+            </w:r>
+          </w:p>
+        </w:tc>
+        <w:tc>
+          <w:tcPr>
+            <w:tcW w:type="dxa" w:w="1400"/>
+            <w:tcBorders>
+              <w:top w:val="single" w:color="D1D5DB" w:sz="4"/>
+              <w:left w:val="single" w:color="D1D5DB" w:sz="4"/>
+              <w:bottom w:val="single" w:color="D1D5DB" w:sz="4"/>
+              <w:right w:val="single" w:color="D1D5DB" w:sz="4"/>
+            </w:tcBorders>
+            <w:tcMar>
+              <w:top w:type="dxa" w:w="80"/>
+              <w:left w:type="dxa" w:w="100"/>
+              <w:bottom w:type="dxa" w:w="80"/>
+              <w:right w:type="dxa" w:w="100"/>
+            </w:tcMar>
+            <w:vAlign w:val="center"/>
+          </w:tcPr>
+          <w:p>
+            <w:r>
+              <w:t xml:space="preserve"/>
+            </w:r>
+          </w:p>
+        </w:tc>
+        <w:tc>
+          <w:tcPr>
+            <w:tcW w:type="dxa" w:w="1800"/>
+            <w:tcBorders>
+              <w:top w:val="single" w:color="D1D5DB" w:sz="4"/>
+              <w:left w:val="single" w:color="D1D5DB" w:sz="4"/>
+              <w:bottom w:val="single" w:color="D1D5DB" w:sz="4"/>
+              <w:right w:val="single" w:color="D1D5DB" w:sz="4"/>
+            </w:tcBorders>
+            <w:tcMar>
+              <w:top w:type="dxa" w:w="80"/>
+              <w:left w:type="dxa" w:w="100"/>
+              <w:bottom w:type="dxa" w:w="80"/>
+              <w:right w:type="dxa" w:w="100"/>
+            </w:tcMar>
+            <w:vAlign w:val="center"/>
+          </w:tcPr>
+          <w:p>
+            <w:r>
+              <w:t xml:space="preserve"/>
+            </w:r>
+          </w:p>
+        </w:tc>
+      </w:tr>
+    </w:tbl>
+    <w:p>
+      <w:pPr>
+        <w:spacing w:after="160"/>
+      </w:pPr>
+    </w:p>
+    <w:p>
+      <w:pPr>
+        <w:pStyle w:val="Heading1"/>
+        <w:spacing w:after="80" w:before="320"/>
+      </w:pPr>
+      <w:r>
+        <w:t xml:space="preserve">16. Certifications / awards</w:t>
       </w:r>
     </w:p>
     <w:p>
@@ -3819,7 +7499,7 @@
         <w:spacing w:after="80" w:before="320"/>
       </w:pPr>
       <w:r>
-        <w:t xml:space="preserve">13. Map / location</w:t>
+        <w:t xml:space="preserve">17. Map / location</w:t>
       </w:r>
     </w:p>
     <w:p>
@@ -3866,12 +7546,201 @@
         <w:spacing w:after="80" w:before="320"/>
       </w:pPr>
       <w:r>
-        <w:t xml:space="preserve">14. Enquiry form</w:t>
+        <w:t xml:space="preserve">18. Contact info section</w:t>
       </w:r>
     </w:p>
     <w:p>
       <w:pPr>
+        <w:spacing w:after="120"/>
+      </w:pPr>
+      <w:r>
+        <w:rPr>
+          <w:b/>
+          <w:bCs/>
+          <w:sz w:val="20"/>
+          <w:szCs w:val="20"/>
+        </w:rPr>
+        <w:t xml:space="preserve">Include this section on the site?  </w:t>
+      </w:r>
+      <w:r>
+        <w:rPr>
+          <w:sz w:val="20"/>
+          <w:szCs w:val="20"/>
+        </w:rPr>
+        <w:t xml:space="preserve">☐ Yes    ☐ No</w:t>
+      </w:r>
+    </w:p>
+    <w:p>
+      <w:pPr>
+        <w:spacing w:after="120"/>
+      </w:pPr>
+      <w:r>
+        <w:rPr>
+          <w:i/>
+          <w:iCs/>
+          <w:color w:val="6B7280"/>
+          <w:sz w:val="20"/>
+          <w:szCs w:val="20"/>
+        </w:rPr>
+        <w:t xml:space="preserve">A dedicated homepage block showing address, phone, and email with icons — separate from the map in Section 17. Usually reuses the same details as Section 1 &amp; 2.</w:t>
+      </w:r>
+    </w:p>
+    <w:tbl>
+      <w:tblPr>
+        <w:tblW w:type="dxa" w:w="9000"/>
+        <w:tblBorders>
+          <w:top w:val="single" w:color="auto" w:sz="4"/>
+          <w:left w:val="single" w:color="auto" w:sz="4"/>
+          <w:bottom w:val="single" w:color="auto" w:sz="4"/>
+          <w:right w:val="single" w:color="auto" w:sz="4"/>
+          <w:insideH w:val="single" w:color="auto" w:sz="4"/>
+          <w:insideV w:val="single" w:color="auto" w:sz="4"/>
+        </w:tblBorders>
+      </w:tblPr>
+      <w:tblGrid>
+        <w:gridCol w:w="3000"/>
+        <w:gridCol w:w="6000"/>
+      </w:tblGrid>
+      <w:tr>
+        <w:tc>
+          <w:tcPr>
+            <w:tcW w:type="dxa" w:w="3000"/>
+            <w:tcBorders>
+              <w:top w:val="single" w:color="D1D5DB" w:sz="4"/>
+              <w:left w:val="single" w:color="D1D5DB" w:sz="4"/>
+              <w:bottom w:val="single" w:color="D1D5DB" w:sz="4"/>
+              <w:right w:val="single" w:color="D1D5DB" w:sz="4"/>
+            </w:tcBorders>
+            <w:shd w:fill="F3F4F6" w:val="clear"/>
+            <w:tcMar>
+              <w:top w:type="dxa" w:w="100"/>
+              <w:left w:type="dxa" w:w="120"/>
+              <w:bottom w:type="dxa" w:w="100"/>
+              <w:right w:type="dxa" w:w="120"/>
+            </w:tcMar>
+            <w:vAlign w:val="center"/>
+          </w:tcPr>
+          <w:p>
+            <w:r>
+              <w:rPr>
+                <w:b/>
+                <w:bCs/>
+                <w:sz w:val="20"/>
+                <w:szCs w:val="20"/>
+              </w:rPr>
+              <w:t xml:space="preserve">Heading</w:t>
+            </w:r>
+          </w:p>
+          <w:p>
+            <w:r>
+              <w:rPr>
+                <w:i/>
+                <w:iCs/>
+                <w:color w:val="6B7280"/>
+                <w:sz w:val="16"/>
+                <w:szCs w:val="16"/>
+              </w:rPr>
+              <w:t xml:space="preserve">Default: “Contact Us”</w:t>
+            </w:r>
+          </w:p>
+        </w:tc>
+        <w:tc>
+          <w:tcPr>
+            <w:tcW w:type="dxa" w:w="6000"/>
+            <w:tcBorders>
+              <w:top w:val="single" w:color="D1D5DB" w:sz="4"/>
+              <w:left w:val="single" w:color="D1D5DB" w:sz="4"/>
+              <w:bottom w:val="single" w:color="D1D5DB" w:sz="4"/>
+              <w:right w:val="single" w:color="D1D5DB" w:sz="4"/>
+            </w:tcBorders>
+            <w:tcMar>
+              <w:top w:type="dxa" w:w="100"/>
+              <w:left w:type="dxa" w:w="120"/>
+              <w:bottom w:type="dxa" w:w="100"/>
+              <w:right w:type="dxa" w:w="120"/>
+            </w:tcMar>
+            <w:vAlign w:val="center"/>
+          </w:tcPr>
+          <w:p>
+            <w:r>
+              <w:t xml:space="preserve"/>
+            </w:r>
+          </w:p>
+        </w:tc>
+      </w:tr>
+      <w:tr>
+        <w:tc>
+          <w:tcPr>
+            <w:tcW w:type="dxa" w:w="3000"/>
+            <w:tcBorders>
+              <w:top w:val="single" w:color="D1D5DB" w:sz="4"/>
+              <w:left w:val="single" w:color="D1D5DB" w:sz="4"/>
+              <w:bottom w:val="single" w:color="D1D5DB" w:sz="4"/>
+              <w:right w:val="single" w:color="D1D5DB" w:sz="4"/>
+            </w:tcBorders>
+            <w:shd w:fill="F3F4F6" w:val="clear"/>
+            <w:tcMar>
+              <w:top w:type="dxa" w:w="100"/>
+              <w:left w:type="dxa" w:w="120"/>
+              <w:bottom w:type="dxa" w:w="100"/>
+              <w:right w:type="dxa" w:w="120"/>
+            </w:tcMar>
+            <w:vAlign w:val="center"/>
+          </w:tcPr>
+          <w:p>
+            <w:r>
+              <w:rPr>
+                <w:b/>
+                <w:bCs/>
+                <w:sz w:val="20"/>
+                <w:szCs w:val="20"/>
+              </w:rPr>
+              <w:t xml:space="preserve">Subheading</w:t>
+            </w:r>
+          </w:p>
+        </w:tc>
+        <w:tc>
+          <w:tcPr>
+            <w:tcW w:type="dxa" w:w="6000"/>
+            <w:tcBorders>
+              <w:top w:val="single" w:color="D1D5DB" w:sz="4"/>
+              <w:left w:val="single" w:color="D1D5DB" w:sz="4"/>
+              <w:bottom w:val="single" w:color="D1D5DB" w:sz="4"/>
+              <w:right w:val="single" w:color="D1D5DB" w:sz="4"/>
+            </w:tcBorders>
+            <w:tcMar>
+              <w:top w:type="dxa" w:w="100"/>
+              <w:left w:type="dxa" w:w="120"/>
+              <w:bottom w:type="dxa" w:w="100"/>
+              <w:right w:type="dxa" w:w="120"/>
+            </w:tcMar>
+            <w:vAlign w:val="center"/>
+          </w:tcPr>
+          <w:p>
+            <w:r>
+              <w:t xml:space="preserve"/>
+            </w:r>
+          </w:p>
+        </w:tc>
+      </w:tr>
+    </w:tbl>
+    <w:p>
+      <w:pPr>
         <w:spacing w:after="160"/>
+      </w:pPr>
+    </w:p>
+    <w:p>
+      <w:pPr>
+        <w:pStyle w:val="Heading1"/>
+        <w:spacing w:after="80" w:before="320"/>
+      </w:pPr>
+      <w:r>
+        <w:t xml:space="preserve">19. Enquiry form</w:t>
+      </w:r>
+    </w:p>
+    <w:p>
+      <w:pPr>
+        <w:spacing w:after="120"/>
       </w:pPr>
       <w:r>
         <w:rPr>
@@ -4016,86 +7885,20 @@
           </w:p>
         </w:tc>
       </w:tr>
-      <w:tr>
-        <w:tc>
-          <w:tcPr>
-            <w:tcW w:type="dxa" w:w="3000"/>
-            <w:tcBorders>
-              <w:top w:val="single" w:color="D1D5DB" w:sz="4"/>
-              <w:left w:val="single" w:color="D1D5DB" w:sz="4"/>
-              <w:bottom w:val="single" w:color="D1D5DB" w:sz="4"/>
-              <w:right w:val="single" w:color="D1D5DB" w:sz="4"/>
-            </w:tcBorders>
-            <w:shd w:fill="F3F4F6" w:val="clear"/>
-            <w:tcMar>
-              <w:top w:type="dxa" w:w="100"/>
-              <w:left w:type="dxa" w:w="120"/>
-              <w:bottom w:type="dxa" w:w="100"/>
-              <w:right w:type="dxa" w:w="120"/>
-            </w:tcMar>
-            <w:vAlign w:val="center"/>
-          </w:tcPr>
-          <w:p>
-            <w:r>
-              <w:rPr>
-                <w:b/>
-                <w:bCs/>
-                <w:sz w:val="20"/>
-                <w:szCs w:val="20"/>
-              </w:rPr>
-              <w:t xml:space="preserve">Submissions should go to</w:t>
-            </w:r>
-          </w:p>
-          <w:p>
-            <w:r>
-              <w:rPr>
-                <w:i/>
-                <w:iCs/>
-                <w:color w:val="6B7280"/>
-                <w:sz w:val="16"/>
-                <w:szCs w:val="16"/>
-              </w:rPr>
-              <w:t xml:space="preserve">Email address or CRM — form isn't wired to a backend yet, note where it should send to</w:t>
-            </w:r>
-          </w:p>
-        </w:tc>
-        <w:tc>
-          <w:tcPr>
-            <w:tcW w:type="dxa" w:w="6000"/>
-            <w:tcBorders>
-              <w:top w:val="single" w:color="D1D5DB" w:sz="4"/>
-              <w:left w:val="single" w:color="D1D5DB" w:sz="4"/>
-              <w:bottom w:val="single" w:color="D1D5DB" w:sz="4"/>
-              <w:right w:val="single" w:color="D1D5DB" w:sz="4"/>
-            </w:tcBorders>
-            <w:tcMar>
-              <w:top w:type="dxa" w:w="100"/>
-              <w:left w:type="dxa" w:w="120"/>
-              <w:bottom w:type="dxa" w:w="100"/>
-              <w:right w:type="dxa" w:w="120"/>
-            </w:tcMar>
-            <w:vAlign w:val="center"/>
-          </w:tcPr>
-          <w:p>
-            <w:r>
-              <w:t xml:space="preserve"/>
-            </w:r>
-          </w:p>
-        </w:tc>
-      </w:tr>
     </w:tbl>
     <w:p>
       <w:pPr>
-        <w:spacing w:after="160"/>
-      </w:pPr>
-    </w:p>
-    <w:p>
-      <w:pPr>
-        <w:pStyle w:val="Heading1"/>
-        <w:spacing w:after="80" w:before="320"/>
+        <w:spacing w:after="120"/>
       </w:pPr>
       <w:r>
-        <w:t xml:space="preserve">15. Footer call-to-action</w:t>
+        <w:rPr>
+          <w:i/>
+          <w:iCs/>
+          <w:color w:val="6B7280"/>
+          <w:sz w:val="20"/>
+          <w:szCs w:val="20"/>
+        </w:rPr>
+        <w:t xml:space="preserve">Submissions land automatically in the admin Enquiries inbox (/admin/enquiries) — no separate backend setup needed. Note below only if a copy should also be forwarded elsewhere.</w:t>
       </w:r>
     </w:p>
     <w:tbl>
@@ -4141,7 +7944,7 @@
                 <w:sz w:val="20"/>
                 <w:szCs w:val="20"/>
               </w:rPr>
-              <w:t xml:space="preserve">Heading</w:t>
+              <w:t xml:space="preserve">Also forward copies to (optional)</w:t>
             </w:r>
           </w:p>
           <w:p>
@@ -4153,74 +7956,7 @@
                 <w:sz w:val="16"/>
                 <w:szCs w:val="16"/>
               </w:rPr>
-              <w:t xml:space="preserve">Default: "Ready to work together?"</w:t>
-            </w:r>
-          </w:p>
-        </w:tc>
-        <w:tc>
-          <w:tcPr>
-            <w:tcW w:type="dxa" w:w="6000"/>
-            <w:tcBorders>
-              <w:top w:val="single" w:color="D1D5DB" w:sz="4"/>
-              <w:left w:val="single" w:color="D1D5DB" w:sz="4"/>
-              <w:bottom w:val="single" w:color="D1D5DB" w:sz="4"/>
-              <w:right w:val="single" w:color="D1D5DB" w:sz="4"/>
-            </w:tcBorders>
-            <w:tcMar>
-              <w:top w:type="dxa" w:w="100"/>
-              <w:left w:type="dxa" w:w="120"/>
-              <w:bottom w:type="dxa" w:w="100"/>
-              <w:right w:type="dxa" w:w="120"/>
-            </w:tcMar>
-            <w:vAlign w:val="center"/>
-          </w:tcPr>
-          <w:p>
-            <w:r>
-              <w:t xml:space="preserve"/>
-            </w:r>
-          </w:p>
-        </w:tc>
-      </w:tr>
-      <w:tr>
-        <w:tc>
-          <w:tcPr>
-            <w:tcW w:type="dxa" w:w="3000"/>
-            <w:tcBorders>
-              <w:top w:val="single" w:color="D1D5DB" w:sz="4"/>
-              <w:left w:val="single" w:color="D1D5DB" w:sz="4"/>
-              <w:bottom w:val="single" w:color="D1D5DB" w:sz="4"/>
-              <w:right w:val="single" w:color="D1D5DB" w:sz="4"/>
-            </w:tcBorders>
-            <w:shd w:fill="F3F4F6" w:val="clear"/>
-            <w:tcMar>
-              <w:top w:type="dxa" w:w="100"/>
-              <w:left w:type="dxa" w:w="120"/>
-              <w:bottom w:type="dxa" w:w="100"/>
-              <w:right w:type="dxa" w:w="120"/>
-            </w:tcMar>
-            <w:vAlign w:val="center"/>
-          </w:tcPr>
-          <w:p>
-            <w:r>
-              <w:rPr>
-                <w:b/>
-                <w:bCs/>
-                <w:sz w:val="20"/>
-                <w:szCs w:val="20"/>
-              </w:rPr>
-              <w:t xml:space="preserve">Subheading</w:t>
-            </w:r>
-          </w:p>
-          <w:p>
-            <w:r>
-              <w:rPr>
-                <w:i/>
-                <w:iCs/>
-                <w:color w:val="6B7280"/>
-                <w:sz w:val="16"/>
-                <w:szCs w:val="16"/>
-              </w:rPr>
-              <w:t xml:space="preserve">Default: "Reach out and let's get started."</w:t>
+              <w:t xml:space="preserve">Email address or CRM, if wanted in addition to the admin inbox</w:t>
             </w:r>
           </w:p>
         </w:tc>
@@ -4260,7 +7996,239 @@
         <w:spacing w:after="80" w:before="320"/>
       </w:pPr>
       <w:r>
-        <w:t xml:space="preserve">16. Social media links</w:t>
+        <w:t xml:space="preserve">20. Footer call-to-action</w:t>
+      </w:r>
+    </w:p>
+    <w:tbl>
+      <w:tblPr>
+        <w:tblW w:type="dxa" w:w="9000"/>
+        <w:tblBorders>
+          <w:top w:val="single" w:color="auto" w:sz="4"/>
+          <w:left w:val="single" w:color="auto" w:sz="4"/>
+          <w:bottom w:val="single" w:color="auto" w:sz="4"/>
+          <w:right w:val="single" w:color="auto" w:sz="4"/>
+          <w:insideH w:val="single" w:color="auto" w:sz="4"/>
+          <w:insideV w:val="single" w:color="auto" w:sz="4"/>
+        </w:tblBorders>
+      </w:tblPr>
+      <w:tblGrid>
+        <w:gridCol w:w="3000"/>
+        <w:gridCol w:w="6000"/>
+      </w:tblGrid>
+      <w:tr>
+        <w:tc>
+          <w:tcPr>
+            <w:tcW w:type="dxa" w:w="3000"/>
+            <w:tcBorders>
+              <w:top w:val="single" w:color="D1D5DB" w:sz="4"/>
+              <w:left w:val="single" w:color="D1D5DB" w:sz="4"/>
+              <w:bottom w:val="single" w:color="D1D5DB" w:sz="4"/>
+              <w:right w:val="single" w:color="D1D5DB" w:sz="4"/>
+            </w:tcBorders>
+            <w:shd w:fill="F3F4F6" w:val="clear"/>
+            <w:tcMar>
+              <w:top w:type="dxa" w:w="100"/>
+              <w:left w:type="dxa" w:w="120"/>
+              <w:bottom w:type="dxa" w:w="100"/>
+              <w:right w:type="dxa" w:w="120"/>
+            </w:tcMar>
+            <w:vAlign w:val="center"/>
+          </w:tcPr>
+          <w:p>
+            <w:r>
+              <w:rPr>
+                <w:b/>
+                <w:bCs/>
+                <w:sz w:val="20"/>
+                <w:szCs w:val="20"/>
+              </w:rPr>
+              <w:t xml:space="preserve">Heading</w:t>
+            </w:r>
+          </w:p>
+          <w:p>
+            <w:r>
+              <w:rPr>
+                <w:i/>
+                <w:iCs/>
+                <w:color w:val="6B7280"/>
+                <w:sz w:val="16"/>
+                <w:szCs w:val="16"/>
+              </w:rPr>
+              <w:t xml:space="preserve">Default: “Ready to work together?”</w:t>
+            </w:r>
+          </w:p>
+        </w:tc>
+        <w:tc>
+          <w:tcPr>
+            <w:tcW w:type="dxa" w:w="6000"/>
+            <w:tcBorders>
+              <w:top w:val="single" w:color="D1D5DB" w:sz="4"/>
+              <w:left w:val="single" w:color="D1D5DB" w:sz="4"/>
+              <w:bottom w:val="single" w:color="D1D5DB" w:sz="4"/>
+              <w:right w:val="single" w:color="D1D5DB" w:sz="4"/>
+            </w:tcBorders>
+            <w:tcMar>
+              <w:top w:type="dxa" w:w="100"/>
+              <w:left w:type="dxa" w:w="120"/>
+              <w:bottom w:type="dxa" w:w="100"/>
+              <w:right w:type="dxa" w:w="120"/>
+            </w:tcMar>
+            <w:vAlign w:val="center"/>
+          </w:tcPr>
+          <w:p>
+            <w:r>
+              <w:t xml:space="preserve"/>
+            </w:r>
+          </w:p>
+        </w:tc>
+      </w:tr>
+      <w:tr>
+        <w:tc>
+          <w:tcPr>
+            <w:tcW w:type="dxa" w:w="3000"/>
+            <w:tcBorders>
+              <w:top w:val="single" w:color="D1D5DB" w:sz="4"/>
+              <w:left w:val="single" w:color="D1D5DB" w:sz="4"/>
+              <w:bottom w:val="single" w:color="D1D5DB" w:sz="4"/>
+              <w:right w:val="single" w:color="D1D5DB" w:sz="4"/>
+            </w:tcBorders>
+            <w:shd w:fill="F3F4F6" w:val="clear"/>
+            <w:tcMar>
+              <w:top w:type="dxa" w:w="100"/>
+              <w:left w:type="dxa" w:w="120"/>
+              <w:bottom w:type="dxa" w:w="100"/>
+              <w:right w:type="dxa" w:w="120"/>
+            </w:tcMar>
+            <w:vAlign w:val="center"/>
+          </w:tcPr>
+          <w:p>
+            <w:r>
+              <w:rPr>
+                <w:b/>
+                <w:bCs/>
+                <w:sz w:val="20"/>
+                <w:szCs w:val="20"/>
+              </w:rPr>
+              <w:t xml:space="preserve">Subheading</w:t>
+            </w:r>
+          </w:p>
+          <w:p>
+            <w:r>
+              <w:rPr>
+                <w:i/>
+                <w:iCs/>
+                <w:color w:val="6B7280"/>
+                <w:sz w:val="16"/>
+                <w:szCs w:val="16"/>
+              </w:rPr>
+              <w:t xml:space="preserve">Default: “Reach out and let’s get started.”</w:t>
+            </w:r>
+          </w:p>
+        </w:tc>
+        <w:tc>
+          <w:tcPr>
+            <w:tcW w:type="dxa" w:w="6000"/>
+            <w:tcBorders>
+              <w:top w:val="single" w:color="D1D5DB" w:sz="4"/>
+              <w:left w:val="single" w:color="D1D5DB" w:sz="4"/>
+              <w:bottom w:val="single" w:color="D1D5DB" w:sz="4"/>
+              <w:right w:val="single" w:color="D1D5DB" w:sz="4"/>
+            </w:tcBorders>
+            <w:tcMar>
+              <w:top w:type="dxa" w:w="100"/>
+              <w:left w:type="dxa" w:w="120"/>
+              <w:bottom w:type="dxa" w:w="100"/>
+              <w:right w:type="dxa" w:w="120"/>
+            </w:tcMar>
+            <w:vAlign w:val="center"/>
+          </w:tcPr>
+          <w:p>
+            <w:r>
+              <w:t xml:space="preserve"/>
+            </w:r>
+          </w:p>
+        </w:tc>
+      </w:tr>
+      <w:tr>
+        <w:tc>
+          <w:tcPr>
+            <w:tcW w:type="dxa" w:w="3000"/>
+            <w:tcBorders>
+              <w:top w:val="single" w:color="D1D5DB" w:sz="4"/>
+              <w:left w:val="single" w:color="D1D5DB" w:sz="4"/>
+              <w:bottom w:val="single" w:color="D1D5DB" w:sz="4"/>
+              <w:right w:val="single" w:color="D1D5DB" w:sz="4"/>
+            </w:tcBorders>
+            <w:shd w:fill="F3F4F6" w:val="clear"/>
+            <w:tcMar>
+              <w:top w:type="dxa" w:w="100"/>
+              <w:left w:type="dxa" w:w="120"/>
+              <w:bottom w:type="dxa" w:w="100"/>
+              <w:right w:type="dxa" w:w="120"/>
+            </w:tcMar>
+            <w:vAlign w:val="center"/>
+          </w:tcPr>
+          <w:p>
+            <w:r>
+              <w:rPr>
+                <w:b/>
+                <w:bCs/>
+                <w:sz w:val="20"/>
+                <w:szCs w:val="20"/>
+              </w:rPr>
+              <w:t xml:space="preserve">Footer WhatsApp message</w:t>
+            </w:r>
+          </w:p>
+          <w:p>
+            <w:r>
+              <w:rPr>
+                <w:i/>
+                <w:iCs/>
+                <w:color w:val="6B7280"/>
+                <w:sz w:val="16"/>
+                <w:szCs w:val="16"/>
+              </w:rPr>
+              <w:t xml:space="preserve">Pre-filled message for the footer's WhatsApp button — can differ from the floating button's message in Section 2</w:t>
+            </w:r>
+          </w:p>
+        </w:tc>
+        <w:tc>
+          <w:tcPr>
+            <w:tcW w:type="dxa" w:w="6000"/>
+            <w:tcBorders>
+              <w:top w:val="single" w:color="D1D5DB" w:sz="4"/>
+              <w:left w:val="single" w:color="D1D5DB" w:sz="4"/>
+              <w:bottom w:val="single" w:color="D1D5DB" w:sz="4"/>
+              <w:right w:val="single" w:color="D1D5DB" w:sz="4"/>
+            </w:tcBorders>
+            <w:tcMar>
+              <w:top w:type="dxa" w:w="100"/>
+              <w:left w:type="dxa" w:w="120"/>
+              <w:bottom w:type="dxa" w:w="100"/>
+              <w:right w:type="dxa" w:w="120"/>
+            </w:tcMar>
+            <w:vAlign w:val="center"/>
+          </w:tcPr>
+          <w:p>
+            <w:r>
+              <w:t xml:space="preserve"/>
+            </w:r>
+          </w:p>
+        </w:tc>
+      </w:tr>
+    </w:tbl>
+    <w:p>
+      <w:pPr>
+        <w:spacing w:after="160"/>
+      </w:pPr>
+    </w:p>
+    <w:p>
+      <w:pPr>
+        <w:pStyle w:val="Heading1"/>
+        <w:spacing w:after="80" w:before="320"/>
+      </w:pPr>
+      <w:r>
+        <w:t xml:space="preserve">21. Social media links</w:t>
       </w:r>
     </w:p>
     <w:p>
@@ -4661,7 +8629,981 @@
         <w:spacing w:after="80" w:before="320"/>
       </w:pPr>
       <w:r>
-        <w:t xml:space="preserve">17. Admin login</w:t>
+        <w:t xml:space="preserve">22. Membership portal</w:t>
+      </w:r>
+    </w:p>
+    <w:p>
+      <w:pPr>
+        <w:spacing w:after="120"/>
+      </w:pPr>
+      <w:r>
+        <w:rPr>
+          <w:b/>
+          <w:bCs/>
+          <w:sz w:val="20"/>
+          <w:szCs w:val="20"/>
+        </w:rPr>
+        <w:t xml:space="preserve">Include this section on the site?  </w:t>
+      </w:r>
+      <w:r>
+        <w:rPr>
+          <w:sz w:val="20"/>
+          <w:szCs w:val="20"/>
+        </w:rPr>
+        <w:t xml:space="preserve">☐ Yes    ☐ No</w:t>
+      </w:r>
+    </w:p>
+    <w:p>
+      <w:pPr>
+        <w:spacing w:after="120"/>
+      </w:pPr>
+      <w:r>
+        <w:rPr>
+          <w:i/>
+          <w:iCs/>
+          <w:color w:val="6B7280"/>
+          <w:sz w:val="20"/>
+          <w:szCs w:val="20"/>
+        </w:rPr>
+        <w:t xml:space="preserve">Optional — only needed if the client wants members to self-verify their status on the site (e.g. clubs, associations).</w:t>
+      </w:r>
+    </w:p>
+    <w:p>
+      <w:pPr>
+        <w:spacing w:after="120"/>
+      </w:pPr>
+      <w:r>
+        <w:rPr>
+          <w:sz w:val="20"/>
+          <w:szCs w:val="20"/>
+        </w:rPr>
+        <w:t xml:space="preserve">Member records — add rows as needed, or send as a separate spreadsheet.</w:t>
+      </w:r>
+    </w:p>
+    <w:tbl>
+      <w:tblPr>
+        <w:tblW w:type="dxa" w:w="9000"/>
+        <w:tblBorders>
+          <w:top w:val="single" w:color="auto" w:sz="4"/>
+          <w:left w:val="single" w:color="auto" w:sz="4"/>
+          <w:bottom w:val="single" w:color="auto" w:sz="4"/>
+          <w:right w:val="single" w:color="auto" w:sz="4"/>
+          <w:insideH w:val="single" w:color="auto" w:sz="4"/>
+          <w:insideV w:val="single" w:color="auto" w:sz="4"/>
+        </w:tblBorders>
+      </w:tblPr>
+      <w:tblGrid>
+        <w:gridCol w:w="1400"/>
+        <w:gridCol w:w="1800"/>
+        <w:gridCol w:w="1600"/>
+        <w:gridCol w:w="2200"/>
+        <w:gridCol w:w="1200"/>
+        <w:gridCol w:w="800"/>
+      </w:tblGrid>
+      <w:tr>
+        <w:trPr>
+          <w:tblHeader/>
+        </w:trPr>
+        <w:tc>
+          <w:tcPr>
+            <w:tcW w:type="dxa" w:w="1400"/>
+            <w:tcBorders>
+              <w:top w:val="single" w:color="D1D5DB" w:sz="4"/>
+              <w:left w:val="single" w:color="D1D5DB" w:sz="4"/>
+              <w:bottom w:val="single" w:color="D1D5DB" w:sz="4"/>
+              <w:right w:val="single" w:color="D1D5DB" w:sz="4"/>
+            </w:tcBorders>
+            <w:shd w:fill="111827" w:val="clear"/>
+            <w:tcMar>
+              <w:top w:type="dxa" w:w="80"/>
+              <w:left w:type="dxa" w:w="100"/>
+              <w:bottom w:type="dxa" w:w="80"/>
+              <w:right w:type="dxa" w:w="100"/>
+            </w:tcMar>
+            <w:vAlign w:val="center"/>
+          </w:tcPr>
+          <w:p>
+            <w:r>
+              <w:rPr>
+                <w:b/>
+                <w:bCs/>
+                <w:color w:val="FFFFFF"/>
+                <w:sz w:val="18"/>
+                <w:szCs w:val="18"/>
+              </w:rPr>
+              <w:t xml:space="preserve">Member ID</w:t>
+            </w:r>
+          </w:p>
+        </w:tc>
+        <w:tc>
+          <w:tcPr>
+            <w:tcW w:type="dxa" w:w="1800"/>
+            <w:tcBorders>
+              <w:top w:val="single" w:color="D1D5DB" w:sz="4"/>
+              <w:left w:val="single" w:color="D1D5DB" w:sz="4"/>
+              <w:bottom w:val="single" w:color="D1D5DB" w:sz="4"/>
+              <w:right w:val="single" w:color="D1D5DB" w:sz="4"/>
+            </w:tcBorders>
+            <w:shd w:fill="111827" w:val="clear"/>
+            <w:tcMar>
+              <w:top w:type="dxa" w:w="80"/>
+              <w:left w:type="dxa" w:w="100"/>
+              <w:bottom w:type="dxa" w:w="80"/>
+              <w:right w:type="dxa" w:w="100"/>
+            </w:tcMar>
+            <w:vAlign w:val="center"/>
+          </w:tcPr>
+          <w:p>
+            <w:r>
+              <w:rPr>
+                <w:b/>
+                <w:bCs/>
+                <w:color w:val="FFFFFF"/>
+                <w:sz w:val="18"/>
+                <w:szCs w:val="18"/>
+              </w:rPr>
+              <w:t xml:space="preserve">Name</w:t>
+            </w:r>
+          </w:p>
+        </w:tc>
+        <w:tc>
+          <w:tcPr>
+            <w:tcW w:type="dxa" w:w="1600"/>
+            <w:tcBorders>
+              <w:top w:val="single" w:color="D1D5DB" w:sz="4"/>
+              <w:left w:val="single" w:color="D1D5DB" w:sz="4"/>
+              <w:bottom w:val="single" w:color="D1D5DB" w:sz="4"/>
+              <w:right w:val="single" w:color="D1D5DB" w:sz="4"/>
+            </w:tcBorders>
+            <w:shd w:fill="111827" w:val="clear"/>
+            <w:tcMar>
+              <w:top w:type="dxa" w:w="80"/>
+              <w:left w:type="dxa" w:w="100"/>
+              <w:bottom w:type="dxa" w:w="80"/>
+              <w:right w:type="dxa" w:w="100"/>
+            </w:tcMar>
+            <w:vAlign w:val="center"/>
+          </w:tcPr>
+          <w:p>
+            <w:r>
+              <w:rPr>
+                <w:b/>
+                <w:bCs/>
+                <w:color w:val="FFFFFF"/>
+                <w:sz w:val="18"/>
+                <w:szCs w:val="18"/>
+              </w:rPr>
+              <w:t xml:space="preserve">Mobile</w:t>
+            </w:r>
+          </w:p>
+        </w:tc>
+        <w:tc>
+          <w:tcPr>
+            <w:tcW w:type="dxa" w:w="2200"/>
+            <w:tcBorders>
+              <w:top w:val="single" w:color="D1D5DB" w:sz="4"/>
+              <w:left w:val="single" w:color="D1D5DB" w:sz="4"/>
+              <w:bottom w:val="single" w:color="D1D5DB" w:sz="4"/>
+              <w:right w:val="single" w:color="D1D5DB" w:sz="4"/>
+            </w:tcBorders>
+            <w:shd w:fill="111827" w:val="clear"/>
+            <w:tcMar>
+              <w:top w:type="dxa" w:w="80"/>
+              <w:left w:type="dxa" w:w="100"/>
+              <w:bottom w:type="dxa" w:w="80"/>
+              <w:right w:type="dxa" w:w="100"/>
+            </w:tcMar>
+            <w:vAlign w:val="center"/>
+          </w:tcPr>
+          <w:p>
+            <w:r>
+              <w:rPr>
+                <w:b/>
+                <w:bCs/>
+                <w:color w:val="FFFFFF"/>
+                <w:sz w:val="18"/>
+                <w:szCs w:val="18"/>
+              </w:rPr>
+              <w:t xml:space="preserve">Email</w:t>
+            </w:r>
+          </w:p>
+        </w:tc>
+        <w:tc>
+          <w:tcPr>
+            <w:tcW w:type="dxa" w:w="1200"/>
+            <w:tcBorders>
+              <w:top w:val="single" w:color="D1D5DB" w:sz="4"/>
+              <w:left w:val="single" w:color="D1D5DB" w:sz="4"/>
+              <w:bottom w:val="single" w:color="D1D5DB" w:sz="4"/>
+              <w:right w:val="single" w:color="D1D5DB" w:sz="4"/>
+            </w:tcBorders>
+            <w:shd w:fill="111827" w:val="clear"/>
+            <w:tcMar>
+              <w:top w:type="dxa" w:w="80"/>
+              <w:left w:type="dxa" w:w="100"/>
+              <w:bottom w:type="dxa" w:w="80"/>
+              <w:right w:type="dxa" w:w="100"/>
+            </w:tcMar>
+            <w:vAlign w:val="center"/>
+          </w:tcPr>
+          <w:p>
+            <w:r>
+              <w:rPr>
+                <w:b/>
+                <w:bCs/>
+                <w:color w:val="FFFFFF"/>
+                <w:sz w:val="18"/>
+                <w:szCs w:val="18"/>
+              </w:rPr>
+              <w:t xml:space="preserve">Status</w:t>
+            </w:r>
+          </w:p>
+        </w:tc>
+        <w:tc>
+          <w:tcPr>
+            <w:tcW w:type="dxa" w:w="800"/>
+            <w:tcBorders>
+              <w:top w:val="single" w:color="D1D5DB" w:sz="4"/>
+              <w:left w:val="single" w:color="D1D5DB" w:sz="4"/>
+              <w:bottom w:val="single" w:color="D1D5DB" w:sz="4"/>
+              <w:right w:val="single" w:color="D1D5DB" w:sz="4"/>
+            </w:tcBorders>
+            <w:shd w:fill="111827" w:val="clear"/>
+            <w:tcMar>
+              <w:top w:type="dxa" w:w="80"/>
+              <w:left w:type="dxa" w:w="100"/>
+              <w:bottom w:type="dxa" w:w="80"/>
+              <w:right w:type="dxa" w:w="100"/>
+            </w:tcMar>
+            <w:vAlign w:val="center"/>
+          </w:tcPr>
+          <w:p>
+            <w:r>
+              <w:rPr>
+                <w:b/>
+                <w:bCs/>
+                <w:color w:val="FFFFFF"/>
+                <w:sz w:val="18"/>
+                <w:szCs w:val="18"/>
+              </w:rPr>
+              <w:t xml:space="preserve">Postcode</w:t>
+            </w:r>
+          </w:p>
+        </w:tc>
+      </w:tr>
+      <w:tr>
+        <w:tc>
+          <w:tcPr>
+            <w:tcW w:type="dxa" w:w="1400"/>
+            <w:tcBorders>
+              <w:top w:val="single" w:color="D1D5DB" w:sz="4"/>
+              <w:left w:val="single" w:color="D1D5DB" w:sz="4"/>
+              <w:bottom w:val="single" w:color="D1D5DB" w:sz="4"/>
+              <w:right w:val="single" w:color="D1D5DB" w:sz="4"/>
+            </w:tcBorders>
+            <w:tcMar>
+              <w:top w:type="dxa" w:w="80"/>
+              <w:left w:type="dxa" w:w="100"/>
+              <w:bottom w:type="dxa" w:w="80"/>
+              <w:right w:type="dxa" w:w="100"/>
+            </w:tcMar>
+            <w:vAlign w:val="center"/>
+          </w:tcPr>
+          <w:p>
+            <w:r>
+              <w:t xml:space="preserve"/>
+            </w:r>
+          </w:p>
+        </w:tc>
+        <w:tc>
+          <w:tcPr>
+            <w:tcW w:type="dxa" w:w="1800"/>
+            <w:tcBorders>
+              <w:top w:val="single" w:color="D1D5DB" w:sz="4"/>
+              <w:left w:val="single" w:color="D1D5DB" w:sz="4"/>
+              <w:bottom w:val="single" w:color="D1D5DB" w:sz="4"/>
+              <w:right w:val="single" w:color="D1D5DB" w:sz="4"/>
+            </w:tcBorders>
+            <w:tcMar>
+              <w:top w:type="dxa" w:w="80"/>
+              <w:left w:type="dxa" w:w="100"/>
+              <w:bottom w:type="dxa" w:w="80"/>
+              <w:right w:type="dxa" w:w="100"/>
+            </w:tcMar>
+            <w:vAlign w:val="center"/>
+          </w:tcPr>
+          <w:p>
+            <w:r>
+              <w:t xml:space="preserve"/>
+            </w:r>
+          </w:p>
+        </w:tc>
+        <w:tc>
+          <w:tcPr>
+            <w:tcW w:type="dxa" w:w="1600"/>
+            <w:tcBorders>
+              <w:top w:val="single" w:color="D1D5DB" w:sz="4"/>
+              <w:left w:val="single" w:color="D1D5DB" w:sz="4"/>
+              <w:bottom w:val="single" w:color="D1D5DB" w:sz="4"/>
+              <w:right w:val="single" w:color="D1D5DB" w:sz="4"/>
+            </w:tcBorders>
+            <w:tcMar>
+              <w:top w:type="dxa" w:w="80"/>
+              <w:left w:type="dxa" w:w="100"/>
+              <w:bottom w:type="dxa" w:w="80"/>
+              <w:right w:type="dxa" w:w="100"/>
+            </w:tcMar>
+            <w:vAlign w:val="center"/>
+          </w:tcPr>
+          <w:p>
+            <w:r>
+              <w:t xml:space="preserve"/>
+            </w:r>
+          </w:p>
+        </w:tc>
+        <w:tc>
+          <w:tcPr>
+            <w:tcW w:type="dxa" w:w="2200"/>
+            <w:tcBorders>
+              <w:top w:val="single" w:color="D1D5DB" w:sz="4"/>
+              <w:left w:val="single" w:color="D1D5DB" w:sz="4"/>
+              <w:bottom w:val="single" w:color="D1D5DB" w:sz="4"/>
+              <w:right w:val="single" w:color="D1D5DB" w:sz="4"/>
+            </w:tcBorders>
+            <w:tcMar>
+              <w:top w:type="dxa" w:w="80"/>
+              <w:left w:type="dxa" w:w="100"/>
+              <w:bottom w:type="dxa" w:w="80"/>
+              <w:right w:type="dxa" w:w="100"/>
+            </w:tcMar>
+            <w:vAlign w:val="center"/>
+          </w:tcPr>
+          <w:p>
+            <w:r>
+              <w:t xml:space="preserve"/>
+            </w:r>
+          </w:p>
+        </w:tc>
+        <w:tc>
+          <w:tcPr>
+            <w:tcW w:type="dxa" w:w="1200"/>
+            <w:tcBorders>
+              <w:top w:val="single" w:color="D1D5DB" w:sz="4"/>
+              <w:left w:val="single" w:color="D1D5DB" w:sz="4"/>
+              <w:bottom w:val="single" w:color="D1D5DB" w:sz="4"/>
+              <w:right w:val="single" w:color="D1D5DB" w:sz="4"/>
+            </w:tcBorders>
+            <w:tcMar>
+              <w:top w:type="dxa" w:w="80"/>
+              <w:left w:type="dxa" w:w="100"/>
+              <w:bottom w:type="dxa" w:w="80"/>
+              <w:right w:type="dxa" w:w="100"/>
+            </w:tcMar>
+            <w:vAlign w:val="center"/>
+          </w:tcPr>
+          <w:p>
+            <w:r>
+              <w:t xml:space="preserve"/>
+            </w:r>
+          </w:p>
+        </w:tc>
+        <w:tc>
+          <w:tcPr>
+            <w:tcW w:type="dxa" w:w="800"/>
+            <w:tcBorders>
+              <w:top w:val="single" w:color="D1D5DB" w:sz="4"/>
+              <w:left w:val="single" w:color="D1D5DB" w:sz="4"/>
+              <w:bottom w:val="single" w:color="D1D5DB" w:sz="4"/>
+              <w:right w:val="single" w:color="D1D5DB" w:sz="4"/>
+            </w:tcBorders>
+            <w:tcMar>
+              <w:top w:type="dxa" w:w="80"/>
+              <w:left w:type="dxa" w:w="100"/>
+              <w:bottom w:type="dxa" w:w="80"/>
+              <w:right w:type="dxa" w:w="100"/>
+            </w:tcMar>
+            <w:vAlign w:val="center"/>
+          </w:tcPr>
+          <w:p>
+            <w:r>
+              <w:t xml:space="preserve"/>
+            </w:r>
+          </w:p>
+        </w:tc>
+      </w:tr>
+      <w:tr>
+        <w:tc>
+          <w:tcPr>
+            <w:tcW w:type="dxa" w:w="1400"/>
+            <w:tcBorders>
+              <w:top w:val="single" w:color="D1D5DB" w:sz="4"/>
+              <w:left w:val="single" w:color="D1D5DB" w:sz="4"/>
+              <w:bottom w:val="single" w:color="D1D5DB" w:sz="4"/>
+              <w:right w:val="single" w:color="D1D5DB" w:sz="4"/>
+            </w:tcBorders>
+            <w:tcMar>
+              <w:top w:type="dxa" w:w="80"/>
+              <w:left w:type="dxa" w:w="100"/>
+              <w:bottom w:type="dxa" w:w="80"/>
+              <w:right w:type="dxa" w:w="100"/>
+            </w:tcMar>
+            <w:vAlign w:val="center"/>
+          </w:tcPr>
+          <w:p>
+            <w:r>
+              <w:t xml:space="preserve"/>
+            </w:r>
+          </w:p>
+        </w:tc>
+        <w:tc>
+          <w:tcPr>
+            <w:tcW w:type="dxa" w:w="1800"/>
+            <w:tcBorders>
+              <w:top w:val="single" w:color="D1D5DB" w:sz="4"/>
+              <w:left w:val="single" w:color="D1D5DB" w:sz="4"/>
+              <w:bottom w:val="single" w:color="D1D5DB" w:sz="4"/>
+              <w:right w:val="single" w:color="D1D5DB" w:sz="4"/>
+            </w:tcBorders>
+            <w:tcMar>
+              <w:top w:type="dxa" w:w="80"/>
+              <w:left w:type="dxa" w:w="100"/>
+              <w:bottom w:type="dxa" w:w="80"/>
+              <w:right w:type="dxa" w:w="100"/>
+            </w:tcMar>
+            <w:vAlign w:val="center"/>
+          </w:tcPr>
+          <w:p>
+            <w:r>
+              <w:t xml:space="preserve"/>
+            </w:r>
+          </w:p>
+        </w:tc>
+        <w:tc>
+          <w:tcPr>
+            <w:tcW w:type="dxa" w:w="1600"/>
+            <w:tcBorders>
+              <w:top w:val="single" w:color="D1D5DB" w:sz="4"/>
+              <w:left w:val="single" w:color="D1D5DB" w:sz="4"/>
+              <w:bottom w:val="single" w:color="D1D5DB" w:sz="4"/>
+              <w:right w:val="single" w:color="D1D5DB" w:sz="4"/>
+            </w:tcBorders>
+            <w:tcMar>
+              <w:top w:type="dxa" w:w="80"/>
+              <w:left w:type="dxa" w:w="100"/>
+              <w:bottom w:type="dxa" w:w="80"/>
+              <w:right w:type="dxa" w:w="100"/>
+            </w:tcMar>
+            <w:vAlign w:val="center"/>
+          </w:tcPr>
+          <w:p>
+            <w:r>
+              <w:t xml:space="preserve"/>
+            </w:r>
+          </w:p>
+        </w:tc>
+        <w:tc>
+          <w:tcPr>
+            <w:tcW w:type="dxa" w:w="2200"/>
+            <w:tcBorders>
+              <w:top w:val="single" w:color="D1D5DB" w:sz="4"/>
+              <w:left w:val="single" w:color="D1D5DB" w:sz="4"/>
+              <w:bottom w:val="single" w:color="D1D5DB" w:sz="4"/>
+              <w:right w:val="single" w:color="D1D5DB" w:sz="4"/>
+            </w:tcBorders>
+            <w:tcMar>
+              <w:top w:type="dxa" w:w="80"/>
+              <w:left w:type="dxa" w:w="100"/>
+              <w:bottom w:type="dxa" w:w="80"/>
+              <w:right w:type="dxa" w:w="100"/>
+            </w:tcMar>
+            <w:vAlign w:val="center"/>
+          </w:tcPr>
+          <w:p>
+            <w:r>
+              <w:t xml:space="preserve"/>
+            </w:r>
+          </w:p>
+        </w:tc>
+        <w:tc>
+          <w:tcPr>
+            <w:tcW w:type="dxa" w:w="1200"/>
+            <w:tcBorders>
+              <w:top w:val="single" w:color="D1D5DB" w:sz="4"/>
+              <w:left w:val="single" w:color="D1D5DB" w:sz="4"/>
+              <w:bottom w:val="single" w:color="D1D5DB" w:sz="4"/>
+              <w:right w:val="single" w:color="D1D5DB" w:sz="4"/>
+            </w:tcBorders>
+            <w:tcMar>
+              <w:top w:type="dxa" w:w="80"/>
+              <w:left w:type="dxa" w:w="100"/>
+              <w:bottom w:type="dxa" w:w="80"/>
+              <w:right w:type="dxa" w:w="100"/>
+            </w:tcMar>
+            <w:vAlign w:val="center"/>
+          </w:tcPr>
+          <w:p>
+            <w:r>
+              <w:t xml:space="preserve"/>
+            </w:r>
+          </w:p>
+        </w:tc>
+        <w:tc>
+          <w:tcPr>
+            <w:tcW w:type="dxa" w:w="800"/>
+            <w:tcBorders>
+              <w:top w:val="single" w:color="D1D5DB" w:sz="4"/>
+              <w:left w:val="single" w:color="D1D5DB" w:sz="4"/>
+              <w:bottom w:val="single" w:color="D1D5DB" w:sz="4"/>
+              <w:right w:val="single" w:color="D1D5DB" w:sz="4"/>
+            </w:tcBorders>
+            <w:tcMar>
+              <w:top w:type="dxa" w:w="80"/>
+              <w:left w:type="dxa" w:w="100"/>
+              <w:bottom w:type="dxa" w:w="80"/>
+              <w:right w:type="dxa" w:w="100"/>
+            </w:tcMar>
+            <w:vAlign w:val="center"/>
+          </w:tcPr>
+          <w:p>
+            <w:r>
+              <w:t xml:space="preserve"/>
+            </w:r>
+          </w:p>
+        </w:tc>
+      </w:tr>
+      <w:tr>
+        <w:tc>
+          <w:tcPr>
+            <w:tcW w:type="dxa" w:w="1400"/>
+            <w:tcBorders>
+              <w:top w:val="single" w:color="D1D5DB" w:sz="4"/>
+              <w:left w:val="single" w:color="D1D5DB" w:sz="4"/>
+              <w:bottom w:val="single" w:color="D1D5DB" w:sz="4"/>
+              <w:right w:val="single" w:color="D1D5DB" w:sz="4"/>
+            </w:tcBorders>
+            <w:tcMar>
+              <w:top w:type="dxa" w:w="80"/>
+              <w:left w:type="dxa" w:w="100"/>
+              <w:bottom w:type="dxa" w:w="80"/>
+              <w:right w:type="dxa" w:w="100"/>
+            </w:tcMar>
+            <w:vAlign w:val="center"/>
+          </w:tcPr>
+          <w:p>
+            <w:r>
+              <w:t xml:space="preserve"/>
+            </w:r>
+          </w:p>
+        </w:tc>
+        <w:tc>
+          <w:tcPr>
+            <w:tcW w:type="dxa" w:w="1800"/>
+            <w:tcBorders>
+              <w:top w:val="single" w:color="D1D5DB" w:sz="4"/>
+              <w:left w:val="single" w:color="D1D5DB" w:sz="4"/>
+              <w:bottom w:val="single" w:color="D1D5DB" w:sz="4"/>
+              <w:right w:val="single" w:color="D1D5DB" w:sz="4"/>
+            </w:tcBorders>
+            <w:tcMar>
+              <w:top w:type="dxa" w:w="80"/>
+              <w:left w:type="dxa" w:w="100"/>
+              <w:bottom w:type="dxa" w:w="80"/>
+              <w:right w:type="dxa" w:w="100"/>
+            </w:tcMar>
+            <w:vAlign w:val="center"/>
+          </w:tcPr>
+          <w:p>
+            <w:r>
+              <w:t xml:space="preserve"/>
+            </w:r>
+          </w:p>
+        </w:tc>
+        <w:tc>
+          <w:tcPr>
+            <w:tcW w:type="dxa" w:w="1600"/>
+            <w:tcBorders>
+              <w:top w:val="single" w:color="D1D5DB" w:sz="4"/>
+              <w:left w:val="single" w:color="D1D5DB" w:sz="4"/>
+              <w:bottom w:val="single" w:color="D1D5DB" w:sz="4"/>
+              <w:right w:val="single" w:color="D1D5DB" w:sz="4"/>
+            </w:tcBorders>
+            <w:tcMar>
+              <w:top w:type="dxa" w:w="80"/>
+              <w:left w:type="dxa" w:w="100"/>
+              <w:bottom w:type="dxa" w:w="80"/>
+              <w:right w:type="dxa" w:w="100"/>
+            </w:tcMar>
+            <w:vAlign w:val="center"/>
+          </w:tcPr>
+          <w:p>
+            <w:r>
+              <w:t xml:space="preserve"/>
+            </w:r>
+          </w:p>
+        </w:tc>
+        <w:tc>
+          <w:tcPr>
+            <w:tcW w:type="dxa" w:w="2200"/>
+            <w:tcBorders>
+              <w:top w:val="single" w:color="D1D5DB" w:sz="4"/>
+              <w:left w:val="single" w:color="D1D5DB" w:sz="4"/>
+              <w:bottom w:val="single" w:color="D1D5DB" w:sz="4"/>
+              <w:right w:val="single" w:color="D1D5DB" w:sz="4"/>
+            </w:tcBorders>
+            <w:tcMar>
+              <w:top w:type="dxa" w:w="80"/>
+              <w:left w:type="dxa" w:w="100"/>
+              <w:bottom w:type="dxa" w:w="80"/>
+              <w:right w:type="dxa" w:w="100"/>
+            </w:tcMar>
+            <w:vAlign w:val="center"/>
+          </w:tcPr>
+          <w:p>
+            <w:r>
+              <w:t xml:space="preserve"/>
+            </w:r>
+          </w:p>
+        </w:tc>
+        <w:tc>
+          <w:tcPr>
+            <w:tcW w:type="dxa" w:w="1200"/>
+            <w:tcBorders>
+              <w:top w:val="single" w:color="D1D5DB" w:sz="4"/>
+              <w:left w:val="single" w:color="D1D5DB" w:sz="4"/>
+              <w:bottom w:val="single" w:color="D1D5DB" w:sz="4"/>
+              <w:right w:val="single" w:color="D1D5DB" w:sz="4"/>
+            </w:tcBorders>
+            <w:tcMar>
+              <w:top w:type="dxa" w:w="80"/>
+              <w:left w:type="dxa" w:w="100"/>
+              <w:bottom w:type="dxa" w:w="80"/>
+              <w:right w:type="dxa" w:w="100"/>
+            </w:tcMar>
+            <w:vAlign w:val="center"/>
+          </w:tcPr>
+          <w:p>
+            <w:r>
+              <w:t xml:space="preserve"/>
+            </w:r>
+          </w:p>
+        </w:tc>
+        <w:tc>
+          <w:tcPr>
+            <w:tcW w:type="dxa" w:w="800"/>
+            <w:tcBorders>
+              <w:top w:val="single" w:color="D1D5DB" w:sz="4"/>
+              <w:left w:val="single" w:color="D1D5DB" w:sz="4"/>
+              <w:bottom w:val="single" w:color="D1D5DB" w:sz="4"/>
+              <w:right w:val="single" w:color="D1D5DB" w:sz="4"/>
+            </w:tcBorders>
+            <w:tcMar>
+              <w:top w:type="dxa" w:w="80"/>
+              <w:left w:type="dxa" w:w="100"/>
+              <w:bottom w:type="dxa" w:w="80"/>
+              <w:right w:type="dxa" w:w="100"/>
+            </w:tcMar>
+            <w:vAlign w:val="center"/>
+          </w:tcPr>
+          <w:p>
+            <w:r>
+              <w:t xml:space="preserve"/>
+            </w:r>
+          </w:p>
+        </w:tc>
+      </w:tr>
+      <w:tr>
+        <w:tc>
+          <w:tcPr>
+            <w:tcW w:type="dxa" w:w="1400"/>
+            <w:tcBorders>
+              <w:top w:val="single" w:color="D1D5DB" w:sz="4"/>
+              <w:left w:val="single" w:color="D1D5DB" w:sz="4"/>
+              <w:bottom w:val="single" w:color="D1D5DB" w:sz="4"/>
+              <w:right w:val="single" w:color="D1D5DB" w:sz="4"/>
+            </w:tcBorders>
+            <w:tcMar>
+              <w:top w:type="dxa" w:w="80"/>
+              <w:left w:type="dxa" w:w="100"/>
+              <w:bottom w:type="dxa" w:w="80"/>
+              <w:right w:type="dxa" w:w="100"/>
+            </w:tcMar>
+            <w:vAlign w:val="center"/>
+          </w:tcPr>
+          <w:p>
+            <w:r>
+              <w:t xml:space="preserve"/>
+            </w:r>
+          </w:p>
+        </w:tc>
+        <w:tc>
+          <w:tcPr>
+            <w:tcW w:type="dxa" w:w="1800"/>
+            <w:tcBorders>
+              <w:top w:val="single" w:color="D1D5DB" w:sz="4"/>
+              <w:left w:val="single" w:color="D1D5DB" w:sz="4"/>
+              <w:bottom w:val="single" w:color="D1D5DB" w:sz="4"/>
+              <w:right w:val="single" w:color="D1D5DB" w:sz="4"/>
+            </w:tcBorders>
+            <w:tcMar>
+              <w:top w:type="dxa" w:w="80"/>
+              <w:left w:type="dxa" w:w="100"/>
+              <w:bottom w:type="dxa" w:w="80"/>
+              <w:right w:type="dxa" w:w="100"/>
+            </w:tcMar>
+            <w:vAlign w:val="center"/>
+          </w:tcPr>
+          <w:p>
+            <w:r>
+              <w:t xml:space="preserve"/>
+            </w:r>
+          </w:p>
+        </w:tc>
+        <w:tc>
+          <w:tcPr>
+            <w:tcW w:type="dxa" w:w="1600"/>
+            <w:tcBorders>
+              <w:top w:val="single" w:color="D1D5DB" w:sz="4"/>
+              <w:left w:val="single" w:color="D1D5DB" w:sz="4"/>
+              <w:bottom w:val="single" w:color="D1D5DB" w:sz="4"/>
+              <w:right w:val="single" w:color="D1D5DB" w:sz="4"/>
+            </w:tcBorders>
+            <w:tcMar>
+              <w:top w:type="dxa" w:w="80"/>
+              <w:left w:type="dxa" w:w="100"/>
+              <w:bottom w:type="dxa" w:w="80"/>
+              <w:right w:type="dxa" w:w="100"/>
+            </w:tcMar>
+            <w:vAlign w:val="center"/>
+          </w:tcPr>
+          <w:p>
+            <w:r>
+              <w:t xml:space="preserve"/>
+            </w:r>
+          </w:p>
+        </w:tc>
+        <w:tc>
+          <w:tcPr>
+            <w:tcW w:type="dxa" w:w="2200"/>
+            <w:tcBorders>
+              <w:top w:val="single" w:color="D1D5DB" w:sz="4"/>
+              <w:left w:val="single" w:color="D1D5DB" w:sz="4"/>
+              <w:bottom w:val="single" w:color="D1D5DB" w:sz="4"/>
+              <w:right w:val="single" w:color="D1D5DB" w:sz="4"/>
+            </w:tcBorders>
+            <w:tcMar>
+              <w:top w:type="dxa" w:w="80"/>
+              <w:left w:type="dxa" w:w="100"/>
+              <w:bottom w:type="dxa" w:w="80"/>
+              <w:right w:type="dxa" w:w="100"/>
+            </w:tcMar>
+            <w:vAlign w:val="center"/>
+          </w:tcPr>
+          <w:p>
+            <w:r>
+              <w:t xml:space="preserve"/>
+            </w:r>
+          </w:p>
+        </w:tc>
+        <w:tc>
+          <w:tcPr>
+            <w:tcW w:type="dxa" w:w="1200"/>
+            <w:tcBorders>
+              <w:top w:val="single" w:color="D1D5DB" w:sz="4"/>
+              <w:left w:val="single" w:color="D1D5DB" w:sz="4"/>
+              <w:bottom w:val="single" w:color="D1D5DB" w:sz="4"/>
+              <w:right w:val="single" w:color="D1D5DB" w:sz="4"/>
+            </w:tcBorders>
+            <w:tcMar>
+              <w:top w:type="dxa" w:w="80"/>
+              <w:left w:type="dxa" w:w="100"/>
+              <w:bottom w:type="dxa" w:w="80"/>
+              <w:right w:type="dxa" w:w="100"/>
+            </w:tcMar>
+            <w:vAlign w:val="center"/>
+          </w:tcPr>
+          <w:p>
+            <w:r>
+              <w:t xml:space="preserve"/>
+            </w:r>
+          </w:p>
+        </w:tc>
+        <w:tc>
+          <w:tcPr>
+            <w:tcW w:type="dxa" w:w="800"/>
+            <w:tcBorders>
+              <w:top w:val="single" w:color="D1D5DB" w:sz="4"/>
+              <w:left w:val="single" w:color="D1D5DB" w:sz="4"/>
+              <w:bottom w:val="single" w:color="D1D5DB" w:sz="4"/>
+              <w:right w:val="single" w:color="D1D5DB" w:sz="4"/>
+            </w:tcBorders>
+            <w:tcMar>
+              <w:top w:type="dxa" w:w="80"/>
+              <w:left w:type="dxa" w:w="100"/>
+              <w:bottom w:type="dxa" w:w="80"/>
+              <w:right w:type="dxa" w:w="100"/>
+            </w:tcMar>
+            <w:vAlign w:val="center"/>
+          </w:tcPr>
+          <w:p>
+            <w:r>
+              <w:t xml:space="preserve"/>
+            </w:r>
+          </w:p>
+        </w:tc>
+      </w:tr>
+      <w:tr>
+        <w:tc>
+          <w:tcPr>
+            <w:tcW w:type="dxa" w:w="1400"/>
+            <w:tcBorders>
+              <w:top w:val="single" w:color="D1D5DB" w:sz="4"/>
+              <w:left w:val="single" w:color="D1D5DB" w:sz="4"/>
+              <w:bottom w:val="single" w:color="D1D5DB" w:sz="4"/>
+              <w:right w:val="single" w:color="D1D5DB" w:sz="4"/>
+            </w:tcBorders>
+            <w:tcMar>
+              <w:top w:type="dxa" w:w="80"/>
+              <w:left w:type="dxa" w:w="100"/>
+              <w:bottom w:type="dxa" w:w="80"/>
+              <w:right w:type="dxa" w:w="100"/>
+            </w:tcMar>
+            <w:vAlign w:val="center"/>
+          </w:tcPr>
+          <w:p>
+            <w:r>
+              <w:t xml:space="preserve"/>
+            </w:r>
+          </w:p>
+        </w:tc>
+        <w:tc>
+          <w:tcPr>
+            <w:tcW w:type="dxa" w:w="1800"/>
+            <w:tcBorders>
+              <w:top w:val="single" w:color="D1D5DB" w:sz="4"/>
+              <w:left w:val="single" w:color="D1D5DB" w:sz="4"/>
+              <w:bottom w:val="single" w:color="D1D5DB" w:sz="4"/>
+              <w:right w:val="single" w:color="D1D5DB" w:sz="4"/>
+            </w:tcBorders>
+            <w:tcMar>
+              <w:top w:type="dxa" w:w="80"/>
+              <w:left w:type="dxa" w:w="100"/>
+              <w:bottom w:type="dxa" w:w="80"/>
+              <w:right w:type="dxa" w:w="100"/>
+            </w:tcMar>
+            <w:vAlign w:val="center"/>
+          </w:tcPr>
+          <w:p>
+            <w:r>
+              <w:t xml:space="preserve"/>
+            </w:r>
+          </w:p>
+        </w:tc>
+        <w:tc>
+          <w:tcPr>
+            <w:tcW w:type="dxa" w:w="1600"/>
+            <w:tcBorders>
+              <w:top w:val="single" w:color="D1D5DB" w:sz="4"/>
+              <w:left w:val="single" w:color="D1D5DB" w:sz="4"/>
+              <w:bottom w:val="single" w:color="D1D5DB" w:sz="4"/>
+              <w:right w:val="single" w:color="D1D5DB" w:sz="4"/>
+            </w:tcBorders>
+            <w:tcMar>
+              <w:top w:type="dxa" w:w="80"/>
+              <w:left w:type="dxa" w:w="100"/>
+              <w:bottom w:type="dxa" w:w="80"/>
+              <w:right w:type="dxa" w:w="100"/>
+            </w:tcMar>
+            <w:vAlign w:val="center"/>
+          </w:tcPr>
+          <w:p>
+            <w:r>
+              <w:t xml:space="preserve"/>
+            </w:r>
+          </w:p>
+        </w:tc>
+        <w:tc>
+          <w:tcPr>
+            <w:tcW w:type="dxa" w:w="2200"/>
+            <w:tcBorders>
+              <w:top w:val="single" w:color="D1D5DB" w:sz="4"/>
+              <w:left w:val="single" w:color="D1D5DB" w:sz="4"/>
+              <w:bottom w:val="single" w:color="D1D5DB" w:sz="4"/>
+              <w:right w:val="single" w:color="D1D5DB" w:sz="4"/>
+            </w:tcBorders>
+            <w:tcMar>
+              <w:top w:type="dxa" w:w="80"/>
+              <w:left w:type="dxa" w:w="100"/>
+              <w:bottom w:type="dxa" w:w="80"/>
+              <w:right w:type="dxa" w:w="100"/>
+            </w:tcMar>
+            <w:vAlign w:val="center"/>
+          </w:tcPr>
+          <w:p>
+            <w:r>
+              <w:t xml:space="preserve"/>
+            </w:r>
+          </w:p>
+        </w:tc>
+        <w:tc>
+          <w:tcPr>
+            <w:tcW w:type="dxa" w:w="1200"/>
+            <w:tcBorders>
+              <w:top w:val="single" w:color="D1D5DB" w:sz="4"/>
+              <w:left w:val="single" w:color="D1D5DB" w:sz="4"/>
+              <w:bottom w:val="single" w:color="D1D5DB" w:sz="4"/>
+              <w:right w:val="single" w:color="D1D5DB" w:sz="4"/>
+            </w:tcBorders>
+            <w:tcMar>
+              <w:top w:type="dxa" w:w="80"/>
+              <w:left w:type="dxa" w:w="100"/>
+              <w:bottom w:type="dxa" w:w="80"/>
+              <w:right w:type="dxa" w:w="100"/>
+            </w:tcMar>
+            <w:vAlign w:val="center"/>
+          </w:tcPr>
+          <w:p>
+            <w:r>
+              <w:t xml:space="preserve"/>
+            </w:r>
+          </w:p>
+        </w:tc>
+        <w:tc>
+          <w:tcPr>
+            <w:tcW w:type="dxa" w:w="800"/>
+            <w:tcBorders>
+              <w:top w:val="single" w:color="D1D5DB" w:sz="4"/>
+              <w:left w:val="single" w:color="D1D5DB" w:sz="4"/>
+              <w:bottom w:val="single" w:color="D1D5DB" w:sz="4"/>
+              <w:right w:val="single" w:color="D1D5DB" w:sz="4"/>
+            </w:tcBorders>
+            <w:tcMar>
+              <w:top w:type="dxa" w:w="80"/>
+              <w:left w:type="dxa" w:w="100"/>
+              <w:bottom w:type="dxa" w:w="80"/>
+              <w:right w:type="dxa" w:w="100"/>
+            </w:tcMar>
+            <w:vAlign w:val="center"/>
+          </w:tcPr>
+          <w:p>
+            <w:r>
+              <w:t xml:space="preserve"/>
+            </w:r>
+          </w:p>
+        </w:tc>
+      </w:tr>
+    </w:tbl>
+    <w:p>
+      <w:pPr>
+        <w:spacing w:after="160"/>
+      </w:pPr>
+    </w:p>
+    <w:p>
+      <w:pPr>
+        <w:pStyle w:val="Heading1"/>
+        <w:spacing w:after="80" w:before="320"/>
+      </w:pPr>
+      <w:r>
+        <w:t xml:space="preserve">23. Admin login</w:t>
       </w:r>
     </w:p>
     <w:p>
@@ -4789,7 +9731,7 @@
                 <w:sz w:val="16"/>
                 <w:szCs w:val="16"/>
               </w:rPr>
-              <w:t xml:space="preserve">Or write "generate for me" and share it back securely</w:t>
+              <w:t xml:space="preserve">Or write “generate for me” and share it back securely. Admins can change their own password later from /admin/account.</w:t>
             </w:r>
           </w:p>
         </w:tc>
@@ -4829,7 +9771,7 @@
         <w:spacing w:after="80" w:before="320"/>
       </w:pPr>
       <w:r>
-        <w:t xml:space="preserve">18. Hosting &amp; domain</w:t>
+        <w:t xml:space="preserve">24. Hosting &amp; domain</w:t>
       </w:r>
     </w:p>
     <w:tbl>
@@ -5037,7 +9979,7 @@
         <w:spacing w:after="80" w:before="320"/>
       </w:pPr>
       <w:r>
-        <w:t xml:space="preserve">19. Additional notes</w:t>
+        <w:t xml:space="preserve">25. Additional notes</w:t>
       </w:r>
     </w:p>
     <w:tbl>
